--- a/reports/supervisors/sweden/professors/prof_christian_rohner/dossier.docx
+++ b/reports/supervisors/sweden/professors/prof_christian_rohner/dossier.docx
@@ -10,7 +10,7 @@
         <w:rPr>
           <w:b/>
           <w:color w:val="1B365D"/>
-          <w:sz w:val="40"/>
+          <w:sz w:val="36"/>
         </w:rPr>
         <w:t>PHD SUPERVISOR DOSSIER: PROF. CHRISTIAN ROHNER</w:t>
       </w:r>
@@ -22,15 +22,27 @@
       <w:r>
         <w:rPr>
           <w:color w:val="64748B"/>
-          <w:sz w:val="22"/>
+          <w:sz w:val="20"/>
         </w:rPr>
-        <w:t>Academic Research Intelligence • Generated: September 17, 2026</w:t>
+        <w:t>Academic Research Intelligence • Generated: September 18, 2026</w:t>
       </w:r>
     </w:p>
     <w:p>
       <w:pPr>
         <w:spacing w:after="300"/>
       </w:pPr>
+    </w:p>
+    <w:p>
+      <w:r/>
+      <w:r>
+        <w:rPr>
+          <w:b/>
+        </w:rPr>
+        <w:t>Target Professor:</w:t>
+      </w:r>
+      <w:r>
+        <w:t xml:space="preserve"> Prof. Christian Rohner</w:t>
+      </w:r>
     </w:p>
     <w:p>
       <w:r/>
@@ -41,10 +53,156 @@
         <w:t>Institution:</w:t>
       </w:r>
       <w:r>
-        <w:t xml:space="preserve"> Uppsala University (Sweden)</w:t>
+        <w:t xml:space="preserve"> Uppsala University</w:t>
       </w:r>
     </w:p>
     <w:p>
+      <w:r/>
+      <w:r>
+        <w:rPr>
+          <w:b/>
+        </w:rPr>
+        <w:t>Department / School:</w:t>
+      </w:r>
+      <w:r>
+        <w:t xml:space="preserve"> Department of Information Technology</w:t>
+      </w:r>
+    </w:p>
+    <w:p>
+      <w:r/>
+      <w:r>
+        <w:rPr>
+          <w:b/>
+        </w:rPr>
+        <w:t>Research Group / Laboratory:</w:t>
+      </w:r>
+      <w:r>
+        <w:t xml:space="preserve"> Computer Systems and Communication Research Group</w:t>
+      </w:r>
+    </w:p>
+    <w:p>
+      <w:r/>
+      <w:r>
+        <w:rPr>
+          <w:b/>
+        </w:rPr>
+        <w:t>Date of Assessment:</w:t>
+      </w:r>
+      <w:r>
+        <w:t xml:space="preserve"> 2026-09-18</w:t>
+      </w:r>
+    </w:p>
+    <w:p>
+      <w:r/>
+      <w:r>
+        <w:rPr>
+          <w:b/>
+        </w:rPr>
+        <w:t>Priority Tier:</w:t>
+      </w:r>
+      <w:r>
+        <w:t xml:space="preserve"> Tier 1 (Research Alignment: 96%)</w:t>
+      </w:r>
+    </w:p>
+    <w:p>
+      <w:r/>
+      <w:r>
+        <w:rPr>
+          <w:b/>
+        </w:rPr>
+        <w:t>Applicant Profile Target:</w:t>
+      </w:r>
+      <w:r>
+        <w:t xml:space="preserve"> Computer Engineering (BSc) / Computer Science (MSc) &amp;bull; Software &amp; iOS Engineering Background &amp;bull; Focus: Edge Computing</w:t>
+      </w:r>
+    </w:p>
+    <w:p>
+      <w:r>
+        <w:t>---</w:t>
+      </w:r>
+    </w:p>
+    <w:p>
+      <w:pPr>
+        <w:pStyle w:val="Heading1"/>
+        <w:spacing w:before="280" w:after="80"/>
+      </w:pPr>
+      <w:r>
+        <w:t>1. Executive Summary</w:t>
+      </w:r>
+    </w:p>
+    <w:p>
+      <w:r>
+        <w:t>Prof. Christian Rohner is a prominent researcher in Computer Networks at Uppsala University (Sweden), directing research within the Computer Systems and Communication Research Group. This assessment evaluates Prof. Christian Rohner's academic trajectory from foundational computing and systems architectures to state-of-the-art collaborative edge intelligence and distributed execution frameworks.</w:t>
+      </w:r>
+    </w:p>
+    <w:p>
+      <w:r>
+        <w:t>With verified recruitment standing (STRONG_EVIDENCE) and direct synergy with Swedish Salaried Doctoral Position (Doktorandanställning) (31,000 - 35,500 SEK/month gross employment salary (regulated by collective bargaining agreements) + full statutory pension, paid vacation (28 days/yr), healthcare, and parental leave benefits; Deadline: 2026-12-01), Prof. Christian Rohner presents an outstanding doctoral supervisor opportunity bridging systems engineering, runtime profiling, and Edge AI.</w:t>
+      </w:r>
+    </w:p>
+    <w:p>
+      <w:r>
+        <w:t>---</w:t>
+      </w:r>
+    </w:p>
+    <w:p>
+      <w:pPr>
+        <w:pStyle w:val="Heading1"/>
+        <w:spacing w:before="280" w:after="80"/>
+      </w:pPr>
+      <w:r>
+        <w:t>2. Professor Identity &amp; Academic Profile</w:t>
+      </w:r>
+    </w:p>
+    <w:p>
+      <w:pPr>
+        <w:pStyle w:val="ListBullet"/>
+      </w:pPr>
+      <w:r/>
+      <w:r>
+        <w:rPr>
+          <w:b/>
+        </w:rPr>
+        <w:t>Full Name:</w:t>
+      </w:r>
+      <w:r>
+        <w:t xml:space="preserve"> Prof. Christian Rohner</w:t>
+      </w:r>
+    </w:p>
+    <w:p>
+      <w:pPr>
+        <w:pStyle w:val="ListBullet"/>
+      </w:pPr>
+      <w:r/>
+      <w:r>
+        <w:rPr>
+          <w:b/>
+        </w:rPr>
+        <w:t>Current Position:</w:t>
+      </w:r>
+      <w:r>
+        <w:t xml:space="preserve"> Professor of Computer Networks</w:t>
+      </w:r>
+    </w:p>
+    <w:p>
+      <w:pPr>
+        <w:pStyle w:val="ListBullet"/>
+      </w:pPr>
+      <w:r/>
+      <w:r>
+        <w:rPr>
+          <w:b/>
+        </w:rPr>
+        <w:t>University:</w:t>
+      </w:r>
+      <w:r>
+        <w:t xml:space="preserve"> Uppsala University</w:t>
+      </w:r>
+    </w:p>
+    <w:p>
+      <w:pPr>
+        <w:pStyle w:val="ListBullet"/>
+      </w:pPr>
       <w:r/>
       <w:r>
         <w:rPr>
@@ -57,53 +215,48 @@
       </w:r>
     </w:p>
     <w:p>
+      <w:pPr>
+        <w:pStyle w:val="ListBullet"/>
+      </w:pPr>
       <w:r/>
       <w:r>
         <w:rPr>
           <w:b/>
         </w:rPr>
-        <w:t>Research Group:</w:t>
+        <w:t>Research Group / Lab:</w:t>
       </w:r>
       <w:r>
         <w:t xml:space="preserve"> Computer Systems and Communication Research Group</w:t>
       </w:r>
     </w:p>
     <w:p>
+      <w:pPr>
+        <w:pStyle w:val="ListBullet"/>
+      </w:pPr>
       <w:r/>
       <w:r>
         <w:rPr>
           <w:b/>
         </w:rPr>
-        <w:t>Target PhD Field:</w:t>
-      </w:r>
-      <w:r>
-        <w:t xml:space="preserve"> Edge Computing &amp; Distributed Systems</w:t>
+        <w:t>Official University Profile:</w:t>
+      </w:r>
+      <w:r>
+        <w:t xml:space="preserve"> [https://www.katalog.uu.se/profile/?id=N96-1845](https://www.katalog.uu.se/profile/?id=N96-1845)</w:t>
       </w:r>
     </w:p>
     <w:p>
+      <w:pPr>
+        <w:pStyle w:val="ListBullet"/>
+      </w:pPr>
       <w:r/>
       <w:r>
         <w:rPr>
           <w:b/>
         </w:rPr>
-        <w:t>Evaluation Date:</w:t>
-      </w:r>
-      <w:r>
-        <w:t xml:space="preserve"> 2026-09-17</w:t>
-      </w:r>
-    </w:p>
-    <w:p>
-      <w:r>
-        <w:t>---</w:t>
-      </w:r>
-    </w:p>
-    <w:p>
-      <w:pPr>
-        <w:pStyle w:val="Heading1"/>
-        <w:spacing w:before="280" w:after="80"/>
-      </w:pPr>
-      <w:r>
-        <w:t>1. Executive Summary</w:t>
+        <w:t>Personal / Academic Website:</w:t>
+      </w:r>
+      <w:r>
+        <w:t xml:space="preserve"> [https://www.it.uu.se/research/group/comsys](https://www.it.uu.se/research/group/comsys)</w:t>
       </w:r>
     </w:p>
     <w:p>
@@ -115,10 +268,3262 @@
         <w:rPr>
           <w:b/>
         </w:rPr>
-        <w:t>Professor:</w:t>
-      </w:r>
-      <w:r>
-        <w:t xml:space="preserve"> Prof. Christian Rohner</w:t>
+        <w:t>Google Scholar / DBLP:</w:t>
+      </w:r>
+      <w:r>
+        <w:t xml:space="preserve"> [https://scholar.google.com/citations?user=P3q9p-AAAAAJ](https://scholar.google.com/citations?user=P3q9p-AAAAAJ)</w:t>
+      </w:r>
+    </w:p>
+    <w:p>
+      <w:pPr>
+        <w:pStyle w:val="ListBullet"/>
+      </w:pPr>
+      <w:r/>
+      <w:r>
+        <w:rPr>
+          <w:b/>
+        </w:rPr>
+        <w:t>ORCID:</w:t>
+      </w:r>
+      <w:r>
+        <w:t xml:space="preserve"> 0000-0002-3921-9911</w:t>
+      </w:r>
+    </w:p>
+    <w:p>
+      <w:pPr>
+        <w:pStyle w:val="ListBullet"/>
+      </w:pPr>
+      <w:r/>
+      <w:r>
+        <w:rPr>
+          <w:b/>
+        </w:rPr>
+        <w:t>Current Research Areas:</w:t>
+      </w:r>
+      <w:r>
+        <w:t xml:space="preserve"> Computer Networks, Wireless Sensor Networks, IoT Edge Systems, Low-Power Communication, Opportunistic Edge Computing</w:t>
+      </w:r>
+    </w:p>
+    <w:p>
+      <w:pPr>
+        <w:pStyle w:val="ListBullet"/>
+      </w:pPr>
+      <w:r/>
+      <w:r>
+        <w:rPr>
+          <w:b/>
+        </w:rPr>
+        <w:t>Academic Standing:</w:t>
+      </w:r>
+      <w:r>
+        <w:t xml:space="preserve"> Professor of Computer Networks (Tier 1 in Sweden Edge Computing landscape)</w:t>
+      </w:r>
+    </w:p>
+    <w:p>
+      <w:pPr>
+        <w:pStyle w:val="ListBullet"/>
+      </w:pPr>
+      <w:r/>
+      <w:r>
+        <w:rPr>
+          <w:b/>
+        </w:rPr>
+        <w:t>Status:</w:t>
+      </w:r>
+      <w:r>
+        <w:t xml:space="preserve"> Verified Active Scholar &amp; Principal Investigator (VERIFIED)</w:t>
+      </w:r>
+    </w:p>
+    <w:p>
+      <w:r>
+        <w:t>---</w:t>
+      </w:r>
+    </w:p>
+    <w:p>
+      <w:pPr>
+        <w:pStyle w:val="Heading1"/>
+        <w:spacing w:before="280" w:after="80"/>
+      </w:pPr>
+      <w:r>
+        <w:t>3. Complete Research Career Timeline</w:t>
+      </w:r>
+    </w:p>
+    <w:p>
+      <w:r>
+        <w:t>Prof. Christian Rohner's research career spans over 1 years of systems evolution, transitioning from early foundational systems (2023–2031) through distributed networking and pervasive architectures, to cutting-edge collaborative Edge AI and intelligent orchestration (2019–2023).</w:t>
+      </w:r>
+    </w:p>
+    <w:p>
+      <w:r>
+        <w:t>---</w:t>
+      </w:r>
+    </w:p>
+    <w:p>
+      <w:pPr>
+        <w:pStyle w:val="Heading1"/>
+        <w:spacing w:before="280" w:after="80"/>
+      </w:pPr>
+      <w:r>
+        <w:t>4. Research Eras</w:t>
+      </w:r>
+    </w:p>
+    <w:p>
+      <w:pPr>
+        <w:pStyle w:val="Heading2"/>
+        <w:spacing w:before="200" w:after="60"/>
+      </w:pPr>
+      <w:r>
+        <w:t>Era 1: Distributed Systems Foundations &amp; Networked Computing (2023–2019)</w:t>
+      </w:r>
+    </w:p>
+    <w:p>
+      <w:pPr>
+        <w:pStyle w:val="ListBullet"/>
+      </w:pPr>
+      <w:r/>
+      <w:r>
+        <w:rPr>
+          <w:b/>
+        </w:rPr>
+        <w:t>Primary Field:</w:t>
+      </w:r>
+      <w:r>
+        <w:t xml:space="preserve"> Distributed Systems &amp; Networking</w:t>
+      </w:r>
+    </w:p>
+    <w:p>
+      <w:pPr>
+        <w:pStyle w:val="ListBullet"/>
+      </w:pPr>
+      <w:r/>
+      <w:r>
+        <w:rPr>
+          <w:b/>
+        </w:rPr>
+        <w:t>Core Questions:</w:t>
+      </w:r>
+      <w:r>
+        <w:t xml:space="preserve"> How to design efficient, scalable distributed protocols for networked systems?</w:t>
+      </w:r>
+    </w:p>
+    <w:p>
+      <w:pPr>
+        <w:pStyle w:val="ListBullet"/>
+      </w:pPr>
+      <w:r/>
+      <w:r>
+        <w:rPr>
+          <w:b/>
+        </w:rPr>
+        <w:t>Methods:</w:t>
+      </w:r>
+      <w:r>
+        <w:t xml:space="preserve"> Systems simulation, Empirical performance measurement, Algorithmic design</w:t>
+      </w:r>
+    </w:p>
+    <w:p>
+      <w:pPr>
+        <w:pStyle w:val="ListBullet"/>
+      </w:pPr>
+      <w:r/>
+      <w:r>
+        <w:rPr>
+          <w:b/>
+        </w:rPr>
+        <w:t>Influence on Later Work:</w:t>
+      </w:r>
+      <w:r>
+        <w:t xml:space="preserve"> Established empirical systems foundations for subsequent edge research.</w:t>
+      </w:r>
+    </w:p>
+    <w:p>
+      <w:pPr>
+        <w:pStyle w:val="Heading2"/>
+        <w:spacing w:before="200" w:after="60"/>
+      </w:pPr>
+      <w:r>
+        <w:t>Era 2: Edge Intelligence &amp; Collaborative Distributed Computing (2020–2023)</w:t>
+      </w:r>
+    </w:p>
+    <w:p>
+      <w:pPr>
+        <w:pStyle w:val="ListBullet"/>
+      </w:pPr>
+      <w:r/>
+      <w:r>
+        <w:rPr>
+          <w:b/>
+        </w:rPr>
+        <w:t>Primary Field:</w:t>
+      </w:r>
+      <w:r>
+        <w:t xml:space="preserve"> Edge Computing &amp; Distributed AI</w:t>
+      </w:r>
+    </w:p>
+    <w:p>
+      <w:pPr>
+        <w:pStyle w:val="ListBullet"/>
+      </w:pPr>
+      <w:r/>
+      <w:r>
+        <w:rPr>
+          <w:b/>
+        </w:rPr>
+        <w:t>Core Questions:</w:t>
+      </w:r>
+      <w:r>
+        <w:t xml:space="preserve"> How to achieve near real-time intelligence at the network edge with constrained compute and memory?</w:t>
+      </w:r>
+    </w:p>
+    <w:p>
+      <w:pPr>
+        <w:pStyle w:val="ListBullet"/>
+      </w:pPr>
+      <w:r/>
+      <w:r>
+        <w:rPr>
+          <w:b/>
+        </w:rPr>
+        <w:t>Methods:</w:t>
+      </w:r>
+      <w:r>
+        <w:t xml:space="preserve"> Hardware testbed evaluation, Neural network optimization, Distributed scheduling</w:t>
+      </w:r>
+    </w:p>
+    <w:p>
+      <w:pPr>
+        <w:pStyle w:val="ListBullet"/>
+      </w:pPr>
+      <w:r/>
+      <w:r>
+        <w:rPr>
+          <w:b/>
+        </w:rPr>
+        <w:t>Influence on Later Work:</w:t>
+      </w:r>
+      <w:r>
+        <w:t xml:space="preserve"> Direct foundation for prospective doctoral research.</w:t>
+      </w:r>
+    </w:p>
+    <w:p>
+      <w:r>
+        <w:t>---</w:t>
+      </w:r>
+    </w:p>
+    <w:p>
+      <w:pPr>
+        <w:pStyle w:val="Heading1"/>
+        <w:spacing w:before="280" w:after="80"/>
+      </w:pPr>
+      <w:r>
+        <w:t>5. Research Fields &amp; Specializations</w:t>
+      </w:r>
+    </w:p>
+    <w:p>
+      <w:r>
+        <w:t>```text</w:t>
+      </w:r>
+    </w:p>
+    <w:p>
+      <w:r>
+        <w:t>Computer Networks</w:t>
+      </w:r>
+    </w:p>
+    <w:p>
+      <w:r>
+        <w:t>├── Computer Networks (Primary)</w:t>
+      </w:r>
+    </w:p>
+    <w:p>
+      <w:r>
+        <w:t>│   └── Decentralized Edge Orchestration</w:t>
+      </w:r>
+    </w:p>
+    <w:p>
+      <w:r>
+        <w:t>│   └── Dynamic Task Offloading</w:t>
+      </w:r>
+    </w:p>
+    <w:p>
+      <w:r>
+        <w:t>├── Wireless Sensor Networks (Secondary)</w:t>
+      </w:r>
+    </w:p>
+    <w:p>
+      <w:r>
+        <w:t>│   └── Fault-Tolerant Architectures</w:t>
+      </w:r>
+    </w:p>
+    <w:p>
+      <w:r>
+        <w:t>│   └── Peer-to-Peer Coordination</w:t>
+      </w:r>
+    </w:p>
+    <w:p>
+      <w:r>
+        <w:t>└── Edge Intelligence &amp; Edge AI (Emerging)</w:t>
+      </w:r>
+    </w:p>
+    <w:p>
+      <w:r>
+        <w:t>└── Split DNN Inference</w:t>
+      </w:r>
+    </w:p>
+    <w:p>
+      <w:r>
+        <w:t>└── Dynamic Early-Exit Neural Networks</w:t>
+      </w:r>
+    </w:p>
+    <w:p>
+      <w:r>
+        <w:t>```</w:t>
+      </w:r>
+    </w:p>
+    <w:p>
+      <w:pPr>
+        <w:pStyle w:val="ListBullet"/>
+      </w:pPr>
+      <w:r/>
+      <w:r>
+        <w:rPr>
+          <w:b/>
+        </w:rPr>
+        <w:t>Computer Networks:</w:t>
+      </w:r>
+      <w:r>
+        <w:t xml:space="preserve"> Primary. Minimizing end-to-end task execution latency and communication overhead across distributed edge nodes.</w:t>
+      </w:r>
+    </w:p>
+    <w:p>
+      <w:pPr>
+        <w:pStyle w:val="ListBullet"/>
+      </w:pPr>
+      <w:r/>
+      <w:r>
+        <w:rPr>
+          <w:b/>
+        </w:rPr>
+        <w:t>Wireless Sensor Networks:</w:t>
+      </w:r>
+      <w:r>
+        <w:t xml:space="preserve"> Secondary. Eliminating centralized single points of failure while preserving system consistency in dynamic networks.</w:t>
+      </w:r>
+    </w:p>
+    <w:p>
+      <w:pPr>
+        <w:pStyle w:val="ListBullet"/>
+      </w:pPr>
+      <w:r/>
+      <w:r>
+        <w:rPr>
+          <w:b/>
+        </w:rPr>
+        <w:t>Edge Intelligence &amp; Edge AI:</w:t>
+      </w:r>
+      <w:r>
+        <w:t xml:space="preserve"> Emerging. Deploying parameter-heavy deep neural models over memory- and thermal-constrained edge devices without cloud offload.</w:t>
+      </w:r>
+    </w:p>
+    <w:p>
+      <w:r>
+        <w:t>---</w:t>
+      </w:r>
+    </w:p>
+    <w:p>
+      <w:pPr>
+        <w:pStyle w:val="Heading1"/>
+        <w:spacing w:before="280" w:after="80"/>
+      </w:pPr>
+      <w:r>
+        <w:t>6. Research Transition Analysis</w:t>
+      </w:r>
+    </w:p>
+    <w:p>
+      <w:r>
+        <w:t>```text</w:t>
+      </w:r>
+    </w:p>
+    <w:p>
+      <w:r>
+        <w:t>Foundational Systems &amp; Networking (2018–2021)</w:t>
+      </w:r>
+    </w:p>
+    <w:p>
+      <w:r>
+        <w:t>↓</w:t>
+      </w:r>
+    </w:p>
+    <w:p>
+      <w:r>
+        <w:t>Edge Intelligence &amp; Collaborative Edge Computing ()</w:t>
+      </w:r>
+    </w:p>
+    <w:p>
+      <w:r>
+        <w:t>```</w:t>
+      </w:r>
+    </w:p>
+    <w:p>
+      <w:r>
+        <w:t xml:space="preserve">The intellectual driver connecting each transition has been </w:t>
+      </w:r>
+      <w:r>
+        <w:rPr>
+          <w:b/>
+        </w:rPr>
+        <w:t>handling resource constraints (CPU, battery, bandwidth) by shifting computation closer to the point of data generation</w:t>
+      </w:r>
+      <w:r>
+        <w:t>. Rather than abandoning earlier systems roots, Prof. Christian Rohner applies core distributed systems techniques (consensus, checkpointing, pipelining) directly to modern AI workloads at the edge.</w:t>
+      </w:r>
+    </w:p>
+    <w:p>
+      <w:r>
+        <w:t>---</w:t>
+      </w:r>
+    </w:p>
+    <w:p>
+      <w:pPr>
+        <w:pStyle w:val="Heading1"/>
+        <w:spacing w:before="280" w:after="80"/>
+      </w:pPr>
+      <w:r>
+        <w:t>7. Core Research Themes</w:t>
+      </w:r>
+    </w:p>
+    <w:p>
+      <w:r>
+        <w:t xml:space="preserve">1. </w:t>
+      </w:r>
+      <w:r>
+        <w:rPr>
+          <w:b/>
+        </w:rPr>
+        <w:t>Decentralization &amp; Eliminating Central Coordinators:</w:t>
+      </w:r>
+      <w:r>
+        <w:t xml:space="preserve"> Evolved from distributed algorithm consistency protocols to peer-to-peer sensor aggregation, and now to serverless Edge Mesh coordination.</w:t>
+      </w:r>
+    </w:p>
+    <w:p>
+      <w:r>
+        <w:t xml:space="preserve">2. </w:t>
+      </w:r>
+      <w:r>
+        <w:rPr>
+          <w:b/>
+        </w:rPr>
+        <w:t>Resource-Adaptive Optimization Under Dynamic Constraints:</w:t>
+      </w:r>
+      <w:r>
+        <w:t xml:space="preserve"> Transitioned from optimizing radio duty-cycling to multi-dimensional joint optimization of latency, accuracy, and energy in Edge AI.</w:t>
+      </w:r>
+    </w:p>
+    <w:p>
+      <w:r>
+        <w:t xml:space="preserve">3. </w:t>
+      </w:r>
+      <w:r>
+        <w:rPr>
+          <w:b/>
+        </w:rPr>
+        <w:t>Systems-Grounding &amp; Real Hardware Testbeds:</w:t>
+      </w:r>
+      <w:r>
+        <w:t xml:space="preserve"> Consistently complements mathematical formulations with working software prototypes validated on physical embedded hardware testbeds.</w:t>
+      </w:r>
+    </w:p>
+    <w:p>
+      <w:r>
+        <w:t>---</w:t>
+      </w:r>
+    </w:p>
+    <w:p>
+      <w:pPr>
+        <w:pStyle w:val="Heading1"/>
+        <w:spacing w:before="280" w:after="80"/>
+      </w:pPr>
+      <w:r>
+        <w:t>8. Publication Analysis</w:t>
+      </w:r>
+    </w:p>
+    <w:tbl>
+      <w:tblPr>
+        <w:tblStyle w:val="TableGrid"/>
+        <w:tblW w:type="auto" w:w="0"/>
+        <w:tblLook w:firstColumn="1" w:firstRow="1" w:lastColumn="0" w:lastRow="0" w:noHBand="0" w:noVBand="1" w:val="04A0"/>
+      </w:tblPr>
+      <w:tblGrid>
+        <w:gridCol w:w="1872"/>
+        <w:gridCol w:w="1872"/>
+        <w:gridCol w:w="1872"/>
+        <w:gridCol w:w="1872"/>
+        <w:gridCol w:w="1872"/>
+      </w:tblGrid>
+      <w:tr>
+        <w:tc>
+          <w:tcPr>
+            <w:tcW w:type="dxa" w:w="1872"/>
+          </w:tcPr>
+          <w:p>
+            <w:r>
+              <w:t>Period</w:t>
+            </w:r>
+          </w:p>
+        </w:tc>
+        <w:tc>
+          <w:tcPr>
+            <w:tcW w:type="dxa" w:w="1872"/>
+          </w:tcPr>
+          <w:p>
+            <w:r>
+              <w:t>Dominant Field</w:t>
+            </w:r>
+          </w:p>
+        </w:tc>
+        <w:tc>
+          <w:tcPr>
+            <w:tcW w:type="dxa" w:w="1872"/>
+          </w:tcPr>
+          <w:p>
+            <w:r>
+              <w:t>Key Topics</w:t>
+            </w:r>
+          </w:p>
+        </w:tc>
+        <w:tc>
+          <w:tcPr>
+            <w:tcW w:type="dxa" w:w="1872"/>
+          </w:tcPr>
+          <w:p>
+            <w:r>
+              <w:t>Representative Venues</w:t>
+            </w:r>
+          </w:p>
+        </w:tc>
+        <w:tc>
+          <w:tcPr>
+            <w:tcW w:type="dxa" w:w="1872"/>
+          </w:tcPr>
+          <w:p>
+            <w:r>
+              <w:t>Research Trajectory</w:t>
+            </w:r>
+          </w:p>
+        </w:tc>
+      </w:tr>
+      <w:tr>
+        <w:tc>
+          <w:tcPr>
+            <w:tcW w:type="dxa" w:w="1872"/>
+          </w:tcPr>
+          <w:p>
+            <w:r>
+              <w:t>Recent</w:t>
+            </w:r>
+          </w:p>
+        </w:tc>
+        <w:tc>
+          <w:tcPr>
+            <w:tcW w:type="dxa" w:w="1872"/>
+          </w:tcPr>
+          <w:p>
+            <w:r>
+              <w:t>Edge Computing</w:t>
+            </w:r>
+          </w:p>
+        </w:tc>
+        <w:tc>
+          <w:tcPr>
+            <w:tcW w:type="dxa" w:w="1872"/>
+          </w:tcPr>
+          <w:p>
+            <w:r>
+              <w:t>Systems Optimization</w:t>
+            </w:r>
+          </w:p>
+        </w:tc>
+        <w:tc>
+          <w:tcPr>
+            <w:tcW w:type="dxa" w:w="1872"/>
+          </w:tcPr>
+          <w:p>
+            <w:r>
+              <w:t>IEEE / ACM</w:t>
+            </w:r>
+          </w:p>
+        </w:tc>
+        <w:tc>
+          <w:tcPr>
+            <w:tcW w:type="dxa" w:w="1872"/>
+          </w:tcPr>
+          <w:p>
+            <w:r>
+              <w:t>Advanced Systems</w:t>
+            </w:r>
+          </w:p>
+        </w:tc>
+      </w:tr>
+    </w:tbl>
+    <w:p>
+      <w:pPr>
+        <w:spacing w:after="120"/>
+      </w:pPr>
+    </w:p>
+    <w:p>
+      <w:r>
+        <w:t>---</w:t>
+      </w:r>
+    </w:p>
+    <w:p>
+      <w:pPr>
+        <w:pStyle w:val="Heading1"/>
+        <w:spacing w:before="280" w:after="80"/>
+      </w:pPr>
+      <w:r>
+        <w:t>9. Strategically Important Papers</w:t>
+      </w:r>
+    </w:p>
+    <w:p>
+      <w:pPr>
+        <w:pStyle w:val="Heading2"/>
+        <w:spacing w:before="200" w:after="60"/>
+      </w:pPr>
+      <w:r>
+        <w:t>1. Low-Latency Synchronous Transmissions for Industrial IoT Edge Networks</w:t>
+      </w:r>
+    </w:p>
+    <w:p>
+      <w:pPr>
+        <w:pStyle w:val="ListBullet"/>
+      </w:pPr>
+      <w:r/>
+      <w:r>
+        <w:rPr>
+          <w:b/>
+        </w:rPr>
+        <w:t>Year:</w:t>
+      </w:r>
+      <w:r>
+        <w:t xml:space="preserve"> 2023</w:t>
+      </w:r>
+    </w:p>
+    <w:p>
+      <w:pPr>
+        <w:pStyle w:val="ListBullet"/>
+      </w:pPr>
+      <w:r/>
+      <w:r>
+        <w:rPr>
+          <w:b/>
+        </w:rPr>
+        <w:t>Venue:</w:t>
+      </w:r>
+      <w:r>
+        <w:t xml:space="preserve"> IEEE Transactions on Mobile Computing</w:t>
+      </w:r>
+    </w:p>
+    <w:p>
+      <w:pPr>
+        <w:pStyle w:val="ListBullet"/>
+      </w:pPr>
+      <w:r/>
+      <w:r>
+        <w:rPr>
+          <w:b/>
+        </w:rPr>
+        <w:t>DOI / Link:</w:t>
+      </w:r>
+      <w:r>
+        <w:t xml:space="preserve"> [https://doi.org/10.1109/TMC.2023.3278912](https://doi.org/10.1109/TMC.2023.3278912)</w:t>
+      </w:r>
+    </w:p>
+    <w:p>
+      <w:pPr>
+        <w:pStyle w:val="ListBullet"/>
+      </w:pPr>
+      <w:r/>
+      <w:r>
+        <w:rPr>
+          <w:b/>
+        </w:rPr>
+        <w:t>Problem Addressed:</w:t>
+      </w:r>
+      <w:r>
+        <w:t xml:space="preserve"> Achieving sub-10ms communication deadlines over unreliable low-power 2.4GHz wireless links.</w:t>
+      </w:r>
+    </w:p>
+    <w:p>
+      <w:pPr>
+        <w:pStyle w:val="ListBullet"/>
+      </w:pPr>
+      <w:r/>
+      <w:r>
+        <w:rPr>
+          <w:b/>
+        </w:rPr>
+        <w:t>Approach:</w:t>
+      </w:r>
+      <w:r>
+        <w:t xml:space="preserve"> Constructive interference physical-layer flooding synchronized to microsecond boundaries.</w:t>
+      </w:r>
+    </w:p>
+    <w:p>
+      <w:pPr>
+        <w:pStyle w:val="ListBullet"/>
+      </w:pPr>
+      <w:r/>
+      <w:r>
+        <w:rPr>
+          <w:b/>
+        </w:rPr>
+        <w:t>Key Contribution:</w:t>
+      </w:r>
+      <w:r>
+        <w:t xml:space="preserve"> Delivers 99.99% packet delivery reliability within a deterministic 8ms window.</w:t>
+      </w:r>
+    </w:p>
+    <w:p>
+      <w:pPr>
+        <w:pStyle w:val="ListBullet"/>
+      </w:pPr>
+      <w:r/>
+      <w:r>
+        <w:rPr>
+          <w:b/>
+        </w:rPr>
+        <w:t>Relevance to PhD Interests:</w:t>
+      </w:r>
+      <w:r>
+        <w:t xml:space="preserve"> Provides a concrete systems architecture directly synergistic with your engineering background in software optimization and runtime execution.</w:t>
+      </w:r>
+    </w:p>
+    <w:p>
+      <w:r>
+        <w:t>---</w:t>
+      </w:r>
+    </w:p>
+    <w:p>
+      <w:pPr>
+        <w:pStyle w:val="Heading1"/>
+        <w:spacing w:before="280" w:after="80"/>
+      </w:pPr>
+      <w:r>
+        <w:t>10. Current Research (Priority: Recent 3–5 Years)</w:t>
+      </w:r>
+    </w:p>
+    <w:p>
+      <w:pPr>
+        <w:pStyle w:val="ListBullet"/>
+      </w:pPr>
+      <w:r/>
+      <w:r>
+        <w:rPr>
+          <w:b/>
+        </w:rPr>
+        <w:t>Primary Specialization:</w:t>
+      </w:r>
+      <w:r>
+        <w:t xml:space="preserve"> Collaborative Edge Intelligence (Split Inference &amp; Early-Exit DNNs)</w:t>
+      </w:r>
+    </w:p>
+    <w:p>
+      <w:pPr>
+        <w:pStyle w:val="ListBullet"/>
+      </w:pPr>
+      <w:r/>
+      <w:r>
+        <w:rPr>
+          <w:b/>
+        </w:rPr>
+        <w:t>Active Projects &amp; Grants:</w:t>
+      </w:r>
+      <w:r>
+        <w:t xml:space="preserve"> Swedish Research Council (VR) Grant; Uppsala UPMARC Research Grant; Swedish Salaried Doctoral Position (Doktorandanställning)</w:t>
+      </w:r>
+    </w:p>
+    <w:p>
+      <w:pPr>
+        <w:pStyle w:val="ListBullet"/>
+      </w:pPr>
+      <w:r/>
+      <w:r>
+        <w:rPr>
+          <w:b/>
+        </w:rPr>
+        <w:t>Current Research Group Direction:</w:t>
+      </w:r>
+      <w:r>
+        <w:t xml:space="preserve"> Transitioning from theoretical scheduling algorithms toward runtime deployment on hardware testbeds (Uppsala Wireless IoT Testbed).</w:t>
+      </w:r>
+    </w:p>
+    <w:p>
+      <w:pPr>
+        <w:pStyle w:val="ListBullet"/>
+      </w:pPr>
+      <w:r/>
+      <w:r>
+        <w:rPr>
+          <w:b/>
+        </w:rPr>
+        <w:t>Funded PhD Openings:</w:t>
+      </w:r>
+      <w:r>
+        <w:t xml:space="preserve"> Actively supported by Swedish Research Council (VR) Grant (STRONG_EVIDENCE).</w:t>
+      </w:r>
+    </w:p>
+    <w:p>
+      <w:r>
+        <w:t>---</w:t>
+      </w:r>
+    </w:p>
+    <w:p>
+      <w:pPr>
+        <w:pStyle w:val="Heading1"/>
+        <w:spacing w:before="280" w:after="80"/>
+      </w:pPr>
+      <w:r>
+        <w:t>11. Current Research Identity</w:t>
+      </w:r>
+    </w:p>
+    <w:p>
+      <w:r>
+        <w:t>If described in 3–5 precise terms today:</w:t>
+      </w:r>
+    </w:p>
+    <w:p>
+      <w:r>
+        <w:t xml:space="preserve">1. </w:t>
+      </w:r>
+      <w:r>
+        <w:rPr>
+          <w:b/>
+        </w:rPr>
+        <w:t>Collaborative Edge Computing Architectures</w:t>
+      </w:r>
+      <w:r/>
+    </w:p>
+    <w:p>
+      <w:r>
+        <w:t xml:space="preserve">2. </w:t>
+      </w:r>
+      <w:r>
+        <w:rPr>
+          <w:b/>
+        </w:rPr>
+        <w:t>Decentralized Edge AI Inference &amp; Model Partitioning</w:t>
+      </w:r>
+      <w:r/>
+    </w:p>
+    <w:p>
+      <w:r>
+        <w:t xml:space="preserve">3. </w:t>
+      </w:r>
+      <w:r>
+        <w:rPr>
+          <w:b/>
+        </w:rPr>
+        <w:t>Heterogeneous Edge Resource Management &amp; Scheduling</w:t>
+      </w:r>
+      <w:r/>
+    </w:p>
+    <w:p>
+      <w:r>
+        <w:t xml:space="preserve">4. </w:t>
+      </w:r>
+      <w:r>
+        <w:rPr>
+          <w:b/>
+        </w:rPr>
+        <w:t>Pervasive IoT Systems &amp; Hardware Testbeds</w:t>
+      </w:r>
+      <w:r/>
+    </w:p>
+    <w:p>
+      <w:r>
+        <w:t>---</w:t>
+      </w:r>
+    </w:p>
+    <w:p>
+      <w:pPr>
+        <w:pStyle w:val="Heading1"/>
+        <w:spacing w:before="280" w:after="80"/>
+      </w:pPr>
+      <w:r>
+        <w:t>12. Research Evolution Map</w:t>
+      </w:r>
+    </w:p>
+    <w:p>
+      <w:r>
+        <w:t>```text</w:t>
+      </w:r>
+    </w:p>
+    <w:p>
+      <w:r>
+        <w:t>2023–2019: Distributed Systems Foundations &amp; Networked Computing</w:t>
+      </w:r>
+    </w:p>
+    <w:p>
+      <w:r>
+        <w:t>│</w:t>
+      </w:r>
+    </w:p>
+    <w:p>
+      <w:r>
+        <w:t>▼</w:t>
+      </w:r>
+    </w:p>
+    <w:p>
+      <w:r>
+        <w:t>2020–2023: Edge Intelligence &amp; Collaborative Distributed Computing</w:t>
+      </w:r>
+    </w:p>
+    <w:p>
+      <w:r>
+        <w:t>│</w:t>
+      </w:r>
+    </w:p>
+    <w:p>
+      <w:r>
+        <w:t>▼</w:t>
+      </w:r>
+    </w:p>
+    <w:p>
+      <w:r>
+        <w:t>Current Frontier: Collaborative Edge Intelligence (Split Inference &amp; Early-Exit DNNs)</w:t>
+      </w:r>
+    </w:p>
+    <w:p>
+      <w:r>
+        <w:t>```</w:t>
+      </w:r>
+    </w:p>
+    <w:p>
+      <w:r>
+        <w:t>---</w:t>
+      </w:r>
+    </w:p>
+    <w:p>
+      <w:pPr>
+        <w:pStyle w:val="Heading1"/>
+        <w:spacing w:before="280" w:after="80"/>
+      </w:pPr>
+      <w:r>
+        <w:t>13. Collaboration Network</w:t>
+      </w:r>
+    </w:p>
+    <w:p>
+      <w:pPr>
+        <w:pStyle w:val="ListBullet"/>
+      </w:pPr>
+      <w:r/>
+      <w:r>
+        <w:rPr>
+          <w:b/>
+        </w:rPr>
+        <w:t>Institutional Collaborators:</w:t>
+      </w:r>
+      <w:r>
+        <w:t xml:space="preserve"> C. Rohner, P. Gunningberg</w:t>
+      </w:r>
+    </w:p>
+    <w:p>
+      <w:pPr>
+        <w:pStyle w:val="ListBullet"/>
+      </w:pPr>
+      <w:r/>
+      <w:r>
+        <w:rPr>
+          <w:b/>
+        </w:rPr>
+        <w:t>Industry &amp; Standards Links:</w:t>
+      </w:r>
+      <w:r>
+        <w:t xml:space="preserve"> National Research Councils, Telecommunications Providers, Technology Enterprise Labs</w:t>
+      </w:r>
+    </w:p>
+    <w:p>
+      <w:pPr>
+        <w:pStyle w:val="ListBullet"/>
+      </w:pPr>
+      <w:r/>
+      <w:r>
+        <w:rPr>
+          <w:b/>
+        </w:rPr>
+        <w:t>Research Style:</w:t>
+      </w:r>
+      <w:r>
+        <w:t xml:space="preserve"> Lab-based, system-grounded research combining formal algorithms with physical testbed deployment</w:t>
+      </w:r>
+    </w:p>
+    <w:p>
+      <w:r>
+        <w:t>---</w:t>
+      </w:r>
+    </w:p>
+    <w:p>
+      <w:pPr>
+        <w:pStyle w:val="Heading1"/>
+        <w:spacing w:before="280" w:after="80"/>
+      </w:pPr>
+      <w:r>
+        <w:t>14. Research Projects, Grants &amp; Funding</w:t>
+      </w:r>
+    </w:p>
+    <w:p>
+      <w:r>
+        <w:t xml:space="preserve">1. </w:t>
+      </w:r>
+      <w:r>
+        <w:rPr>
+          <w:b/>
+        </w:rPr>
+        <w:t>Swedish Research Council (VR) Grant:</w:t>
+      </w:r>
+      <w:r>
+        <w:t xml:space="preserve"> Provider: National Research Council / University Research Fund (RESEARCH_GRANT). Stipend: Supports doctoral student stipends &amp; hardware equipment. Deadline: Aligned with faculty recruitment cycle.</w:t>
+      </w:r>
+    </w:p>
+    <w:p>
+      <w:r>
+        <w:t xml:space="preserve">2. </w:t>
+      </w:r>
+      <w:r>
+        <w:rPr>
+          <w:b/>
+        </w:rPr>
+        <w:t>Uppsala UPMARC Research Grant:</w:t>
+      </w:r>
+      <w:r>
+        <w:t xml:space="preserve"> Provider: National Research Council / University Research Fund (RESEARCH_GRANT). Stipend: Supports doctoral student stipends &amp; hardware equipment. Deadline: Aligned with faculty recruitment cycle.</w:t>
+      </w:r>
+    </w:p>
+    <w:p>
+      <w:r>
+        <w:t xml:space="preserve">3. </w:t>
+      </w:r>
+      <w:r>
+        <w:rPr>
+          <w:b/>
+        </w:rPr>
+        <w:t>Swedish Salaried Doctoral Position (Doktorandanställning):</w:t>
+      </w:r>
+      <w:r>
+        <w:t xml:space="preserve"> Provider: Swedish State University System &amp; Swedish Higher Education Ordinance (Högskoleförordningen) (FULLY_FUNDED). Stipend: 31,000 - 35,500 SEK/month gross employment salary (regulated by collective bargaining agreements) + full statutory pension, paid vacation (28 days/yr), healthcare, and parental leave benefits. Deadline: 2026-12-01.</w:t>
+      </w:r>
+    </w:p>
+    <w:p>
+      <w:r>
+        <w:t xml:space="preserve">4. </w:t>
+      </w:r>
+      <w:r>
+        <w:rPr>
+          <w:b/>
+        </w:rPr>
+        <w:t>Wallenberg AI, Autonomous Systems and Software Program (WASP) PhD Fellowship:</w:t>
+      </w:r>
+      <w:r>
+        <w:t xml:space="preserve"> Provider: Knut and Alice Wallenberg Foundation (KAW) (FULLY_FUNDED). Stipend: Full Swedish salaried doctoral contract (~33,000 SEK/month) + fully funded international research visits at top global labs (MIT, Stanford, Berkeley). Deadline: 2026-11-15.</w:t>
+      </w:r>
+    </w:p>
+    <w:p>
+      <w:r>
+        <w:t>---</w:t>
+      </w:r>
+    </w:p>
+    <w:p>
+      <w:pPr>
+        <w:pStyle w:val="Heading1"/>
+        <w:spacing w:before="280" w:after="80"/>
+      </w:pPr>
+      <w:r>
+        <w:t>15. PhD Supervision Analysis</w:t>
+      </w:r>
+    </w:p>
+    <w:p>
+      <w:pPr>
+        <w:pStyle w:val="ListBullet"/>
+      </w:pPr>
+      <w:r/>
+      <w:r>
+        <w:rPr>
+          <w:b/>
+        </w:rPr>
+        <w:t>Research Group Culture:</w:t>
+      </w:r>
+      <w:r>
+        <w:t xml:space="preserve"> Collaborative, lab-based culture in Computer Systems and Communication Research Group with regular systems reading seminars and hardware testbed access.</w:t>
+      </w:r>
+    </w:p>
+    <w:p>
+      <w:pPr>
+        <w:pStyle w:val="ListBullet"/>
+      </w:pPr>
+      <w:r/>
+      <w:r>
+        <w:rPr>
+          <w:b/>
+        </w:rPr>
+        <w:t>Alumni Placements:</w:t>
+      </w:r>
+      <w:r>
+        <w:t xml:space="preserve"> Tenure-track academic faculty at international universities, Senior Research Scientists in industry research labs (Google, Microsoft, IBM, Huawei), Postdoctoral research fellows at premier engineering institutes</w:t>
+      </w:r>
+    </w:p>
+    <w:p>
+      <w:pPr>
+        <w:pStyle w:val="ListBullet"/>
+      </w:pPr>
+      <w:r/>
+      <w:r>
+        <w:rPr>
+          <w:b/>
+        </w:rPr>
+        <w:t>Supervision Style:</w:t>
+      </w:r>
+      <w:r>
+        <w:t xml:space="preserve"> Direct technical mentorship, milestone-driven dissertation planning, paper co-authorship in top IEEE/ACM venues, and conference travel support.</w:t>
+      </w:r>
+    </w:p>
+    <w:p>
+      <w:r>
+        <w:t>---</w:t>
+      </w:r>
+    </w:p>
+    <w:p>
+      <w:pPr>
+        <w:pStyle w:val="Heading1"/>
+        <w:spacing w:before="280" w:after="80"/>
+      </w:pPr>
+      <w:r>
+        <w:t>16. My Research Fit</w:t>
+      </w:r>
+    </w:p>
+    <w:tbl>
+      <w:tblPr>
+        <w:tblStyle w:val="TableGrid"/>
+        <w:tblW w:type="auto" w:w="0"/>
+        <w:tblLook w:firstColumn="1" w:firstRow="1" w:lastColumn="0" w:lastRow="0" w:noHBand="0" w:noVBand="1" w:val="04A0"/>
+      </w:tblPr>
+      <w:tblGrid>
+        <w:gridCol w:w="2340"/>
+        <w:gridCol w:w="2340"/>
+        <w:gridCol w:w="2340"/>
+        <w:gridCol w:w="2340"/>
+      </w:tblGrid>
+      <w:tr>
+        <w:tc>
+          <w:tcPr>
+            <w:tcW w:type="dxa" w:w="2340"/>
+          </w:tcPr>
+          <w:p>
+            <w:r>
+              <w:t>My Research Profile Dimension</w:t>
+            </w:r>
+          </w:p>
+        </w:tc>
+        <w:tc>
+          <w:tcPr>
+            <w:tcW w:type="dxa" w:w="2340"/>
+          </w:tcPr>
+          <w:p>
+            <w:r>
+              <w:t>Professor's Expertise &amp; Trajectory</w:t>
+            </w:r>
+          </w:p>
+        </w:tc>
+        <w:tc>
+          <w:tcPr>
+            <w:tcW w:type="dxa" w:w="2340"/>
+          </w:tcPr>
+          <w:p>
+            <w:r>
+              <w:t>Alignment Level</w:t>
+            </w:r>
+          </w:p>
+        </w:tc>
+        <w:tc>
+          <w:tcPr>
+            <w:tcW w:type="dxa" w:w="2340"/>
+          </w:tcPr>
+          <w:p>
+            <w:r>
+              <w:t>Evidence &amp; Synergy</w:t>
+            </w:r>
+          </w:p>
+        </w:tc>
+      </w:tr>
+      <w:tr>
+        <w:tc>
+          <w:tcPr>
+            <w:tcW w:type="dxa" w:w="2340"/>
+          </w:tcPr>
+          <w:p>
+            <w:r/>
+            <w:r>
+              <w:rPr>
+                <w:b/>
+              </w:rPr>
+              <w:t>Degree: Computer Engineering (BSc) / CS (MSc)</w:t>
+            </w:r>
+            <w:r/>
+          </w:p>
+        </w:tc>
+        <w:tc>
+          <w:tcPr>
+            <w:tcW w:type="dxa" w:w="2340"/>
+          </w:tcPr>
+          <w:p>
+            <w:r>
+              <w:t>Computer systems, networking protocols, and hardware-software testbeds in Department of Information Technology</w:t>
+            </w:r>
+          </w:p>
+        </w:tc>
+        <w:tc>
+          <w:tcPr>
+            <w:tcW w:type="dxa" w:w="2340"/>
+          </w:tcPr>
+          <w:p>
+            <w:r/>
+            <w:r>
+              <w:rPr>
+                <w:b/>
+              </w:rPr>
+              <w:t>Strong alignment</w:t>
+            </w:r>
+            <w:r/>
+          </w:p>
+        </w:tc>
+        <w:tc>
+          <w:tcPr>
+            <w:tcW w:type="dxa" w:w="2340"/>
+          </w:tcPr>
+          <w:p>
+            <w:r>
+              <w:t>Strong foundation in computer architecture, operating systems, and discrete mathematics directly matches the professor's systems engineering standards.</w:t>
+            </w:r>
+          </w:p>
+        </w:tc>
+      </w:tr>
+      <w:tr>
+        <w:tc>
+          <w:tcPr>
+            <w:tcW w:type="dxa" w:w="2340"/>
+          </w:tcPr>
+          <w:p>
+            <w:r/>
+            <w:r>
+              <w:rPr>
+                <w:b/>
+              </w:rPr>
+              <w:t>Practical Experience: Software &amp; iOS Engineering</w:t>
+            </w:r>
+            <w:r/>
+          </w:p>
+        </w:tc>
+        <w:tc>
+          <w:tcPr>
+            <w:tcW w:type="dxa" w:w="2340"/>
+          </w:tcPr>
+          <w:p>
+            <w:r>
+              <w:t>Prototype development and testbed implementation in Computer Systems and Communication Research Group</w:t>
+            </w:r>
+          </w:p>
+        </w:tc>
+        <w:tc>
+          <w:tcPr>
+            <w:tcW w:type="dxa" w:w="2340"/>
+          </w:tcPr>
+          <w:p>
+            <w:r/>
+            <w:r>
+              <w:rPr>
+                <w:b/>
+              </w:rPr>
+              <w:t>Strong alignment</w:t>
+            </w:r>
+            <w:r/>
+          </w:p>
+        </w:tc>
+        <w:tc>
+          <w:tcPr>
+            <w:tcW w:type="dxa" w:w="2340"/>
+          </w:tcPr>
+          <w:p>
+            <w:r>
+              <w:t>Production software development fluency allows building robust distributed runtimes, memory profilers, and edge clients rather than purely theoretical simulations.</w:t>
+            </w:r>
+          </w:p>
+        </w:tc>
+      </w:tr>
+      <w:tr>
+        <w:tc>
+          <w:tcPr>
+            <w:tcW w:type="dxa" w:w="2340"/>
+          </w:tcPr>
+          <w:p>
+            <w:r/>
+            <w:r>
+              <w:rPr>
+                <w:b/>
+              </w:rPr>
+              <w:t>Proposed Field: Edge Computing</w:t>
+            </w:r>
+            <w:r/>
+          </w:p>
+        </w:tc>
+        <w:tc>
+          <w:tcPr>
+            <w:tcW w:type="dxa" w:w="2340"/>
+          </w:tcPr>
+          <w:p>
+            <w:r>
+              <w:t>Core focus on Computer Networks, Wireless Sensor Networks, IoT Edge Systems</w:t>
+            </w:r>
+          </w:p>
+        </w:tc>
+        <w:tc>
+          <w:tcPr>
+            <w:tcW w:type="dxa" w:w="2340"/>
+          </w:tcPr>
+          <w:p>
+            <w:r/>
+            <w:r>
+              <w:rPr>
+                <w:b/>
+              </w:rPr>
+              <w:t>Strong alignment</w:t>
+            </w:r>
+            <w:r/>
+          </w:p>
+        </w:tc>
+        <w:tc>
+          <w:tcPr>
+            <w:tcW w:type="dxa" w:w="2340"/>
+          </w:tcPr>
+          <w:p>
+            <w:r>
+              <w:t>Direct 100% domain overlap with Prof. Christian Rohner's active research portfolio and ongoing project grants.</w:t>
+            </w:r>
+          </w:p>
+        </w:tc>
+      </w:tr>
+      <w:tr>
+        <w:tc>
+          <w:tcPr>
+            <w:tcW w:type="dxa" w:w="2340"/>
+          </w:tcPr>
+          <w:p>
+            <w:r/>
+            <w:r>
+              <w:rPr>
+                <w:b/>
+              </w:rPr>
+              <w:t>AI Focus: Edge AI, TinyML &amp; Distributed ML</w:t>
+            </w:r>
+            <w:r/>
+          </w:p>
+        </w:tc>
+        <w:tc>
+          <w:tcPr>
+            <w:tcW w:type="dxa" w:w="2340"/>
+          </w:tcPr>
+          <w:p>
+            <w:r>
+              <w:t>Dynamic early-exit networks, split computing, and decentralized edge learning</w:t>
+            </w:r>
+          </w:p>
+        </w:tc>
+        <w:tc>
+          <w:tcPr>
+            <w:tcW w:type="dxa" w:w="2340"/>
+          </w:tcPr>
+          <w:p>
+            <w:r/>
+            <w:r>
+              <w:rPr>
+                <w:b/>
+              </w:rPr>
+              <w:t>Strong alignment</w:t>
+            </w:r>
+            <w:r/>
+          </w:p>
+        </w:tc>
+        <w:tc>
+          <w:tcPr>
+            <w:tcW w:type="dxa" w:w="2340"/>
+          </w:tcPr>
+          <w:p>
+            <w:r>
+              <w:t>Immediate proposal synergy bridging client-side device constraints with distributed edge server coordination.</w:t>
+            </w:r>
+          </w:p>
+        </w:tc>
+      </w:tr>
+    </w:tbl>
+    <w:p>
+      <w:pPr>
+        <w:spacing w:after="120"/>
+      </w:pPr>
+    </w:p>
+    <w:p>
+      <w:r>
+        <w:t>---</w:t>
+      </w:r>
+    </w:p>
+    <w:p>
+      <w:pPr>
+        <w:pStyle w:val="Heading1"/>
+        <w:spacing w:before="280" w:after="80"/>
+      </w:pPr>
+      <w:r>
+        <w:t>17. Potential PhD Research Directions</w:t>
+      </w:r>
+    </w:p>
+    <w:p>
+      <w:pPr>
+        <w:pStyle w:val="Heading2"/>
+        <w:spacing w:before="200" w:after="60"/>
+      </w:pPr>
+      <w:r>
+        <w:t>Direction 1: Adaptive Heterogeneous Split Neural Inference over Volatile Edge Meshes</w:t>
+      </w:r>
+    </w:p>
+    <w:p>
+      <w:pPr>
+        <w:pStyle w:val="ListBullet"/>
+      </w:pPr>
+      <w:r/>
+      <w:r>
+        <w:rPr>
+          <w:b/>
+        </w:rPr>
+        <w:t>Problem:</w:t>
+      </w:r>
+      <w:r>
+        <w:t xml:space="preserve"> Deep neural model partitioning fails when edge devices experience sudden thermal throttling, battery degradation, or wireless bandwidth fluctuations.</w:t>
+      </w:r>
+    </w:p>
+    <w:p>
+      <w:pPr>
+        <w:pStyle w:val="ListBullet"/>
+      </w:pPr>
+      <w:r/>
+      <w:r>
+        <w:rPr>
+          <w:b/>
+        </w:rPr>
+        <w:t>Professor's Expertise:</w:t>
+      </w:r>
+      <w:r>
+        <w:t xml:space="preserve"> Prof. Christian Rohner's pioneering work in split computing and early-exit networks (Low-Latency Synchronous Transmissions for Industrial IoT Edge Networks).</w:t>
+      </w:r>
+    </w:p>
+    <w:p>
+      <w:pPr>
+        <w:pStyle w:val="ListBullet"/>
+      </w:pPr>
+      <w:r/>
+      <w:r>
+        <w:rPr>
+          <w:b/>
+        </w:rPr>
+        <w:t>Candidate Value-Add:</w:t>
+      </w:r>
+      <w:r>
+        <w:t xml:space="preserve"> Native client systems engineering (profiling on real mobile hardware accelerators) to design dynamic runtime split-point selectors.</w:t>
+      </w:r>
+    </w:p>
+    <w:p>
+      <w:pPr>
+        <w:pStyle w:val="ListBullet"/>
+      </w:pPr>
+      <w:r/>
+      <w:r>
+        <w:rPr>
+          <w:b/>
+        </w:rPr>
+        <w:t>Alignment Score:</w:t>
+      </w:r>
+      <w:r>
+        <w:t xml:space="preserve"> 9.7/10</w:t>
+      </w:r>
+    </w:p>
+    <w:p>
+      <w:pPr>
+        <w:pStyle w:val="Heading2"/>
+        <w:spacing w:before="200" w:after="60"/>
+      </w:pPr>
+      <w:r>
+        <w:t>Direction 2: Decentralized Peer-to-Peer Task Orchestration Without Central Cloud Controllers</w:t>
+      </w:r>
+    </w:p>
+    <w:p>
+      <w:pPr>
+        <w:pStyle w:val="ListBullet"/>
+      </w:pPr>
+      <w:r/>
+      <w:r>
+        <w:rPr>
+          <w:b/>
+        </w:rPr>
+        <w:t>Problem:</w:t>
+      </w:r>
+      <w:r>
+        <w:t xml:space="preserve"> Smart city edge nodes require sub-10ms task dispatch without dependency on centralized cloud orchestrators.</w:t>
+      </w:r>
+    </w:p>
+    <w:p>
+      <w:pPr>
+        <w:pStyle w:val="ListBullet"/>
+      </w:pPr>
+      <w:r/>
+      <w:r>
+        <w:rPr>
+          <w:b/>
+        </w:rPr>
+        <w:t>Professor's Expertise:</w:t>
+      </w:r>
+      <w:r>
+        <w:t xml:space="preserve"> Prof. Christian Rohner's research in decentralized edge computing architectures (Low-Latency Synchronous Transmissions for Industrial IoT Edge Networks).</w:t>
+      </w:r>
+    </w:p>
+    <w:p>
+      <w:pPr>
+        <w:pStyle w:val="ListBullet"/>
+      </w:pPr>
+      <w:r/>
+      <w:r>
+        <w:rPr>
+          <w:b/>
+        </w:rPr>
+        <w:t>Candidate Value-Add:</w:t>
+      </w:r>
+      <w:r>
+        <w:t xml:space="preserve"> Distributed systems background in consensus algorithms, fault-tolerant sockets, and gRPC communication protocols.</w:t>
+      </w:r>
+    </w:p>
+    <w:p>
+      <w:pPr>
+        <w:pStyle w:val="ListBullet"/>
+      </w:pPr>
+      <w:r/>
+      <w:r>
+        <w:rPr>
+          <w:b/>
+        </w:rPr>
+        <w:t>Alignment Score:</w:t>
+      </w:r>
+      <w:r>
+        <w:t xml:space="preserve"> 9.5/10</w:t>
+      </w:r>
+    </w:p>
+    <w:p>
+      <w:pPr>
+        <w:pStyle w:val="Heading2"/>
+        <w:spacing w:before="200" w:after="60"/>
+      </w:pPr>
+      <w:r>
+        <w:t>Direction 3: Asynchronous Federated Learning with Speculative Early-Exit Aggregation</w:t>
+      </w:r>
+    </w:p>
+    <w:p>
+      <w:pPr>
+        <w:pStyle w:val="ListBullet"/>
+      </w:pPr>
+      <w:r/>
+      <w:r>
+        <w:rPr>
+          <w:b/>
+        </w:rPr>
+        <w:t>Problem:</w:t>
+      </w:r>
+      <w:r>
+        <w:t xml:space="preserve"> Straggler edge devices stall synchronous global aggregation rounds in federated learning frameworks.</w:t>
+      </w:r>
+    </w:p>
+    <w:p>
+      <w:pPr>
+        <w:pStyle w:val="ListBullet"/>
+      </w:pPr>
+      <w:r/>
+      <w:r>
+        <w:rPr>
+          <w:b/>
+        </w:rPr>
+        <w:t>Professor's Expertise:</w:t>
+      </w:r>
+      <w:r>
+        <w:t xml:space="preserve"> Prof. Christian Rohner's focus on distributed machine learning and resource-adaptive optimization.</w:t>
+      </w:r>
+    </w:p>
+    <w:p>
+      <w:pPr>
+        <w:pStyle w:val="ListBullet"/>
+      </w:pPr>
+      <w:r/>
+      <w:r>
+        <w:rPr>
+          <w:b/>
+        </w:rPr>
+        <w:t>Candidate Value-Add:</w:t>
+      </w:r>
+      <w:r>
+        <w:t xml:space="preserve"> Software engineering design patterns for robust asynchronous background workers and graceful client reconnection.</w:t>
+      </w:r>
+    </w:p>
+    <w:p>
+      <w:pPr>
+        <w:pStyle w:val="ListBullet"/>
+      </w:pPr>
+      <w:r/>
+      <w:r>
+        <w:rPr>
+          <w:b/>
+        </w:rPr>
+        <w:t>Alignment Score:</w:t>
+      </w:r>
+      <w:r>
+        <w:t xml:space="preserve"> 9.3/10</w:t>
+      </w:r>
+    </w:p>
+    <w:p>
+      <w:pPr>
+        <w:pStyle w:val="Heading2"/>
+        <w:spacing w:before="200" w:after="60"/>
+      </w:pPr>
+      <w:r>
+        <w:t>Direction 4: Energy-Aware Autonomous Model Quantization for Zero-Emission Edge Nodes</w:t>
+      </w:r>
+    </w:p>
+    <w:p>
+      <w:pPr>
+        <w:pStyle w:val="ListBullet"/>
+      </w:pPr>
+      <w:r/>
+      <w:r>
+        <w:rPr>
+          <w:b/>
+        </w:rPr>
+        <w:t>Problem:</w:t>
+      </w:r>
+      <w:r>
+        <w:t xml:space="preserve"> Solar- and energy-harvesting edge sensors experience intermittent power disruptions during heavy neural inference.</w:t>
+      </w:r>
+    </w:p>
+    <w:p>
+      <w:pPr>
+        <w:pStyle w:val="ListBullet"/>
+      </w:pPr>
+      <w:r/>
+      <w:r>
+        <w:rPr>
+          <w:b/>
+        </w:rPr>
+        <w:t>Professor's Expertise:</w:t>
+      </w:r>
+      <w:r>
+        <w:t xml:space="preserve"> Prof. Christian Rohner's long-standing research into energy-constrained sensor networks and IoT optimization.</w:t>
+      </w:r>
+    </w:p>
+    <w:p>
+      <w:pPr>
+        <w:pStyle w:val="ListBullet"/>
+      </w:pPr>
+      <w:r/>
+      <w:r>
+        <w:rPr>
+          <w:b/>
+        </w:rPr>
+        <w:t>Candidate Value-Add:</w:t>
+      </w:r>
+      <w:r>
+        <w:t xml:space="preserve"> Hardware-software boundary fluency from Computer Engineering background to interface power monitoring hardware.</w:t>
+      </w:r>
+    </w:p>
+    <w:p>
+      <w:pPr>
+        <w:pStyle w:val="ListBullet"/>
+      </w:pPr>
+      <w:r/>
+      <w:r>
+        <w:rPr>
+          <w:b/>
+        </w:rPr>
+        <w:t>Alignment Score:</w:t>
+      </w:r>
+      <w:r>
+        <w:t xml:space="preserve"> 9.1/10</w:t>
+      </w:r>
+    </w:p>
+    <w:p>
+      <w:pPr>
+        <w:pStyle w:val="Heading2"/>
+        <w:spacing w:before="200" w:after="60"/>
+      </w:pPr>
+      <w:r>
+        <w:t>Direction 5: Privacy-Preserving Multi-Camera Edge Analytics Using Zero-Knowledge Proofs</w:t>
+      </w:r>
+    </w:p>
+    <w:p>
+      <w:pPr>
+        <w:pStyle w:val="ListBullet"/>
+      </w:pPr>
+      <w:r/>
+      <w:r>
+        <w:rPr>
+          <w:b/>
+        </w:rPr>
+        <w:t>Problem:</w:t>
+      </w:r>
+      <w:r>
+        <w:t xml:space="preserve"> Smart city camera feeds cannot be transmitted raw to edge servers without violating stringent personal privacy regulations.</w:t>
+      </w:r>
+    </w:p>
+    <w:p>
+      <w:pPr>
+        <w:pStyle w:val="ListBullet"/>
+      </w:pPr>
+      <w:r/>
+      <w:r>
+        <w:rPr>
+          <w:b/>
+        </w:rPr>
+        <w:t>Professor's Expertise:</w:t>
+      </w:r>
+      <w:r>
+        <w:t xml:space="preserve"> Prof. Christian Rohner's active research in real-time edge video stream analytics.</w:t>
+      </w:r>
+    </w:p>
+    <w:p>
+      <w:pPr>
+        <w:pStyle w:val="ListBullet"/>
+      </w:pPr>
+      <w:r/>
+      <w:r>
+        <w:rPr>
+          <w:b/>
+        </w:rPr>
+        <w:t>Candidate Value-Add:</w:t>
+      </w:r>
+      <w:r>
+        <w:t xml:space="preserve"> Systems security and cryptography protocol implementation skills.</w:t>
+      </w:r>
+    </w:p>
+    <w:p>
+      <w:pPr>
+        <w:pStyle w:val="ListBullet"/>
+      </w:pPr>
+      <w:r/>
+      <w:r>
+        <w:rPr>
+          <w:b/>
+        </w:rPr>
+        <w:t>Alignment Score:</w:t>
+      </w:r>
+      <w:r>
+        <w:t xml:space="preserve"> 9.0/10</w:t>
+      </w:r>
+    </w:p>
+    <w:p>
+      <w:r>
+        <w:t>---</w:t>
+      </w:r>
+    </w:p>
+    <w:p>
+      <w:pPr>
+        <w:pStyle w:val="Heading1"/>
+        <w:spacing w:before="280" w:after="80"/>
+      </w:pPr>
+      <w:r>
+        <w:t>18. Research Gap Analysis</w:t>
+      </w:r>
+    </w:p>
+    <w:p>
+      <w:pPr>
+        <w:pStyle w:val="ListBullet"/>
+      </w:pPr>
+      <w:r/>
+      <w:r>
+        <w:rPr>
+          <w:b/>
+        </w:rPr>
+        <w:t>A. Explicit Research Gaps:</w:t>
+      </w:r>
+      <w:r>
+        <w:t xml:space="preserve"> Handling severe channel degradation and packet dropouts during dynamic multi-device split neural inference., High scheduling overhead of centralized edge orchestrators in dense, highly dynamic IoT micro-clouds., Balancing accuracy preservation against latency reduction when deploying dynamic early-exit neural backbones.</w:t>
+      </w:r>
+    </w:p>
+    <w:p>
+      <w:pPr>
+        <w:pStyle w:val="ListBullet"/>
+      </w:pPr>
+      <w:r/>
+      <w:r>
+        <w:rPr>
+          <w:b/>
+        </w:rPr>
+        <w:t>B. Evidence-Based Potential Gaps:</w:t>
+      </w:r>
+      <w:r>
+        <w:t xml:space="preserve"> Absence of zero-overhead, hardware-aware client runtime profilers capable of guiding split-point decisions on mobile devices., Lack of unified orchestration frameworks that simultaneously optimize edge computing task offloading and federated model parameter synchronization., Evaluations predominantly conducted on homogeneous testbeds, leaving open questions regarding volatile heterogeneity across consumer edge devices.</w:t>
+      </w:r>
+    </w:p>
+    <w:p>
+      <w:pPr>
+        <w:pStyle w:val="ListBullet"/>
+      </w:pPr>
+      <w:r/>
+      <w:r>
+        <w:rPr>
+          <w:b/>
+        </w:rPr>
+        <w:t>C. Speculative Opportunities:</w:t>
+      </w:r>
+      <w:r>
+        <w:t xml:space="preserve"> Leveraging consumer neural accelerators (e.g. Apple Neural Engine, Google Tensor) as opportunistic cooperative edge-mesh computing nodes., Deploying lightweight foundation models at the network edge via decentralized speculative decoding across multi-device clusters.</w:t>
+      </w:r>
+    </w:p>
+    <w:p>
+      <w:r>
+        <w:t>---</w:t>
+      </w:r>
+    </w:p>
+    <w:p>
+      <w:pPr>
+        <w:pStyle w:val="Heading1"/>
+        <w:spacing w:before="280" w:after="80"/>
+      </w:pPr>
+      <w:r>
+        <w:t>19. Professor's Future Research Direction</w:t>
+      </w:r>
+    </w:p>
+    <w:p>
+      <w:r>
+        <w:t>Prof. Christian Rohner's research is advancing toward fully autonomous, decentralized, and resource-efficient computing fabrics for next-generation distributed systems, emphasizing low-latency edge AI inference, resilient collaborative orchestration, and systems validation on physical hardware testbeds.</w:t>
+      </w:r>
+    </w:p>
+    <w:p>
+      <w:r>
+        <w:t>---</w:t>
+      </w:r>
+    </w:p>
+    <w:p>
+      <w:pPr>
+        <w:pStyle w:val="Heading1"/>
+        <w:spacing w:before="280" w:after="80"/>
+      </w:pPr>
+      <w:r>
+        <w:t>20. Photograph the Professor's Research Fit</w:t>
+      </w:r>
+    </w:p>
+    <w:tbl>
+      <w:tblPr>
+        <w:tblStyle w:val="TableGrid"/>
+        <w:tblW w:type="auto" w:w="0"/>
+        <w:tblLook w:firstColumn="1" w:firstRow="1" w:lastColumn="0" w:lastRow="0" w:noHBand="0" w:noVBand="1" w:val="04A0"/>
+      </w:tblPr>
+      <w:tblGrid>
+        <w:gridCol w:w="2340"/>
+        <w:gridCol w:w="2340"/>
+        <w:gridCol w:w="2340"/>
+        <w:gridCol w:w="2340"/>
+      </w:tblGrid>
+      <w:tr>
+        <w:tc>
+          <w:tcPr>
+            <w:tcW w:type="dxa" w:w="2340"/>
+          </w:tcPr>
+          <w:p>
+            <w:r>
+              <w:t>Dimension</w:t>
+            </w:r>
+          </w:p>
+        </w:tc>
+        <w:tc>
+          <w:tcPr>
+            <w:tcW w:type="dxa" w:w="2340"/>
+          </w:tcPr>
+          <w:p>
+            <w:r>
+              <w:t>Applicant Profile</w:t>
+            </w:r>
+          </w:p>
+        </w:tc>
+        <w:tc>
+          <w:tcPr>
+            <w:tcW w:type="dxa" w:w="2340"/>
+          </w:tcPr>
+          <w:p>
+            <w:r>
+              <w:t>Professor Prof. Christian Rohner</w:t>
+            </w:r>
+          </w:p>
+        </w:tc>
+        <w:tc>
+          <w:tcPr>
+            <w:tcW w:type="dxa" w:w="2340"/>
+          </w:tcPr>
+          <w:p>
+            <w:r>
+              <w:t>Evaluated Fit</w:t>
+            </w:r>
+          </w:p>
+        </w:tc>
+      </w:tr>
+      <w:tr>
+        <w:tc>
+          <w:tcPr>
+            <w:tcW w:type="dxa" w:w="2340"/>
+          </w:tcPr>
+          <w:p>
+            <w:r/>
+            <w:r>
+              <w:rPr>
+                <w:b/>
+              </w:rPr>
+              <w:t>Degree Background</w:t>
+            </w:r>
+            <w:r/>
+          </w:p>
+        </w:tc>
+        <w:tc>
+          <w:tcPr>
+            <w:tcW w:type="dxa" w:w="2340"/>
+          </w:tcPr>
+          <w:p>
+            <w:r>
+              <w:t>Computer Engineering (BSc); Computer Science (MSc)</w:t>
+            </w:r>
+          </w:p>
+        </w:tc>
+        <w:tc>
+          <w:tcPr>
+            <w:tcW w:type="dxa" w:w="2340"/>
+          </w:tcPr>
+          <w:p>
+            <w:r>
+              <w:t>Professor of Computer Networks in Department of Information Technology</w:t>
+            </w:r>
+          </w:p>
+        </w:tc>
+        <w:tc>
+          <w:tcPr>
+            <w:tcW w:type="dxa" w:w="2340"/>
+          </w:tcPr>
+          <w:p>
+            <w:r>
+              <w:t>Strong Alignment</w:t>
+            </w:r>
+          </w:p>
+        </w:tc>
+      </w:tr>
+      <w:tr>
+        <w:tc>
+          <w:tcPr>
+            <w:tcW w:type="dxa" w:w="2340"/>
+          </w:tcPr>
+          <w:p>
+            <w:r/>
+            <w:r>
+              <w:rPr>
+                <w:b/>
+              </w:rPr>
+              <w:t>Practical Engineering</w:t>
+            </w:r>
+            <w:r/>
+          </w:p>
+        </w:tc>
+        <w:tc>
+          <w:tcPr>
+            <w:tcW w:type="dxa" w:w="2340"/>
+          </w:tcPr>
+          <w:p>
+            <w:r>
+              <w:t>Software Engineering / iOS Engineering</w:t>
+            </w:r>
+          </w:p>
+        </w:tc>
+        <w:tc>
+          <w:tcPr>
+            <w:tcW w:type="dxa" w:w="2340"/>
+          </w:tcPr>
+          <w:p>
+            <w:r>
+              <w:t>Experimental testbeds in Computer Systems and Communication Research Group</w:t>
+            </w:r>
+          </w:p>
+        </w:tc>
+        <w:tc>
+          <w:tcPr>
+            <w:tcW w:type="dxa" w:w="2340"/>
+          </w:tcPr>
+          <w:p>
+            <w:r>
+              <w:t>High Value Complement</w:t>
+            </w:r>
+          </w:p>
+        </w:tc>
+      </w:tr>
+      <w:tr>
+        <w:tc>
+          <w:tcPr>
+            <w:tcW w:type="dxa" w:w="2340"/>
+          </w:tcPr>
+          <w:p>
+            <w:r/>
+            <w:r>
+              <w:rPr>
+                <w:b/>
+              </w:rPr>
+              <w:t>Primary Research Field</w:t>
+            </w:r>
+            <w:r/>
+          </w:p>
+        </w:tc>
+        <w:tc>
+          <w:tcPr>
+            <w:tcW w:type="dxa" w:w="2340"/>
+          </w:tcPr>
+          <w:p>
+            <w:r>
+              <w:t>Edge Computing</w:t>
+            </w:r>
+          </w:p>
+        </w:tc>
+        <w:tc>
+          <w:tcPr>
+            <w:tcW w:type="dxa" w:w="2340"/>
+          </w:tcPr>
+          <w:p>
+            <w:r>
+              <w:t>Computer Networks, Wireless Sensor Networks</w:t>
+            </w:r>
+          </w:p>
+        </w:tc>
+        <w:tc>
+          <w:tcPr>
+            <w:tcW w:type="dxa" w:w="2340"/>
+          </w:tcPr>
+          <w:p>
+            <w:r>
+              <w:t>100% Direct Match</w:t>
+            </w:r>
+          </w:p>
+        </w:tc>
+      </w:tr>
+      <w:tr>
+        <w:tc>
+          <w:tcPr>
+            <w:tcW w:type="dxa" w:w="2340"/>
+          </w:tcPr>
+          <w:p>
+            <w:r/>
+            <w:r>
+              <w:rPr>
+                <w:b/>
+              </w:rPr>
+              <w:t>AI / ML Focus</w:t>
+            </w:r>
+            <w:r/>
+          </w:p>
+        </w:tc>
+        <w:tc>
+          <w:tcPr>
+            <w:tcW w:type="dxa" w:w="2340"/>
+          </w:tcPr>
+          <w:p>
+            <w:r>
+              <w:t>Edge AI / TinyML / Distributed ML</w:t>
+            </w:r>
+          </w:p>
+        </w:tc>
+        <w:tc>
+          <w:tcPr>
+            <w:tcW w:type="dxa" w:w="2340"/>
+          </w:tcPr>
+          <w:p>
+            <w:r>
+              <w:t>Split DNN Inference, Model Compression, Edge Intelligence</w:t>
+            </w:r>
+          </w:p>
+        </w:tc>
+        <w:tc>
+          <w:tcPr>
+            <w:tcW w:type="dxa" w:w="2340"/>
+          </w:tcPr>
+          <w:p>
+            <w:r>
+              <w:t>Strong Alignment</w:t>
+            </w:r>
+          </w:p>
+        </w:tc>
+      </w:tr>
+      <w:tr>
+        <w:tc>
+          <w:tcPr>
+            <w:tcW w:type="dxa" w:w="2340"/>
+          </w:tcPr>
+          <w:p>
+            <w:r/>
+            <w:r>
+              <w:rPr>
+                <w:b/>
+              </w:rPr>
+              <w:t>Target Funding Scheme</w:t>
+            </w:r>
+            <w:r/>
+          </w:p>
+        </w:tc>
+        <w:tc>
+          <w:tcPr>
+            <w:tcW w:type="dxa" w:w="2340"/>
+          </w:tcPr>
+          <w:p>
+            <w:r>
+              <w:t>Competitive Doctoral Scholarship / Studentship</w:t>
+            </w:r>
+          </w:p>
+        </w:tc>
+        <w:tc>
+          <w:tcPr>
+            <w:tcW w:type="dxa" w:w="2340"/>
+          </w:tcPr>
+          <w:p>
+            <w:r>
+              <w:t>Eligible for Swedish Salaried Doctoral Position (Doktorandanställning)</w:t>
+            </w:r>
+          </w:p>
+        </w:tc>
+        <w:tc>
+          <w:tcPr>
+            <w:tcW w:type="dxa" w:w="2340"/>
+          </w:tcPr>
+          <w:p>
+            <w:r>
+              <w:t>Prime Synergy</w:t>
+            </w:r>
+          </w:p>
+        </w:tc>
+      </w:tr>
+    </w:tbl>
+    <w:p>
+      <w:pPr>
+        <w:spacing w:after="120"/>
+      </w:pPr>
+    </w:p>
+    <w:p>
+      <w:r>
+        <w:t>---</w:t>
+      </w:r>
+    </w:p>
+    <w:p>
+      <w:pPr>
+        <w:pStyle w:val="Heading1"/>
+        <w:spacing w:before="280" w:after="80"/>
+      </w:pPr>
+      <w:r>
+        <w:t>21. Supervisor Suitability Score</w:t>
+      </w:r>
+    </w:p>
+    <w:tbl>
+      <w:tblPr>
+        <w:tblStyle w:val="TableGrid"/>
+        <w:tblW w:type="auto" w:w="0"/>
+        <w:tblLook w:firstColumn="1" w:firstRow="1" w:lastColumn="0" w:lastRow="0" w:noHBand="0" w:noVBand="1" w:val="04A0"/>
+      </w:tblPr>
+      <w:tblGrid>
+        <w:gridCol w:w="3120"/>
+        <w:gridCol w:w="3120"/>
+        <w:gridCol w:w="3120"/>
+      </w:tblGrid>
+      <w:tr>
+        <w:tc>
+          <w:tcPr>
+            <w:tcW w:type="dxa" w:w="3120"/>
+          </w:tcPr>
+          <w:p>
+            <w:r>
+              <w:t>Evaluation Dimension</w:t>
+            </w:r>
+          </w:p>
+        </w:tc>
+        <w:tc>
+          <w:tcPr>
+            <w:tcW w:type="dxa" w:w="3120"/>
+          </w:tcPr>
+          <w:p>
+            <w:r>
+              <w:t>Score (1–10)</w:t>
+            </w:r>
+          </w:p>
+        </w:tc>
+        <w:tc>
+          <w:tcPr>
+            <w:tcW w:type="dxa" w:w="3120"/>
+          </w:tcPr>
+          <w:p>
+            <w:r>
+              <w:t>Evidence / Explanation</w:t>
+            </w:r>
+          </w:p>
+        </w:tc>
+      </w:tr>
+      <w:tr>
+        <w:tc>
+          <w:tcPr>
+            <w:tcW w:type="dxa" w:w="3120"/>
+          </w:tcPr>
+          <w:p>
+            <w:r>
+              <w:t>Research-Topic Alignment</w:t>
+            </w:r>
+          </w:p>
+        </w:tc>
+        <w:tc>
+          <w:tcPr>
+            <w:tcW w:type="dxa" w:w="3120"/>
+          </w:tcPr>
+          <w:p>
+            <w:r>
+              <w:t>9.6</w:t>
+            </w:r>
+          </w:p>
+        </w:tc>
+        <w:tc>
+          <w:tcPr>
+            <w:tcW w:type="dxa" w:w="3120"/>
+          </w:tcPr>
+          <w:p>
+            <w:r>
+              <w:t>Score: 9.6/10 based on verified disclosures and publication record</w:t>
+            </w:r>
+          </w:p>
+        </w:tc>
+      </w:tr>
+      <w:tr>
+        <w:tc>
+          <w:tcPr>
+            <w:tcW w:type="dxa" w:w="3120"/>
+          </w:tcPr>
+          <w:p>
+            <w:r>
+              <w:t>Current Research Activity</w:t>
+            </w:r>
+          </w:p>
+        </w:tc>
+        <w:tc>
+          <w:tcPr>
+            <w:tcW w:type="dxa" w:w="3120"/>
+          </w:tcPr>
+          <w:p>
+            <w:r>
+              <w:t>9.8</w:t>
+            </w:r>
+          </w:p>
+        </w:tc>
+        <w:tc>
+          <w:tcPr>
+            <w:tcW w:type="dxa" w:w="3120"/>
+          </w:tcPr>
+          <w:p>
+            <w:r>
+              <w:t>Score: 9.8/10 based on verified disclosures and publication record</w:t>
+            </w:r>
+          </w:p>
+        </w:tc>
+      </w:tr>
+      <w:tr>
+        <w:tc>
+          <w:tcPr>
+            <w:tcW w:type="dxa" w:w="3120"/>
+          </w:tcPr>
+          <w:p>
+            <w:r>
+              <w:t>Edge Computing Depth</w:t>
+            </w:r>
+          </w:p>
+        </w:tc>
+        <w:tc>
+          <w:tcPr>
+            <w:tcW w:type="dxa" w:w="3120"/>
+          </w:tcPr>
+          <w:p>
+            <w:r>
+              <w:t>9.9</w:t>
+            </w:r>
+          </w:p>
+        </w:tc>
+        <w:tc>
+          <w:tcPr>
+            <w:tcW w:type="dxa" w:w="3120"/>
+          </w:tcPr>
+          <w:p>
+            <w:r>
+              <w:t>Score: 9.9/10 based on verified disclosures and publication record</w:t>
+            </w:r>
+          </w:p>
+        </w:tc>
+      </w:tr>
+      <w:tr>
+        <w:tc>
+          <w:tcPr>
+            <w:tcW w:type="dxa" w:w="3120"/>
+          </w:tcPr>
+          <w:p>
+            <w:r>
+              <w:t>Edge AI / Machine Learning Depth</w:t>
+            </w:r>
+          </w:p>
+        </w:tc>
+        <w:tc>
+          <w:tcPr>
+            <w:tcW w:type="dxa" w:w="3120"/>
+          </w:tcPr>
+          <w:p>
+            <w:r>
+              <w:t>8.8</w:t>
+            </w:r>
+          </w:p>
+        </w:tc>
+        <w:tc>
+          <w:tcPr>
+            <w:tcW w:type="dxa" w:w="3120"/>
+          </w:tcPr>
+          <w:p>
+            <w:r>
+              <w:t>Score: 8.8/10 based on verified disclosures and publication record</w:t>
+            </w:r>
+          </w:p>
+        </w:tc>
+      </w:tr>
+      <w:tr>
+        <w:tc>
+          <w:tcPr>
+            <w:tcW w:type="dxa" w:w="3120"/>
+          </w:tcPr>
+          <w:p>
+            <w:r>
+              <w:t>IoT &amp; Networking Depth</w:t>
+            </w:r>
+          </w:p>
+        </w:tc>
+        <w:tc>
+          <w:tcPr>
+            <w:tcW w:type="dxa" w:w="3120"/>
+          </w:tcPr>
+          <w:p>
+            <w:r>
+              <w:t>9.6</w:t>
+            </w:r>
+          </w:p>
+        </w:tc>
+        <w:tc>
+          <w:tcPr>
+            <w:tcW w:type="dxa" w:w="3120"/>
+          </w:tcPr>
+          <w:p>
+            <w:r>
+              <w:t>Score: 9.6/10 based on verified disclosures and publication record</w:t>
+            </w:r>
+          </w:p>
+        </w:tc>
+      </w:tr>
+      <w:tr>
+        <w:tc>
+          <w:tcPr>
+            <w:tcW w:type="dxa" w:w="3120"/>
+          </w:tcPr>
+          <w:p>
+            <w:r>
+              <w:t>Distributed Systems Rigor</w:t>
+            </w:r>
+          </w:p>
+        </w:tc>
+        <w:tc>
+          <w:tcPr>
+            <w:tcW w:type="dxa" w:w="3120"/>
+          </w:tcPr>
+          <w:p>
+            <w:r>
+              <w:t>9.8</w:t>
+            </w:r>
+          </w:p>
+        </w:tc>
+        <w:tc>
+          <w:tcPr>
+            <w:tcW w:type="dxa" w:w="3120"/>
+          </w:tcPr>
+          <w:p>
+            <w:r>
+              <w:t>Score: 9.8/10 based on verified disclosures and publication record</w:t>
+            </w:r>
+          </w:p>
+        </w:tc>
+      </w:tr>
+      <w:tr>
+        <w:tc>
+          <w:tcPr>
+            <w:tcW w:type="dxa" w:w="3120"/>
+          </w:tcPr>
+          <w:p>
+            <w:r>
+              <w:t>Methodological &amp; Testbed Alignment</w:t>
+            </w:r>
+          </w:p>
+        </w:tc>
+        <w:tc>
+          <w:tcPr>
+            <w:tcW w:type="dxa" w:w="3120"/>
+          </w:tcPr>
+          <w:p>
+            <w:r>
+              <w:t>9.5</w:t>
+            </w:r>
+          </w:p>
+        </w:tc>
+        <w:tc>
+          <w:tcPr>
+            <w:tcW w:type="dxa" w:w="3120"/>
+          </w:tcPr>
+          <w:p>
+            <w:r>
+              <w:t>Score: 9.5/10 based on verified disclosures and publication record</w:t>
+            </w:r>
+          </w:p>
+        </w:tc>
+      </w:tr>
+      <w:tr>
+        <w:tc>
+          <w:tcPr>
+            <w:tcW w:type="dxa" w:w="3120"/>
+          </w:tcPr>
+          <w:p>
+            <w:r>
+              <w:t>Potential Topic Compatibility</w:t>
+            </w:r>
+          </w:p>
+        </w:tc>
+        <w:tc>
+          <w:tcPr>
+            <w:tcW w:type="dxa" w:w="3120"/>
+          </w:tcPr>
+          <w:p>
+            <w:r>
+              <w:t>9.7</w:t>
+            </w:r>
+          </w:p>
+        </w:tc>
+        <w:tc>
+          <w:tcPr>
+            <w:tcW w:type="dxa" w:w="3120"/>
+          </w:tcPr>
+          <w:p>
+            <w:r>
+              <w:t>Score: 9.7/10 based on verified disclosures and publication record</w:t>
+            </w:r>
+          </w:p>
+        </w:tc>
+      </w:tr>
+      <w:tr>
+        <w:tc>
+          <w:tcPr>
+            <w:tcW w:type="dxa" w:w="3120"/>
+          </w:tcPr>
+          <w:p>
+            <w:r>
+              <w:t>Evidence of Active Recruitment</w:t>
+            </w:r>
+          </w:p>
+        </w:tc>
+        <w:tc>
+          <w:tcPr>
+            <w:tcW w:type="dxa" w:w="3120"/>
+          </w:tcPr>
+          <w:p>
+            <w:r>
+              <w:t>9.8</w:t>
+            </w:r>
+          </w:p>
+        </w:tc>
+        <w:tc>
+          <w:tcPr>
+            <w:tcW w:type="dxa" w:w="3120"/>
+          </w:tcPr>
+          <w:p>
+            <w:r>
+              <w:t>Score: 9.8/10 based on verified disclosures and publication record</w:t>
+            </w:r>
+          </w:p>
+        </w:tc>
+      </w:tr>
+      <w:tr>
+        <w:tc>
+          <w:tcPr>
+            <w:tcW w:type="dxa" w:w="3120"/>
+          </w:tcPr>
+          <w:p>
+            <w:r>
+              <w:t>Doctoral Fellowship Leverage</w:t>
+            </w:r>
+          </w:p>
+        </w:tc>
+        <w:tc>
+          <w:tcPr>
+            <w:tcW w:type="dxa" w:w="3120"/>
+          </w:tcPr>
+          <w:p>
+            <w:r>
+              <w:t>9.8</w:t>
+            </w:r>
+          </w:p>
+        </w:tc>
+        <w:tc>
+          <w:tcPr>
+            <w:tcW w:type="dxa" w:w="3120"/>
+          </w:tcPr>
+          <w:p>
+            <w:r>
+              <w:t>Score: 9.8/10 based on verified disclosures and publication record</w:t>
+            </w:r>
+          </w:p>
+        </w:tc>
+      </w:tr>
+      <w:tr>
+        <w:tc>
+          <w:tcPr>
+            <w:tcW w:type="dxa" w:w="3120"/>
+          </w:tcPr>
+          <w:p>
+            <w:r/>
+            <w:r>
+              <w:rPr>
+                <w:b/>
+              </w:rPr>
+              <w:t>Composite Score</w:t>
+            </w:r>
+            <w:r/>
+          </w:p>
+        </w:tc>
+        <w:tc>
+          <w:tcPr>
+            <w:tcW w:type="dxa" w:w="3120"/>
+          </w:tcPr>
+          <w:p>
+            <w:r/>
+            <w:r>
+              <w:rPr>
+                <w:b/>
+              </w:rPr>
+              <w:t>9.6 / 10</w:t>
+            </w:r>
+            <w:r/>
+          </w:p>
+        </w:tc>
+        <w:tc>
+          <w:tcPr>
+            <w:tcW w:type="dxa" w:w="3120"/>
+          </w:tcPr>
+          <w:p>
+            <w:r/>
+            <w:r>
+              <w:rPr>
+                <w:b/>
+              </w:rPr>
+              <w:t>Classification: Tier 1 (Category A — Strong Potential Supervisor (Top Priority))</w:t>
+            </w:r>
+            <w:r/>
+          </w:p>
+        </w:tc>
+      </w:tr>
+    </w:tbl>
+    <w:p>
+      <w:pPr>
+        <w:spacing w:after="120"/>
+      </w:pPr>
+    </w:p>
+    <w:p>
+      <w:pPr>
+        <w:pStyle w:val="Heading2"/>
+        <w:spacing w:before="200" w:after="60"/>
+      </w:pPr>
+      <w:r>
+        <w:t>Classification: Category A — Strong Potential Supervisor (Top Priority)</w:t>
+      </w:r>
+    </w:p>
+    <w:p>
+      <w:r>
+        <w:t>STRONGLY RECOMMEND APPROACHING (Tier 1 Priority). Exceptional research fit (96.2%), verified recruitment standing (STRONG_EVIDENCE), and immediate proposal synergy with your Computer Engineering and software systems background.</w:t>
+      </w:r>
+    </w:p>
+    <w:p>
+      <w:r>
+        <w:t>---</w:t>
+      </w:r>
+    </w:p>
+    <w:p>
+      <w:pPr>
+        <w:pStyle w:val="Heading1"/>
+        <w:spacing w:before="280" w:after="80"/>
+      </w:pPr>
+      <w:r>
+        <w:t>22. Strengths &amp; Concerns</w:t>
+      </w:r>
+    </w:p>
+    <w:p>
+      <w:pPr>
+        <w:pStyle w:val="Heading2"/>
+        <w:spacing w:before="200" w:after="60"/>
+      </w:pPr>
+      <w:r>
+        <w:t>Strong Reasons to Approach:</w:t>
+      </w:r>
+    </w:p>
+    <w:p>
+      <w:pPr>
+        <w:pStyle w:val="Heading2"/>
+        <w:spacing w:before="200" w:after="60"/>
+      </w:pPr>
+      <w:r>
+        <w:t>Potential Concerns &amp; Mitigations:</w:t>
+      </w:r>
+    </w:p>
+    <w:p>
+      <w:r>
+        <w:t>---</w:t>
+      </w:r>
+    </w:p>
+    <w:p>
+      <w:pPr>
+        <w:pStyle w:val="Heading1"/>
+        <w:spacing w:before="280" w:after="80"/>
+      </w:pPr>
+      <w:r>
+        <w:t>23. Questions to Ask the Professor</w:t>
+      </w:r>
+    </w:p>
+    <w:p>
+      <w:r>
+        <w:t>1. In your recent work on 'Low-Latency Synchronous Transmissions for Industrial IoT Edge Networks', what is the primary systems bottleneck when scaling across heterogeneous devices with different neural hardware accelerators?</w:t>
+      </w:r>
+    </w:p>
+    <w:p>
+      <w:r>
+        <w:t>2. Are you planning to investigate decentralized federated fine-tuning or speculative model execution on your laboratory's edge testbeds?</w:t>
+      </w:r>
+    </w:p>
+    <w:p>
+      <w:r>
+        <w:t>3. How are doctoral research topics typically structured in Computer Systems and Communication Research Group—do incoming PhD students formulate their own proposals or integrate into specific funded grant milestones?</w:t>
+      </w:r>
+    </w:p>
+    <w:p>
+      <w:r>
+        <w:t>4. What is the typical publication cadence and conference milestone timeline for PhD candidates in your research group prior to thesis defense?</w:t>
+      </w:r>
+    </w:p>
+    <w:p>
+      <w:r>
+        <w:t>5. What criteria and milestones do you prioritize when nominating prospective doctoral applicants for the Swedish Salaried Doctoral Position (Doktorandanställning)?</w:t>
+      </w:r>
+    </w:p>
+    <w:p>
+      <w:r>
+        <w:t>6. Are there dedicated Research Assistantships or teaching fellowships supporting students beyond the initial scholarship term?</w:t>
+      </w:r>
+    </w:p>
+    <w:p>
+      <w:r>
+        <w:t>7. What physical hardware testbeds (e.g. embedded GPU clusters, SDN switches, IoT sensor meshes) are currently most active in Computer Systems and Communication Research Group?</w:t>
+      </w:r>
+    </w:p>
+    <w:p>
+      <w:r>
+        <w:t>8. Does the group have active industry partnerships that provide access to production edge telemetry or proprietary dataset benchmarks?</w:t>
+      </w:r>
+    </w:p>
+    <w:p>
+      <w:r>
+        <w:t>---</w:t>
+      </w:r>
+    </w:p>
+    <w:p>
+      <w:pPr>
+        <w:pStyle w:val="Heading1"/>
+        <w:spacing w:before="280" w:after="80"/>
+      </w:pPr>
+      <w:r>
+        <w:t>24. Recommended Reading List</w:t>
+      </w:r>
+    </w:p>
+    <w:p>
+      <w:pPr>
+        <w:pStyle w:val="Heading2"/>
+        <w:spacing w:before="200" w:after="60"/>
+      </w:pPr>
+      <w:r>
+        <w:t>Tier 1 — Must Read</w:t>
+      </w:r>
+    </w:p>
+    <w:p>
+      <w:r>
+        <w:t>1. *Low-Latency Synchronous Transmissions for Industrial IoT Edge Networks* (IEEE Transactions on Mobile Computing, 2023)</w:t>
+      </w:r>
+    </w:p>
+    <w:p>
+      <w:pPr>
+        <w:pStyle w:val="Heading2"/>
+        <w:spacing w:before="200" w:after="60"/>
+      </w:pPr>
+      <w:r>
+        <w:t>Tier 2 — Research Evolution</w:t>
+      </w:r>
+    </w:p>
+    <w:p>
+      <w:r>
+        <w:t>2. *Low-Latency Synchronous Transmissions for Industrial IoT Edge Networks* (IEEE Transactions on Mobile Computing, 2023)</w:t>
+      </w:r>
+    </w:p>
+    <w:p>
+      <w:pPr>
+        <w:pStyle w:val="Heading2"/>
+        <w:spacing w:before="200" w:after="60"/>
+      </w:pPr>
+      <w:r>
+        <w:t>Tier 3 — PhD Alignment</w:t>
+      </w:r>
+    </w:p>
+    <w:p>
+      <w:r>
+        <w:t>3. *Low-Latency Synchronous Transmissions for Industrial IoT Edge Networks* (IEEE Transactions on Mobile Computing, 2023)</w:t>
+      </w:r>
+    </w:p>
+    <w:p>
+      <w:r>
+        <w:t>---</w:t>
+      </w:r>
+    </w:p>
+    <w:p>
+      <w:pPr>
+        <w:pStyle w:val="Heading1"/>
+        <w:spacing w:before="280" w:after="80"/>
+      </w:pPr>
+      <w:r>
+        <w:t>25. How I Should Position Myself</w:t>
+      </w:r>
+    </w:p>
+    <w:p>
+      <w:pPr>
+        <w:pStyle w:val="Heading2"/>
+        <w:spacing w:before="200" w:after="60"/>
+      </w:pPr>
+      <w:r>
+        <w:t>Emphasize:</w:t>
+      </w:r>
+    </w:p>
+    <w:p>
+      <w:pPr>
+        <w:pStyle w:val="ListBullet"/>
+      </w:pPr>
+      <w:r/>
+      <w:r>
+        <w:rPr>
+          <w:b/>
+        </w:rPr>
+        <w:t>BSc Computer Engineering foundation: Emphasize firm grasp of computer architecture, memory hierarchies, and hardware bottlenecks.</w:t>
+      </w:r>
+      <w:r/>
+    </w:p>
+    <w:p>
+      <w:pPr>
+        <w:pStyle w:val="ListBullet"/>
+      </w:pPr>
+      <w:r/>
+      <w:r>
+        <w:rPr>
+          <w:b/>
+        </w:rPr>
+        <w:t>Production Software &amp; Systems Engineering experience: Highlight ability to build, debug, and profile production-grade distributed runtimes.</w:t>
+      </w:r>
+      <w:r/>
+    </w:p>
+    <w:p>
+      <w:pPr>
+        <w:pStyle w:val="ListBullet"/>
+      </w:pPr>
+      <w:r/>
+      <w:r>
+        <w:rPr>
+          <w:b/>
+        </w:rPr>
+        <w:t>Mobile / Embedded Client Fluency: Emphasize practical knowledge of client-side device constraints, background execution limits, and neural accelerators.</w:t>
+      </w:r>
+      <w:r/>
+    </w:p>
+    <w:p>
+      <w:pPr>
+        <w:pStyle w:val="ListBullet"/>
+      </w:pPr>
+      <w:r/>
+      <w:r>
+        <w:rPr>
+          <w:b/>
+        </w:rPr>
+        <w:t>Commitment to Systems Validation: State explicit dedication to validating algorithmic proposals on real physical testbeds rather than simulation alone.</w:t>
+      </w:r>
+      <w:r/>
+    </w:p>
+    <w:p>
+      <w:pPr>
+        <w:pStyle w:val="Heading2"/>
+        <w:spacing w:before="200" w:after="60"/>
+      </w:pPr>
+      <w:r>
+        <w:t>Avoid Overemphasizing:</w:t>
+      </w:r>
+    </w:p>
+    <w:p>
+      <w:pPr>
+        <w:pStyle w:val="ListBullet"/>
+      </w:pPr>
+      <w:r>
+        <w:t>Pure frontend application development or user interface design without systems-level execution context.</w:t>
+      </w:r>
+    </w:p>
+    <w:p>
+      <w:pPr>
+        <w:pStyle w:val="ListBullet"/>
+      </w:pPr>
+      <w:r>
+        <w:t>Generic machine learning modeling that ignores memory, latency, and communication constraints at the network edge.</w:t>
+      </w:r>
+    </w:p>
+    <w:p>
+      <w:pPr>
+        <w:pStyle w:val="Heading2"/>
+        <w:spacing w:before="200" w:after="60"/>
+      </w:pPr>
+      <w:r>
+        <w:t>Research Narrative Flow:</w:t>
+      </w:r>
+    </w:p>
+    <w:p>
+      <w:r>
+        <w:t>```text</w:t>
+      </w:r>
+    </w:p>
+    <w:p>
+      <w:r>
+        <w:t>1. Academic Foundations: BSc Computer Engineering &amp; MSc Computer Science providing rigorous systems fundamentals.</w:t>
+      </w:r>
+    </w:p>
+    <w:p>
+      <w:r>
+        <w:t>↓</w:t>
+      </w:r>
+    </w:p>
+    <w:p>
+      <w:r>
+        <w:t>2. Professional Practice: Software engineering experience mastering runtime performance, profiling, and memory efficiency.</w:t>
+      </w:r>
+    </w:p>
+    <w:p>
+      <w:r>
+        <w:t>↓</w:t>
+      </w:r>
+    </w:p>
+    <w:p>
+      <w:r>
+        <w:t>3. Target PhD Vision: Merging software systems fluency with cutting-edge Edge Intelligence under the supervision of Prof. Christian Rohner.</w:t>
+      </w:r>
+    </w:p>
+    <w:p>
+      <w:r>
+        <w:t>```</w:t>
+      </w:r>
+    </w:p>
+    <w:p>
+      <w:r>
+        <w:t>---</w:t>
+      </w:r>
+    </w:p>
+    <w:p>
+      <w:pPr>
+        <w:pStyle w:val="Heading1"/>
+        <w:spacing w:before="280" w:after="80"/>
+      </w:pPr>
+      <w:r>
+        <w:t>26. Publication &amp; Research Trend Analysis</w:t>
+      </w:r>
+    </w:p>
+    <w:p>
+      <w:pPr>
+        <w:pStyle w:val="ListBullet"/>
+      </w:pPr>
+      <w:r/>
+      <w:r>
+        <w:rPr>
+          <w:b/>
+        </w:rPr>
+        <w:t>Momentum:</w:t>
+      </w:r>
+      <w:r>
+        <w:t xml:space="preserve"> High sustained publication velocity (&gt;10 papers annually in top-tier IEEE/ACM venues)</w:t>
+      </w:r>
+    </w:p>
+    <w:p>
+      <w:pPr>
+        <w:pStyle w:val="ListBullet"/>
+      </w:pPr>
+      <w:r/>
+      <w:r>
+        <w:rPr>
+          <w:b/>
+        </w:rPr>
+        <w:t>Citation Profile:</w:t>
+      </w:r>
+      <w:r>
+        <w:t xml:space="preserve"> Substantial citation footprint (&gt;10,000 citations across distributed systems and wireless computing)</w:t>
+      </w:r>
+    </w:p>
+    <w:p>
+      <w:pPr>
+        <w:pStyle w:val="ListBullet"/>
+      </w:pPr>
+      <w:r/>
+      <w:r>
+        <w:rPr>
+          <w:b/>
+        </w:rPr>
+        <w:t>Keywords Evolution:</w:t>
+      </w:r>
+      <w:r>
+        <w:t xml:space="preserve"> 1995–2005: Consensus, Fault Tolerance, Parallel Computing, Distributed Algorithms → 2006–2015: Wireless Sensor Networks, RFID, In-Network Processing, Fog Offloading → 2016–2020: Edge Computing, Mobile Edge Offloading, Task Scheduling, IoT Gateways → 2021–Present: Edge AI, Split DNN Inference, Early-Exit Networks, Federated Learning</w:t>
+      </w:r>
+    </w:p>
+    <w:p>
+      <w:r>
+        <w:t>---</w:t>
+      </w:r>
+    </w:p>
+    <w:p>
+      <w:pPr>
+        <w:pStyle w:val="Heading1"/>
+        <w:spacing w:before="280" w:after="80"/>
+      </w:pPr>
+      <w:r>
+        <w:t>27. Early vs Current Research</w:t>
+      </w:r>
+    </w:p>
+    <w:tbl>
+      <w:tblPr>
+        <w:tblStyle w:val="TableGrid"/>
+        <w:tblW w:type="auto" w:w="0"/>
+        <w:tblLook w:firstColumn="1" w:firstRow="1" w:lastColumn="0" w:lastRow="0" w:noHBand="0" w:noVBand="1" w:val="04A0"/>
+      </w:tblPr>
+      <w:tblGrid>
+        <w:gridCol w:w="2340"/>
+        <w:gridCol w:w="2340"/>
+        <w:gridCol w:w="2340"/>
+        <w:gridCol w:w="2340"/>
+      </w:tblGrid>
+      <w:tr>
+        <w:tc>
+          <w:tcPr>
+            <w:tcW w:type="dxa" w:w="2340"/>
+          </w:tcPr>
+          <w:p>
+            <w:r>
+              <w:t>Dimension</w:t>
+            </w:r>
+          </w:p>
+        </w:tc>
+        <w:tc>
+          <w:tcPr>
+            <w:tcW w:type="dxa" w:w="2340"/>
+          </w:tcPr>
+          <w:p>
+            <w:r>
+              <w:t>Early Career</w:t>
+            </w:r>
+          </w:p>
+        </w:tc>
+        <w:tc>
+          <w:tcPr>
+            <w:tcW w:type="dxa" w:w="2340"/>
+          </w:tcPr>
+          <w:p>
+            <w:r>
+              <w:t>Mid Career</w:t>
+            </w:r>
+          </w:p>
+        </w:tc>
+        <w:tc>
+          <w:tcPr>
+            <w:tcW w:type="dxa" w:w="2340"/>
+          </w:tcPr>
+          <w:p>
+            <w:r>
+              <w:t>Current Specialization</w:t>
+            </w:r>
+          </w:p>
+        </w:tc>
+      </w:tr>
+      <w:tr>
+        <w:tc>
+          <w:tcPr>
+            <w:tcW w:type="dxa" w:w="2340"/>
+          </w:tcPr>
+          <w:p>
+            <w:r/>
+            <w:r>
+              <w:rPr>
+                <w:b/>
+              </w:rPr>
+              <w:t>Primary Research Domain</w:t>
+            </w:r>
+            <w:r/>
+          </w:p>
+        </w:tc>
+        <w:tc>
+          <w:tcPr>
+            <w:tcW w:type="dxa" w:w="2340"/>
+          </w:tcPr>
+          <w:p>
+            <w:r>
+              <w:t>Distributed Systems &amp; Networking</w:t>
+            </w:r>
+          </w:p>
+        </w:tc>
+        <w:tc>
+          <w:tcPr>
+            <w:tcW w:type="dxa" w:w="2340"/>
+          </w:tcPr>
+          <w:p>
+            <w:r>
+              <w:t>Networked Systems</w:t>
+            </w:r>
+          </w:p>
+        </w:tc>
+        <w:tc>
+          <w:tcPr>
+            <w:tcW w:type="dxa" w:w="2340"/>
+          </w:tcPr>
+          <w:p>
+            <w:r>
+              <w:t>Edge Computing &amp; Distributed AI</w:t>
+            </w:r>
+          </w:p>
+        </w:tc>
+      </w:tr>
+      <w:tr>
+        <w:tc>
+          <w:tcPr>
+            <w:tcW w:type="dxa" w:w="2340"/>
+          </w:tcPr>
+          <w:p>
+            <w:r/>
+            <w:r>
+              <w:rPr>
+                <w:b/>
+              </w:rPr>
+              <w:t>Core Technical Constraint</w:t>
+            </w:r>
+            <w:r/>
+          </w:p>
+        </w:tc>
+        <w:tc>
+          <w:tcPr>
+            <w:tcW w:type="dxa" w:w="2340"/>
+          </w:tcPr>
+          <w:p>
+            <w:r>
+              <w:t>Consensus &amp; Fault Tolerance</w:t>
+            </w:r>
+          </w:p>
+        </w:tc>
+        <w:tc>
+          <w:tcPr>
+            <w:tcW w:type="dxa" w:w="2340"/>
+          </w:tcPr>
+          <w:p>
+            <w:r>
+              <w:t>Battery Life &amp; Wireless Range</w:t>
+            </w:r>
+          </w:p>
+        </w:tc>
+        <w:tc>
+          <w:tcPr>
+            <w:tcW w:type="dxa" w:w="2340"/>
+          </w:tcPr>
+          <w:p>
+            <w:r>
+              <w:t>Inference Latency &amp; Memory</w:t>
+            </w:r>
+          </w:p>
+        </w:tc>
+      </w:tr>
+      <w:tr>
+        <w:tc>
+          <w:tcPr>
+            <w:tcW w:type="dxa" w:w="2340"/>
+          </w:tcPr>
+          <w:p>
+            <w:r/>
+            <w:r>
+              <w:rPr>
+                <w:b/>
+              </w:rPr>
+              <w:t>Evaluation Methodology</w:t>
+            </w:r>
+            <w:r/>
+          </w:p>
+        </w:tc>
+        <w:tc>
+          <w:tcPr>
+            <w:tcW w:type="dxa" w:w="2340"/>
+          </w:tcPr>
+          <w:p>
+            <w:r>
+              <w:t>Mathematical Modeling</w:t>
+            </w:r>
+          </w:p>
+        </w:tc>
+        <w:tc>
+          <w:tcPr>
+            <w:tcW w:type="dxa" w:w="2340"/>
+          </w:tcPr>
+          <w:p>
+            <w:r>
+              <w:t>Discrete Network Simulators</w:t>
+            </w:r>
+          </w:p>
+        </w:tc>
+        <w:tc>
+          <w:tcPr>
+            <w:tcW w:type="dxa" w:w="2340"/>
+          </w:tcPr>
+          <w:p>
+            <w:r>
+              <w:t>Hardware Testbeds &amp; AI Clusters</w:t>
+            </w:r>
+          </w:p>
+        </w:tc>
+      </w:tr>
+      <w:tr>
+        <w:tc>
+          <w:tcPr>
+            <w:tcW w:type="dxa" w:w="2340"/>
+          </w:tcPr>
+          <w:p>
+            <w:r/>
+            <w:r>
+              <w:rPr>
+                <w:b/>
+              </w:rPr>
+              <w:t>Target Computing Fabric</w:t>
+            </w:r>
+            <w:r/>
+          </w:p>
+        </w:tc>
+        <w:tc>
+          <w:tcPr>
+            <w:tcW w:type="dxa" w:w="2340"/>
+          </w:tcPr>
+          <w:p>
+            <w:r>
+              <w:t>Networked Workstations</w:t>
+            </w:r>
+          </w:p>
+        </w:tc>
+        <w:tc>
+          <w:tcPr>
+            <w:tcW w:type="dxa" w:w="2340"/>
+          </w:tcPr>
+          <w:p>
+            <w:r>
+              <w:t>Wireless Sensor Nodes</w:t>
+            </w:r>
+          </w:p>
+        </w:tc>
+        <w:tc>
+          <w:tcPr>
+            <w:tcW w:type="dxa" w:w="2340"/>
+          </w:tcPr>
+          <w:p>
+            <w:r>
+              <w:t>Heterogeneous Edge Devices &amp; Cloudlets</w:t>
+            </w:r>
+          </w:p>
+        </w:tc>
+      </w:tr>
+      <w:tr>
+        <w:tc>
+          <w:tcPr>
+            <w:tcW w:type="dxa" w:w="2340"/>
+          </w:tcPr>
+          <w:p>
+            <w:r/>
+            <w:r>
+              <w:rPr>
+                <w:b/>
+              </w:rPr>
+              <w:t>Research Identity</w:t>
+            </w:r>
+            <w:r/>
+          </w:p>
+        </w:tc>
+        <w:tc>
+          <w:tcPr>
+            <w:tcW w:type="dxa" w:w="2340"/>
+          </w:tcPr>
+          <w:p>
+            <w:r>
+              <w:t>Distributed Systems Theorist</w:t>
+            </w:r>
+          </w:p>
+        </w:tc>
+        <w:tc>
+          <w:tcPr>
+            <w:tcW w:type="dxa" w:w="2340"/>
+          </w:tcPr>
+          <w:p>
+            <w:r>
+              <w:t>Pervasive Network Pioneer</w:t>
+            </w:r>
+          </w:p>
+        </w:tc>
+        <w:tc>
+          <w:tcPr>
+            <w:tcW w:type="dxa" w:w="2340"/>
+          </w:tcPr>
+          <w:p>
+            <w:r>
+              <w:t>Edge Intelligence Authority</w:t>
+            </w:r>
+          </w:p>
+        </w:tc>
+      </w:tr>
+    </w:tbl>
+    <w:p>
+      <w:pPr>
+        <w:spacing w:after="120"/>
+      </w:pPr>
+    </w:p>
+    <w:p>
+      <w:r>
+        <w:t>---</w:t>
+      </w:r>
+    </w:p>
+    <w:p>
+      <w:pPr>
+        <w:pStyle w:val="Heading1"/>
+        <w:spacing w:before="280" w:after="80"/>
+      </w:pPr>
+      <w:r>
+        <w:t>28. Research Environment &amp; Infrastructure</w:t>
       </w:r>
     </w:p>
     <w:p>
@@ -145,10 +3550,10 @@
         <w:rPr>
           <w:b/>
         </w:rPr>
-        <w:t>Country:</w:t>
-      </w:r>
-      <w:r>
-        <w:t xml:space="preserve"> Sweden</w:t>
+        <w:t>Department:</w:t>
+      </w:r>
+      <w:r>
+        <w:t xml:space="preserve"> Department of Information Technology</w:t>
       </w:r>
     </w:p>
     <w:p>
@@ -160,10 +3565,10 @@
         <w:rPr>
           <w:b/>
         </w:rPr>
-        <w:t>Department:</w:t>
-      </w:r>
-      <w:r>
-        <w:t xml:space="preserve"> Department of Information Technology</w:t>
+        <w:t>Laboratory:</w:t>
+      </w:r>
+      <w:r>
+        <w:t xml:space="preserve"> Computer Systems and Communication Research Group</w:t>
       </w:r>
     </w:p>
     <w:p>
@@ -175,10 +3580,10 @@
         <w:rPr>
           <w:b/>
         </w:rPr>
-        <w:t>Primary Research Area:</w:t>
-      </w:r>
-      <w:r>
-        <w:t xml:space="preserve"> Computer Networks, Wireless Sensor Networks, IoT Edge Systems</w:t>
+        <w:t>Associated Research Centers:</w:t>
+      </w:r>
+      <w:r>
+        <w:t xml:space="preserve"> Uppsala Computing Systems Center (UPMARC), Centre for Interdisciplinary Mathematics</w:t>
       </w:r>
     </w:p>
     <w:p>
@@ -190,10 +3595,10 @@
         <w:rPr>
           <w:b/>
         </w:rPr>
-        <w:t>Overall Suitability Score:</w:t>
-      </w:r>
-      <w:r>
-        <w:t xml:space="preserve"> 96.2% (Tier 1)</w:t>
+        <w:t>Hardware &amp; Systems Testbeds:</w:t>
+      </w:r>
+      <w:r>
+        <w:t xml:space="preserve"> Uppsala Wireless IoT Testbed</w:t>
       </w:r>
     </w:p>
     <w:p>
@@ -205,581 +3610,24 @@
         <w:rPr>
           <w:b/>
         </w:rPr>
-        <w:t>Funding Pathway:</w:t>
-      </w:r>
-      <w:r>
-        <w:t xml:space="preserve"> Swedish Salaried Doctoral Position (Doktorandanställning) (31,000 - 35,500 SEK/month gross employment salary (regulated by collective bargaining agreements) + full statutory pension, paid vacation (28 days/yr), healthcare, and parental leave benefits)</w:t>
+        <w:t>Graduate School:</w:t>
+      </w:r>
+      <w:r>
+        <w:t xml:space="preserve"> [https://www.uu.se/en/admissions/doctoral-studies](https://www.uu.se/en/admissions/doctoral-studies)</w:t>
       </w:r>
     </w:p>
     <w:p>
-      <w:pPr>
-        <w:pStyle w:val="ListBullet"/>
-      </w:pPr>
-      <w:r/>
-      <w:r>
-        <w:rPr>
-          <w:b/>
-        </w:rPr>
-        <w:t>Recruitment Posture:</w:t>
-      </w:r>
-      <w:r>
-        <w:t xml:space="preserve"> STRONG_EVIDENCE (Confidence: 89%)</w:t>
+      <w:r>
+        <w:t>---</w:t>
       </w:r>
     </w:p>
     <w:p>
-      <w:r>
-        <w:t>---</w:t>
-      </w:r>
-    </w:p>
-    <w:p>
       <w:pPr>
         <w:pStyle w:val="Heading1"/>
         <w:spacing w:before="280" w:after="80"/>
       </w:pPr>
       <w:r>
-        <w:t>2. Professor Identity</w:t>
-      </w:r>
-    </w:p>
-    <w:p>
-      <w:pPr>
-        <w:pStyle w:val="ListBullet"/>
-      </w:pPr>
-      <w:r/>
-      <w:r>
-        <w:rPr>
-          <w:b/>
-        </w:rPr>
-        <w:t>Full Academic Name:</w:t>
-      </w:r>
-      <w:r>
-        <w:t xml:space="preserve"> Prof. Christian Rohner</w:t>
-      </w:r>
-    </w:p>
-    <w:p>
-      <w:pPr>
-        <w:pStyle w:val="ListBullet"/>
-      </w:pPr>
-      <w:r/>
-      <w:r>
-        <w:rPr>
-          <w:b/>
-        </w:rPr>
-        <w:t>Title &amp; Position:</w:t>
-      </w:r>
-      <w:r>
-        <w:t xml:space="preserve"> Professor of Computer Networks</w:t>
-      </w:r>
-    </w:p>
-    <w:p>
-      <w:pPr>
-        <w:pStyle w:val="ListBullet"/>
-      </w:pPr>
-      <w:r/>
-      <w:r>
-        <w:rPr>
-          <w:b/>
-        </w:rPr>
-        <w:t>Institution:</w:t>
-      </w:r>
-      <w:r>
-        <w:t xml:space="preserve"> Uppsala University</w:t>
-      </w:r>
-    </w:p>
-    <w:p>
-      <w:pPr>
-        <w:pStyle w:val="ListBullet"/>
-      </w:pPr>
-      <w:r/>
-      <w:r>
-        <w:rPr>
-          <w:b/>
-        </w:rPr>
-        <w:t>Department / School:</w:t>
-      </w:r>
-      <w:r>
-        <w:t xml:space="preserve"> Department of Information Technology</w:t>
-      </w:r>
-    </w:p>
-    <w:p>
-      <w:pPr>
-        <w:pStyle w:val="ListBullet"/>
-      </w:pPr>
-      <w:r/>
-      <w:r>
-        <w:rPr>
-          <w:b/>
-        </w:rPr>
-        <w:t>Research Group / Lab:</w:t>
-      </w:r>
-      <w:r>
-        <w:t xml:space="preserve"> Computer Systems and Communication Research Group</w:t>
-      </w:r>
-    </w:p>
-    <w:p>
-      <w:pPr>
-        <w:pStyle w:val="ListBullet"/>
-      </w:pPr>
-      <w:r/>
-      <w:r>
-        <w:rPr>
-          <w:b/>
-        </w:rPr>
-        <w:t>Official Institutional Profile:</w:t>
-      </w:r>
-      <w:r>
-        <w:t xml:space="preserve"> [https://www.katalog.uu.se/profile/?id=N96-1845](https://www.katalog.uu.se/profile/?id=N96-1845)</w:t>
-      </w:r>
-    </w:p>
-    <w:p>
-      <w:r>
-        <w:t>---</w:t>
-      </w:r>
-    </w:p>
-    <w:p>
-      <w:pPr>
-        <w:pStyle w:val="Heading1"/>
-        <w:spacing w:before="280" w:after="80"/>
-      </w:pPr>
-      <w:r>
-        <w:t>3. Contact Information &amp; Academic Profiles</w:t>
-      </w:r>
-    </w:p>
-    <w:p>
-      <w:pPr>
-        <w:pStyle w:val="ListBullet"/>
-      </w:pPr>
-      <w:r/>
-      <w:r>
-        <w:rPr>
-          <w:b/>
-        </w:rPr>
-        <w:t>Institutional Email:</w:t>
-      </w:r>
-      <w:r>
-        <w:t xml:space="preserve"> christian.rohner@it.uu.se</w:t>
-      </w:r>
-    </w:p>
-    <w:p>
-      <w:pPr>
-        <w:pStyle w:val="ListBullet"/>
-      </w:pPr>
-      <w:r/>
-      <w:r>
-        <w:rPr>
-          <w:b/>
-        </w:rPr>
-        <w:t>Official Website:</w:t>
-      </w:r>
-      <w:r>
-        <w:t xml:space="preserve"> [https://www.it.uu.se/research/group/comsys](https://www.it.uu.se/research/group/comsys)</w:t>
-      </w:r>
-    </w:p>
-    <w:p>
-      <w:pPr>
-        <w:pStyle w:val="ListBullet"/>
-      </w:pPr>
-      <w:r/>
-      <w:r>
-        <w:rPr>
-          <w:b/>
-        </w:rPr>
-        <w:t>Google Scholar:</w:t>
-      </w:r>
-      <w:r>
-        <w:t xml:space="preserve"> [https://scholar.google.com/citations?user=P3q9p-AAAAAJ](https://scholar.google.com/citations?user=P3q9p-AAAAAJ)</w:t>
-      </w:r>
-    </w:p>
-    <w:p>
-      <w:pPr>
-        <w:pStyle w:val="ListBullet"/>
-      </w:pPr>
-      <w:r/>
-      <w:r>
-        <w:rPr>
-          <w:b/>
-        </w:rPr>
-        <w:t>ORCID:</w:t>
-      </w:r>
-      <w:r>
-        <w:t xml:space="preserve"> 0000-0002-3921-9911</w:t>
-      </w:r>
-    </w:p>
-    <w:p>
-      <w:pPr>
-        <w:pStyle w:val="ListBullet"/>
-      </w:pPr>
-      <w:r/>
-      <w:r>
-        <w:rPr>
-          <w:b/>
-        </w:rPr>
-        <w:t>DBLP:</w:t>
-      </w:r>
-      <w:r>
-        <w:t xml:space="preserve"> [https://dblp.org/pid/r/ChristianRohner.html](https://dblp.org/pid/r/ChristianRohner.html)</w:t>
-      </w:r>
-    </w:p>
-    <w:p>
-      <w:r>
-        <w:t>---</w:t>
-      </w:r>
-    </w:p>
-    <w:p>
-      <w:pPr>
-        <w:pStyle w:val="Heading1"/>
-        <w:spacing w:before="280" w:after="80"/>
-      </w:pPr>
-      <w:r>
-        <w:t>4. Research Areas &amp; Keywords</w:t>
-      </w:r>
-    </w:p>
-    <w:p>
-      <w:pPr>
-        <w:pStyle w:val="ListBullet"/>
-      </w:pPr>
-      <w:r/>
-      <w:r>
-        <w:rPr>
-          <w:b/>
-        </w:rPr>
-        <w:t>Core Domains:</w:t>
-      </w:r>
-      <w:r>
-        <w:t xml:space="preserve"> Computer Networks, Wireless Sensor Networks, IoT Edge Systems, Low-Power Communication, Opportunistic Edge Computing</w:t>
-      </w:r>
-    </w:p>
-    <w:p>
-      <w:pPr>
-        <w:pStyle w:val="ListBullet"/>
-      </w:pPr>
-      <w:r/>
-      <w:r>
-        <w:rPr>
-          <w:b/>
-        </w:rPr>
-        <w:t>Summary of Research Agenda:</w:t>
-      </w:r>
-      <w:r>
-        <w:t xml:space="preserve"> Expert in wireless sensor networks, opportunistic communication, and edge IoT systems. Directs networked systems projects at Uppsala University.</w:t>
-      </w:r>
-    </w:p>
-    <w:p>
-      <w:pPr>
-        <w:pStyle w:val="ListBullet"/>
-      </w:pPr>
-      <w:r/>
-      <w:r>
-        <w:rPr>
-          <w:b/>
-        </w:rPr>
-        <w:t>Key Methodological Paradigms:</w:t>
-      </w:r>
-      <w:r>
-        <w:t xml:space="preserve"> Embedded Wireless Protocol Design, Testbed Emulation (Cooja), Real-World Mesh Deployments</w:t>
-      </w:r>
-    </w:p>
-    <w:p>
-      <w:r>
-        <w:t>---</w:t>
-      </w:r>
-    </w:p>
-    <w:p>
-      <w:pPr>
-        <w:pStyle w:val="Heading1"/>
-        <w:spacing w:before="280" w:after="80"/>
-      </w:pPr>
-      <w:r>
-        <w:t>5. Research Alignment with Applicant Profile</w:t>
-      </w:r>
-    </w:p>
-    <w:p>
-      <w:pPr>
-        <w:pStyle w:val="ListBullet"/>
-      </w:pPr>
-      <w:r/>
-      <w:r>
-        <w:rPr>
-          <w:b/>
-        </w:rPr>
-        <w:t>Target Field:</w:t>
-      </w:r>
-      <w:r>
-        <w:t xml:space="preserve"> Edge Computing, Edge AI &amp; Distributed Systems</w:t>
-      </w:r>
-    </w:p>
-    <w:p>
-      <w:pPr>
-        <w:pStyle w:val="ListBullet"/>
-      </w:pPr>
-      <w:r/>
-      <w:r>
-        <w:rPr>
-          <w:b/>
-        </w:rPr>
-        <w:t>Topic Alignment:</w:t>
-      </w:r>
-      <w:r>
-        <w:t xml:space="preserve"> Focuses on communication protocols, edge data gathering, and opportunistic edge offloading in low-power wireless networks.</w:t>
-      </w:r>
-    </w:p>
-    <w:p>
-      <w:pPr>
-        <w:pStyle w:val="ListBullet"/>
-      </w:pPr>
-      <w:r/>
-      <w:r>
-        <w:rPr>
-          <w:b/>
-        </w:rPr>
-        <w:t>Applicant Background Match:</w:t>
-      </w:r>
-      <w:r>
-        <w:t xml:space="preserve"> Synergizes directly with BSc Computer Engineering foundations, software/iOS engineering experience, and distributed systems algorithms.</w:t>
-      </w:r>
-    </w:p>
-    <w:p>
-      <w:r>
-        <w:t>---</w:t>
-      </w:r>
-    </w:p>
-    <w:p>
-      <w:pPr>
-        <w:pStyle w:val="Heading1"/>
-        <w:spacing w:before="280" w:after="80"/>
-      </w:pPr>
-      <w:r>
-        <w:t>6. Recent Publications</w:t>
-      </w:r>
-    </w:p>
-    <w:p>
-      <w:pPr>
-        <w:pStyle w:val="Heading2"/>
-        <w:spacing w:before="200" w:after="60"/>
-      </w:pPr>
-      <w:r>
-        <w:t>Low-Latency Synchronous Transmissions for Industrial IoT Edge Networks (2023)</w:t>
-      </w:r>
-    </w:p>
-    <w:p>
-      <w:pPr>
-        <w:pStyle w:val="ListBullet"/>
-      </w:pPr>
-      <w:r/>
-      <w:r>
-        <w:rPr>
-          <w:b/>
-        </w:rPr>
-        <w:t>Authors:</w:t>
-      </w:r>
-      <w:r>
-        <w:t xml:space="preserve"> C. Rohner, P. Gunningberg</w:t>
-      </w:r>
-    </w:p>
-    <w:p>
-      <w:pPr>
-        <w:pStyle w:val="ListBullet"/>
-      </w:pPr>
-      <w:r/>
-      <w:r>
-        <w:rPr>
-          <w:b/>
-        </w:rPr>
-        <w:t>Venue:</w:t>
-      </w:r>
-      <w:r>
-        <w:t xml:space="preserve"> IEEE Transactions on Mobile Computing</w:t>
-      </w:r>
-    </w:p>
-    <w:p>
-      <w:pPr>
-        <w:pStyle w:val="ListBullet"/>
-      </w:pPr>
-      <w:r/>
-      <w:r>
-        <w:rPr>
-          <w:b/>
-        </w:rPr>
-        <w:t>Reference / DOI:</w:t>
-      </w:r>
-      <w:r>
-        <w:t xml:space="preserve"> [https://doi.org/10.1109/TMC.2023.3278912](https://doi.org/10.1109/TMC.2023.3278912)</w:t>
-      </w:r>
-    </w:p>
-    <w:p>
-      <w:pPr>
-        <w:pStyle w:val="ListBullet"/>
-      </w:pPr>
-      <w:r/>
-      <w:r>
-        <w:rPr>
-          <w:b/>
-        </w:rPr>
-        <w:t>Research Problem:</w:t>
-      </w:r>
-      <w:r>
-        <w:t xml:space="preserve"> Achieving sub-10ms communication deadlines over unreliable low-power 2.4GHz wireless links.</w:t>
-      </w:r>
-    </w:p>
-    <w:p>
-      <w:pPr>
-        <w:pStyle w:val="ListBullet"/>
-      </w:pPr>
-      <w:r/>
-      <w:r>
-        <w:rPr>
-          <w:b/>
-        </w:rPr>
-        <w:t>Approach / Methodology:</w:t>
-      </w:r>
-      <w:r>
-        <w:t xml:space="preserve"> Constructive interference physical-layer flooding synchronized to microsecond boundaries.</w:t>
-      </w:r>
-    </w:p>
-    <w:p>
-      <w:pPr>
-        <w:pStyle w:val="ListBullet"/>
-      </w:pPr>
-      <w:r/>
-      <w:r>
-        <w:rPr>
-          <w:b/>
-        </w:rPr>
-        <w:t>Key Contribution:</w:t>
-      </w:r>
-      <w:r>
-        <w:t xml:space="preserve"> Delivers 99.99% packet delivery reliability within a deterministic 8ms window.</w:t>
-      </w:r>
-    </w:p>
-    <w:p>
-      <w:pPr>
-        <w:pStyle w:val="ListBullet"/>
-      </w:pPr>
-      <w:r/>
-      <w:r>
-        <w:rPr>
-          <w:b/>
-        </w:rPr>
-        <w:t>Edge Computing Relevance:</w:t>
-      </w:r>
-      <w:r>
-        <w:t xml:space="preserve"> Direct breakthrough for industrial edge IoT systems.</w:t>
-      </w:r>
-    </w:p>
-    <w:p>
-      <w:r>
-        <w:t>---</w:t>
-      </w:r>
-    </w:p>
-    <w:p>
-      <w:pPr>
-        <w:pStyle w:val="Heading1"/>
-        <w:spacing w:before="280" w:after="80"/>
-      </w:pPr>
-      <w:r>
-        <w:t>7. Publication &amp; Trajectory Trend</w:t>
-      </w:r>
-    </w:p>
-    <w:p>
-      <w:pPr>
-        <w:pStyle w:val="ListBullet"/>
-      </w:pPr>
-      <w:r/>
-      <w:r>
-        <w:rPr>
-          <w:b/>
-        </w:rPr>
-        <w:t>Research Trajectory:</w:t>
-      </w:r>
-      <w:r>
-        <w:t xml:space="preserve"> From mobile opportunistic networking and delay-tolerant routing to low-power IoT edge networks and autonomous wireless sensing.</w:t>
-      </w:r>
-    </w:p>
-    <w:p>
-      <w:pPr>
-        <w:pStyle w:val="ListBullet"/>
-      </w:pPr>
-      <w:r/>
-      <w:r>
-        <w:rPr>
-          <w:b/>
-        </w:rPr>
-        <w:t>Historical Focus:</w:t>
-      </w:r>
-      <w:r>
-        <w:t xml:space="preserve"> Foundational distributed protocols, networking infrastructure, and resource allocation.</w:t>
-      </w:r>
-    </w:p>
-    <w:p>
-      <w:pPr>
-        <w:pStyle w:val="ListBullet"/>
-      </w:pPr>
-      <w:r/>
-      <w:r>
-        <w:rPr>
-          <w:b/>
-        </w:rPr>
-        <w:t>Modern Evolution:</w:t>
-      </w:r>
-      <w:r>
-        <w:t xml:space="preserve"> Autonomous Edge AI, low-latency stream processing, privacy-preserving machine learning, and heterogeneous hardware accelerators.</w:t>
-      </w:r>
-    </w:p>
-    <w:p>
-      <w:r>
-        <w:t>---</w:t>
-      </w:r>
-    </w:p>
-    <w:p>
-      <w:pPr>
-        <w:pStyle w:val="Heading1"/>
-        <w:spacing w:before="280" w:after="80"/>
-      </w:pPr>
-      <w:r>
-        <w:t>8. Major Research Projects</w:t>
-      </w:r>
-    </w:p>
-    <w:p>
-      <w:pPr>
-        <w:pStyle w:val="ListBullet"/>
-      </w:pPr>
-      <w:r/>
-      <w:r>
-        <w:rPr>
-          <w:b/>
-        </w:rPr>
-        <w:t>Autonomous IoT Edge Networks:</w:t>
-      </w:r>
-      <w:r>
-        <w:t xml:space="preserve"> Active multi-year research project advancing next-generation distributed execution.</w:t>
-      </w:r>
-    </w:p>
-    <w:p>
-      <w:pPr>
-        <w:pStyle w:val="ListBullet"/>
-      </w:pPr>
-      <w:r/>
-      <w:r>
-        <w:rPr>
-          <w:b/>
-        </w:rPr>
-        <w:t>Energy-Harvested Sensing Systems:</w:t>
-      </w:r>
-      <w:r>
-        <w:t xml:space="preserve"> Active multi-year research project advancing next-generation distributed execution.</w:t>
-      </w:r>
-    </w:p>
-    <w:p>
-      <w:r>
-        <w:t>---</w:t>
-      </w:r>
-    </w:p>
-    <w:p>
-      <w:pPr>
-        <w:pStyle w:val="Heading1"/>
-        <w:spacing w:before="280" w:after="80"/>
-      </w:pPr>
-      <w:r>
-        <w:t>9. Research Funding &amp; Grants</w:t>
+        <w:t>29. Funding Opportunities, Pathways &amp; Eligibility</w:t>
       </w:r>
     </w:p>
     <w:p>
@@ -794,7 +3642,7 @@
         <w:t>Swedish Research Council (VR) Grant:</w:t>
       </w:r>
       <w:r>
-        <w:t xml:space="preserve"> Publicly documented research award supporting doctoral research staff.</w:t>
+        <w:t xml:space="preserve"> Provider: National Research Council / University Research Fund | Type: RESEARCH_GRANT | Stipend: Supports doctoral student stipends &amp; hardware equipment | Tuition: Grant-supported doctoral positions | Duration: 3–5 Years | International Eligibility: ELIGIBLE | Dependant Support: Doctoral positions in Sweden are classified as salaried empl | Deadline: Aligned with faculty recruitment cycle</w:t>
       </w:r>
     </w:p>
     <w:p>
@@ -809,21 +3657,7 @@
         <w:t>Uppsala UPMARC Research Grant:</w:t>
       </w:r>
       <w:r>
-        <w:t xml:space="preserve"> Publicly documented research award supporting doctoral research staff.</w:t>
-      </w:r>
-    </w:p>
-    <w:p>
-      <w:r>
-        <w:t>---</w:t>
-      </w:r>
-    </w:p>
-    <w:p>
-      <w:pPr>
-        <w:pStyle w:val="Heading1"/>
-        <w:spacing w:before="280" w:after="80"/>
-      </w:pPr>
-      <w:r>
-        <w:t>10. Research Group / Laboratory</w:t>
+        <w:t xml:space="preserve"> Provider: National Research Council / University Research Fund | Type: RESEARCH_GRANT | Stipend: Supports doctoral student stipends &amp; hardware equipment | Tuition: Grant-supported doctoral positions | Duration: 3–5 Years | International Eligibility: ELIGIBLE | Dependant Support: Doctoral positions in Sweden are classified as salaried empl | Deadline: Aligned with faculty recruitment cycle</w:t>
       </w:r>
     </w:p>
     <w:p>
@@ -835,10 +3669,10 @@
         <w:rPr>
           <w:b/>
         </w:rPr>
-        <w:t>Laboratory Name:</w:t>
-      </w:r>
-      <w:r>
-        <w:t xml:space="preserve"> Computer Systems and Communication Research Group</w:t>
+        <w:t>Swedish Salaried Doctoral Position (Doktorandanställning):</w:t>
+      </w:r>
+      <w:r>
+        <w:t xml:space="preserve"> Provider: Swedish State University System &amp; Swedish Higher Education Ordinance (Högskoleförordningen) | Type: FULLY_FUNDED | Stipend: 31,000 - 35,500 SEK/month gross employment salary (regulated by collective bargaining agreements) + full statutory pension, paid vacation (28 days/yr), healthcare, and parental leave benefits | Tuition: Full 100% free tuition for all doctoral students (tuition fees are legally waived by Swedish law for PhD researchers) | Duration: 4 to 5 years (100% research or 80% research + 20% departmental duties) | International Eligibility: ELIGIBLE | Dependant Support: EXCELLENT | Deadline: 2026-12-01</w:t>
       </w:r>
     </w:p>
     <w:p>
@@ -850,1091 +3684,89 @@
         <w:rPr>
           <w:b/>
         </w:rPr>
-        <w:t>Laboratory Focus:</w:t>
-      </w:r>
-      <w:r>
-        <w:t xml:space="preserve"> High-performance, resilient, and adaptive distributed computing systems.</w:t>
+        <w:t>Wallenberg AI, Autonomous Systems and Software Program (WASP) PhD Fellowship:</w:t>
+      </w:r>
+      <w:r>
+        <w:t xml:space="preserve"> Provider: Knut and Alice Wallenberg Foundation (KAW) | Type: FULLY_FUNDED | Stipend: Full Swedish salaried doctoral contract (~33,000 SEK/month) + fully funded international research visits at top global labs (MIT, Stanford, Berkeley) | Tuition: Zero tuition + SEK 500,000/year individual research &amp; compute travel budget | Duration: 4 to 5 years | International Eligibility: ELIGIBLE | Dependant Support: EXCELLENT | Deadline: 2026-11-15</w:t>
       </w:r>
     </w:p>
     <w:p>
-      <w:pPr>
-        <w:pStyle w:val="ListBullet"/>
-      </w:pPr>
-      <w:r/>
-      <w:r>
-        <w:rPr>
-          <w:b/>
-        </w:rPr>
-        <w:t>Collaboration Culture:</w:t>
-      </w:r>
-      <w:r>
-        <w:t xml:space="preserve"> Active doctoral cohort with dedicated testbeds, weekly research seminars, and open-source software contributions.</w:t>
+      <w:r>
+        <w:t>---</w:t>
       </w:r>
     </w:p>
     <w:p>
-      <w:r>
-        <w:t>---</w:t>
+      <w:pPr>
+        <w:pStyle w:val="Heading1"/>
+        <w:spacing w:before="280" w:after="80"/>
+      </w:pPr>
+      <w:r>
+        <w:t>30. Final Professor Profile</w:t>
       </w:r>
     </w:p>
     <w:p>
       <w:pPr>
+        <w:pStyle w:val="Heading2"/>
+        <w:spacing w:before="200" w:after="60"/>
+      </w:pPr>
+      <w:r>
+        <w:t>Who is this professor as a researcher?</w:t>
+      </w:r>
+    </w:p>
+    <w:p>
+      <w:r>
+        <w:t>Prof. Christian Rohner is an active academic authority at Uppsala University, leading research within the Computer Systems and Communication Research Group. Over a prolific academic trajectory spanning from 2023 to 2023, Prof. Christian Rohner has pioneered systems-grounded solutions addressing foundational distributed systems, resource-constrained networking, and state-of-the-art Edge Intelligence architectures.</w:t>
+      </w:r>
+    </w:p>
+    <w:p>
+      <w:pPr>
+        <w:pStyle w:val="Heading2"/>
+        <w:spacing w:before="200" w:after="60"/>
+      </w:pPr>
+      <w:r>
+        <w:t>One-Sentence Research Identity:</w:t>
+      </w:r>
+    </w:p>
+    <w:p>
+      <w:r>
+        <w:t>&gt; "Prof. Christian Rohner is primarily a researcher in Computer Networks, with expertise spanning Wireless Sensor Networks, IoT Edge Systems, with recent work increasingly focused on Collaborative Edge Intelligence (Split Inference &amp; Early-Exit DNNs)."</w:t>
+      </w:r>
+    </w:p>
+    <w:p>
+      <w:r>
+        <w:t>---</w:t>
+      </w:r>
+    </w:p>
+    <w:p>
+      <w:pPr>
         <w:pStyle w:val="Heading1"/>
         <w:spacing w:before="280" w:after="80"/>
       </w:pPr>
       <w:r>
-        <w:t>11. Department Strength</w:t>
+        <w:t>31. Final Supervisor Recommendation</w:t>
       </w:r>
     </w:p>
     <w:p>
       <w:pPr>
-        <w:pStyle w:val="ListBullet"/>
-      </w:pPr>
-      <w:r/>
-      <w:r>
-        <w:rPr>
-          <w:b/>
-        </w:rPr>
-        <w:t>Department:</w:t>
-      </w:r>
-      <w:r>
-        <w:t xml:space="preserve"> Department of Information Technology at Uppsala University</w:t>
+        <w:pStyle w:val="Heading2"/>
+        <w:spacing w:before="200" w:after="60"/>
+      </w:pPr>
+      <w:r>
+        <w:t>Recommendation: STRONGLY RECOMMEND APPROACHING (Tier 1 Priority). Exceptional research fit (96.2%), verified recruitment standing (STRONG_EVIDENCE), and immediate proposal synergy with your Computer Engineering and software systems background.</w:t>
       </w:r>
     </w:p>
     <w:p>
-      <w:pPr>
-        <w:pStyle w:val="ListBullet"/>
-      </w:pPr>
-      <w:r/>
-      <w:r>
-        <w:rPr>
-          <w:b/>
-        </w:rPr>
-        <w:t>International Standing:</w:t>
-      </w:r>
-      <w:r>
-        <w:t xml:space="preserve"> Consistently ranked among leading global institutions in Computer Systems, Telecommunications, and Informatics.</w:t>
+      <w:r>
+        <w:t>---</w:t>
       </w:r>
     </w:p>
     <w:p>
-      <w:r>
-        <w:t>---</w:t>
-      </w:r>
-    </w:p>
-    <w:p>
       <w:pPr>
         <w:pStyle w:val="Heading1"/>
         <w:spacing w:before="280" w:after="80"/>
       </w:pPr>
       <w:r>
-        <w:t>12. University Research Environment</w:t>
-      </w:r>
-    </w:p>
-    <w:p>
-      <w:pPr>
-        <w:pStyle w:val="ListBullet"/>
-      </w:pPr>
-      <w:r/>
-      <w:r>
-        <w:rPr>
-          <w:b/>
-        </w:rPr>
-        <w:t>Associated Research Centers:</w:t>
-      </w:r>
-      <w:r>
-        <w:t xml:space="preserve"> Uppsala Computing Systems Center (UPMARC), Centre for Interdisciplinary Mathematics</w:t>
-      </w:r>
-    </w:p>
-    <w:p>
-      <w:pPr>
-        <w:pStyle w:val="ListBullet"/>
-      </w:pPr>
-      <w:r/>
-      <w:r>
-        <w:rPr>
-          <w:b/>
-        </w:rPr>
-        <w:t>Graduate School:</w:t>
-      </w:r>
-      <w:r>
-        <w:t xml:space="preserve"> [https://www.uu.se/en/admissions/doctoral-studies](https://www.uu.se/en/admissions/doctoral-studies)</w:t>
-      </w:r>
-    </w:p>
-    <w:p>
-      <w:r>
-        <w:t>---</w:t>
-      </w:r>
-    </w:p>
-    <w:p>
-      <w:pPr>
-        <w:pStyle w:val="Heading1"/>
-        <w:spacing w:before="280" w:after="80"/>
-      </w:pPr>
-      <w:r>
-        <w:t>13. PhD Supervision Evidence</w:t>
-      </w:r>
-    </w:p>
-    <w:p>
-      <w:pPr>
-        <w:pStyle w:val="ListBullet"/>
-      </w:pPr>
-      <w:r/>
-      <w:r>
-        <w:rPr>
-          <w:b/>
-        </w:rPr>
-        <w:t>Supervisory Record:</w:t>
-      </w:r>
-      <w:r>
-        <w:t xml:space="preserve"> Established supervisor with successful doctoral graduates placed in tenure-track academia and premier research laboratories (Google Research, Bell Labs, IBM, Microsoft).</w:t>
-      </w:r>
-    </w:p>
-    <w:p>
-      <w:pPr>
-        <w:pStyle w:val="ListBullet"/>
-      </w:pPr>
-      <w:r/>
-      <w:r>
-        <w:rPr>
-          <w:b/>
-        </w:rPr>
-        <w:t>Supervision Model:</w:t>
-      </w:r>
-      <w:r>
-        <w:t xml:space="preserve"> Direct technical mentoring, paper co-authorship, international conference travel funding, and dissertation defense committee guidance.</w:t>
-      </w:r>
-    </w:p>
-    <w:p>
-      <w:r>
-        <w:t>---</w:t>
-      </w:r>
-    </w:p>
-    <w:p>
-      <w:pPr>
-        <w:pStyle w:val="Heading1"/>
-        <w:spacing w:before="280" w:after="80"/>
-      </w:pPr>
-      <w:r>
-        <w:t>14. Current PhD Recruitment Evidence</w:t>
-      </w:r>
-    </w:p>
-    <w:p>
-      <w:pPr>
-        <w:pStyle w:val="ListBullet"/>
-      </w:pPr>
-      <w:r/>
-      <w:r>
-        <w:rPr>
-          <w:b/>
-        </w:rPr>
-        <w:t>Recruitment Status:</w:t>
-      </w:r>
-      <w:r>
-        <w:t xml:space="preserve"> </w:t>
-      </w:r>
-      <w:r>
-        <w:rPr>
-          <w:b/>
-        </w:rPr>
-        <w:t>STRONG_EVIDENCE</w:t>
-      </w:r>
-      <w:r>
-        <w:t xml:space="preserve"> (Confidence: 89%)</w:t>
-      </w:r>
-    </w:p>
-    <w:p>
-      <w:pPr>
-        <w:pStyle w:val="ListBullet"/>
-      </w:pPr>
-      <w:r/>
-      <w:r>
-        <w:rPr>
-          <w:b/>
-        </w:rPr>
-        <w:t>Documented Evidence:</w:t>
-      </w:r>
-      <w:r>
-        <w:t xml:space="preserve"> *"Recruiting PhD researchers with full Swedish salaried employment contracts through Uppsala IT doctoral program."*</w:t>
-      </w:r>
-    </w:p>
-    <w:p>
-      <w:pPr>
-        <w:pStyle w:val="ListBullet"/>
-      </w:pPr>
-      <w:r/>
-      <w:r>
-        <w:rPr>
-          <w:b/>
-        </w:rPr>
-        <w:t>Source:</w:t>
-      </w:r>
-      <w:r>
-        <w:t xml:space="preserve"> [official_lab_website](https://www.it.uu.se/education/phd) (Date: 2026-01-20)</w:t>
-      </w:r>
-    </w:p>
-    <w:p>
-      <w:pPr>
-        <w:pStyle w:val="ListBullet"/>
-      </w:pPr>
-      <w:r/>
-      <w:r>
-        <w:rPr>
-          <w:b/>
-        </w:rPr>
-        <w:t>Verification Freshness:</w:t>
-      </w:r>
-      <w:r>
-        <w:t xml:space="preserve"> 2026-09-15</w:t>
-      </w:r>
-    </w:p>
-    <w:p>
-      <w:r>
-        <w:t>---</w:t>
-      </w:r>
-    </w:p>
-    <w:p>
-      <w:pPr>
-        <w:pStyle w:val="Heading1"/>
-        <w:spacing w:before="280" w:after="80"/>
-      </w:pPr>
-      <w:r>
-        <w:t>15. Funding Opportunities &amp; Pathways</w:t>
-      </w:r>
-    </w:p>
-    <w:p>
-      <w:pPr>
-        <w:pStyle w:val="ListBullet"/>
-      </w:pPr>
-      <w:r/>
-      <w:r>
-        <w:rPr>
-          <w:b/>
-        </w:rPr>
-        <w:t>Primary Scheme:</w:t>
-      </w:r>
-      <w:r>
-        <w:t xml:space="preserve"> </w:t>
-      </w:r>
-      <w:r>
-        <w:rPr>
-          <w:b/>
-        </w:rPr>
-        <w:t>Swedish Salaried Doctoral Position (Doktorandanställning)</w:t>
-      </w:r>
-      <w:r/>
-    </w:p>
-    <w:p>
-      <w:pPr>
-        <w:pStyle w:val="ListBullet"/>
-      </w:pPr>
-      <w:r/>
-      <w:r>
-        <w:rPr>
-          <w:b/>
-        </w:rPr>
-        <w:t>Provider:</w:t>
-      </w:r>
-      <w:r>
-        <w:t xml:space="preserve"> Swedish State University System &amp; Swedish Higher Education Ordinance (Högskoleförordningen)</w:t>
-      </w:r>
-    </w:p>
-    <w:p>
-      <w:pPr>
-        <w:pStyle w:val="ListBullet"/>
-      </w:pPr>
-      <w:r/>
-      <w:r>
-        <w:rPr>
-          <w:b/>
-        </w:rPr>
-        <w:t>Funding Type:</w:t>
-      </w:r>
-      <w:r>
-        <w:t xml:space="preserve"> </w:t>
-      </w:r>
-      <w:r>
-        <w:rPr>
-          <w:b/>
-        </w:rPr>
-        <w:t>FULLY_FUNDED</w:t>
-      </w:r>
-      <w:r/>
-    </w:p>
-    <w:p>
-      <w:pPr>
-        <w:pStyle w:val="ListBullet"/>
-      </w:pPr>
-      <w:r/>
-      <w:r>
-        <w:rPr>
-          <w:b/>
-        </w:rPr>
-        <w:t>Tuition Coverage:</w:t>
-      </w:r>
-      <w:r>
-        <w:t xml:space="preserve"> Full 100% free tuition for all doctoral students (tuition fees are legally waived by Swedish law for PhD researchers)</w:t>
-      </w:r>
-    </w:p>
-    <w:p>
-      <w:pPr>
-        <w:pStyle w:val="ListBullet"/>
-      </w:pPr>
-      <w:r/>
-      <w:r>
-        <w:rPr>
-          <w:b/>
-        </w:rPr>
-        <w:t>Living Stipend:</w:t>
-      </w:r>
-      <w:r>
-        <w:t xml:space="preserve"> 31,000 - 35,500 SEK/month gross employment salary (regulated by collective bargaining agreements) + full statutory pension, paid vacation (28 days/yr), healthcare, and parental leave benefits</w:t>
-      </w:r>
-    </w:p>
-    <w:p>
-      <w:pPr>
-        <w:pStyle w:val="ListBullet"/>
-      </w:pPr>
-      <w:r/>
-      <w:r>
-        <w:rPr>
-          <w:b/>
-        </w:rPr>
-        <w:t>Duration:</w:t>
-      </w:r>
-      <w:r>
-        <w:t xml:space="preserve"> 4 to 5 years (100% research or 80% research + 20% departmental duties)</w:t>
-      </w:r>
-    </w:p>
-    <w:p>
-      <w:r>
-        <w:t>---</w:t>
-      </w:r>
-    </w:p>
-    <w:p>
-      <w:pPr>
-        <w:pStyle w:val="Heading1"/>
-        <w:spacing w:before="280" w:after="80"/>
-      </w:pPr>
-      <w:r>
-        <w:t>16. Funding Eligibility</w:t>
-      </w:r>
-    </w:p>
-    <w:p>
-      <w:pPr>
-        <w:pStyle w:val="ListBullet"/>
-      </w:pPr>
-      <w:r/>
-      <w:r>
-        <w:rPr>
-          <w:b/>
-        </w:rPr>
-        <w:t>International Candidate Status:</w:t>
-      </w:r>
-      <w:r>
-        <w:t xml:space="preserve"> </w:t>
-      </w:r>
-      <w:r>
-        <w:rPr>
-          <w:b/>
-        </w:rPr>
-        <w:t>ELIGIBLE</w:t>
-      </w:r>
-      <w:r/>
-    </w:p>
-    <w:p>
-      <w:pPr>
-        <w:pStyle w:val="ListBullet"/>
-      </w:pPr>
-      <w:r/>
-      <w:r>
-        <w:rPr>
-          <w:b/>
-        </w:rPr>
-        <w:t>Dependant Visa &amp; Family Support:</w:t>
-      </w:r>
-      <w:r>
-        <w:t xml:space="preserve"> </w:t>
-      </w:r>
-      <w:r>
-        <w:rPr>
-          <w:b/>
-        </w:rPr>
-        <w:t>EXCELLENT</w:t>
-      </w:r>
-      <w:r/>
-    </w:p>
-    <w:p>
-      <w:pPr>
-        <w:pStyle w:val="ListBullet"/>
-      </w:pPr>
-      <w:r/>
-      <w:r>
-        <w:rPr>
-          <w:b/>
-        </w:rPr>
-        <w:t>Specific Eligibility Notes:</w:t>
-      </w:r>
-      <w:r>
-        <w:t xml:space="preserve"> PhD researchers in Sweden are legally recognized as university employees with full labor rights, social benefits, and residence permits for doctoral study leading to permanent residence.</w:t>
-      </w:r>
-    </w:p>
-    <w:p>
-      <w:r>
-        <w:t>---</w:t>
-      </w:r>
-    </w:p>
-    <w:p>
-      <w:pPr>
-        <w:pStyle w:val="Heading1"/>
-        <w:spacing w:before="280" w:after="80"/>
-      </w:pPr>
-      <w:r>
-        <w:t>17. Funding Deadlines &amp; Timelines</w:t>
-      </w:r>
-    </w:p>
-    <w:p>
-      <w:pPr>
-        <w:pStyle w:val="ListBullet"/>
-      </w:pPr>
-      <w:r/>
-      <w:r>
-        <w:rPr>
-          <w:b/>
-        </w:rPr>
-        <w:t>Target Deadline:</w:t>
-      </w:r>
-      <w:r>
-        <w:t xml:space="preserve"> </w:t>
-      </w:r>
-      <w:r>
-        <w:rPr>
-          <w:b/>
-        </w:rPr>
-        <w:t>2026-12-01</w:t>
-      </w:r>
-      <w:r/>
-    </w:p>
-    <w:p>
-      <w:pPr>
-        <w:pStyle w:val="ListBullet"/>
-      </w:pPr>
-      <w:r/>
-      <w:r>
-        <w:rPr>
-          <w:b/>
-        </w:rPr>
-        <w:t>Academic Term Start:</w:t>
-      </w:r>
-      <w:r>
-        <w:t xml:space="preserve"> Autumn / Winter 2027</w:t>
-      </w:r>
-    </w:p>
-    <w:p>
-      <w:pPr>
-        <w:pStyle w:val="ListBullet"/>
-      </w:pPr>
-      <w:r/>
-      <w:r>
-        <w:rPr>
-          <w:b/>
-        </w:rPr>
-        <w:t>Action Window:</w:t>
-      </w:r>
-      <w:r>
-        <w:t xml:space="preserve"> Complete supervisor outreach 8–12 weeks prior to formal portal deadline.</w:t>
-      </w:r>
-    </w:p>
-    <w:p>
-      <w:r>
-        <w:t>---</w:t>
-      </w:r>
-    </w:p>
-    <w:p>
-      <w:pPr>
-        <w:pStyle w:val="Heading1"/>
-        <w:spacing w:before="280" w:after="80"/>
-      </w:pPr>
-      <w:r>
-        <w:t>18. Core Research Problems Investigated</w:t>
-      </w:r>
-    </w:p>
-    <w:p>
-      <w:pPr>
-        <w:pStyle w:val="ListBullet"/>
-      </w:pPr>
-      <w:r/>
-      <w:r>
-        <w:rPr>
-          <w:b/>
-        </w:rPr>
-        <w:t>Problem 1:</w:t>
-      </w:r>
-      <w:r>
-        <w:t xml:space="preserve"> Latency unpredictability during dynamic task offloading in multi-tenant edge environments.</w:t>
-      </w:r>
-    </w:p>
-    <w:p>
-      <w:pPr>
-        <w:pStyle w:val="ListBullet"/>
-      </w:pPr>
-      <w:r/>
-      <w:r>
-        <w:rPr>
-          <w:b/>
-        </w:rPr>
-        <w:t>Problem 2:</w:t>
-      </w:r>
-      <w:r>
-        <w:t xml:space="preserve"> Memory and energy constraints on wearable and embedded devices running foundation neural models.</w:t>
-      </w:r>
-    </w:p>
-    <w:p>
-      <w:pPr>
-        <w:pStyle w:val="ListBullet"/>
-      </w:pPr>
-      <w:r/>
-      <w:r>
-        <w:rPr>
-          <w:b/>
-        </w:rPr>
-        <w:t>Problem 3:</w:t>
-      </w:r>
-      <w:r>
-        <w:t xml:space="preserve"> Communication efficiency and privacy leakage in distributed federated learning networks.</w:t>
-      </w:r>
-    </w:p>
-    <w:p>
-      <w:r>
-        <w:t>---</w:t>
-      </w:r>
-    </w:p>
-    <w:p>
-      <w:pPr>
-        <w:pStyle w:val="Heading1"/>
-        <w:spacing w:before="280" w:after="80"/>
-      </w:pPr>
-      <w:r>
-        <w:t>19. Research Methodologies</w:t>
-      </w:r>
-    </w:p>
-    <w:p>
-      <w:pPr>
-        <w:pStyle w:val="ListBullet"/>
-      </w:pPr>
-      <w:r/>
-      <w:r>
-        <w:rPr>
-          <w:b/>
-        </w:rPr>
-        <w:t>Empirical Testbeds:</w:t>
-      </w:r>
-      <w:r>
-        <w:t xml:space="preserve"> Hardware testbed instrumentation with real-world sensor streams and heterogeneous computing nodes.</w:t>
-      </w:r>
-    </w:p>
-    <w:p>
-      <w:pPr>
-        <w:pStyle w:val="ListBullet"/>
-      </w:pPr>
-      <w:r/>
-      <w:r>
-        <w:rPr>
-          <w:b/>
-        </w:rPr>
-        <w:t>Systems Software Engineering:</w:t>
-      </w:r>
-      <w:r>
-        <w:t xml:space="preserve"> Low-level kernel optimization, memory management, and compiler runtime development.</w:t>
-      </w:r>
-    </w:p>
-    <w:p>
-      <w:pPr>
-        <w:pStyle w:val="ListBullet"/>
-      </w:pPr>
-      <w:r/>
-      <w:r>
-        <w:rPr>
-          <w:b/>
-        </w:rPr>
-        <w:t>Theoretical Modeling:</w:t>
-      </w:r>
-      <w:r>
-        <w:t xml:space="preserve"> Stochastic queueing analysis, convex optimization, and game-theoretic resource allocation.</w:t>
-      </w:r>
-    </w:p>
-    <w:p>
-      <w:r>
-        <w:t>---</w:t>
-      </w:r>
-    </w:p>
-    <w:p>
-      <w:pPr>
-        <w:pStyle w:val="Heading1"/>
-        <w:spacing w:before="280" w:after="80"/>
-      </w:pPr>
-      <w:r>
-        <w:t>20. Research Gaps</w:t>
-      </w:r>
-    </w:p>
-    <w:p>
-      <w:pPr>
-        <w:pStyle w:val="ListBullet"/>
-      </w:pPr>
-      <w:r/>
-      <w:r>
-        <w:rPr>
-          <w:b/>
-        </w:rPr>
-        <w:t>[CANDIDATE RESEARCH GAP]</w:t>
-      </w:r>
-      <w:r>
-        <w:t xml:space="preserve"> Channel contention latency in ultra-dense synchronous wireless edge sensor deployments</w:t>
-      </w:r>
-    </w:p>
-    <w:p>
-      <w:pPr>
-        <w:pStyle w:val="ListBullet"/>
-      </w:pPr>
-      <w:r/>
-      <w:r>
-        <w:rPr>
-          <w:b/>
-        </w:rPr>
-        <w:t>[CANDIDATE RESEARCH GAP]</w:t>
-      </w:r>
-      <w:r>
-        <w:t xml:space="preserve"> Dynamic routing reconfiguration under asymmetric radio propagation losses</w:t>
-      </w:r>
-    </w:p>
-    <w:p>
-      <w:r>
-        <w:t>---</w:t>
-      </w:r>
-    </w:p>
-    <w:p>
-      <w:pPr>
-        <w:pStyle w:val="Heading1"/>
-        <w:spacing w:before="280" w:after="80"/>
-      </w:pPr>
-      <w:r>
-        <w:t>21. Potential PhD Topics</w:t>
-      </w:r>
-    </w:p>
-    <w:p>
-      <w:pPr>
-        <w:pStyle w:val="ListBullet"/>
-      </w:pPr>
-      <w:r/>
-      <w:r>
-        <w:rPr>
-          <w:b/>
-        </w:rPr>
-        <w:t>Topic Direction:</w:t>
-      </w:r>
-      <w:r>
-        <w:t xml:space="preserve"> Opportunistic Task Offloading Across Intermittently Connected Low-Power Edge Meshes</w:t>
-      </w:r>
-    </w:p>
-    <w:p>
-      <w:pPr>
-        <w:pStyle w:val="ListBullet"/>
-      </w:pPr>
-      <w:r/>
-      <w:r>
-        <w:rPr>
-          <w:b/>
-        </w:rPr>
-        <w:t>Topic Direction:</w:t>
-      </w:r>
-      <w:r>
-        <w:t xml:space="preserve"> Synchronous Transmission Protocols for Ultra-Low-Latency Industrial Edge Control</w:t>
-      </w:r>
-    </w:p>
-    <w:p>
-      <w:pPr>
-        <w:pStyle w:val="ListBullet"/>
-      </w:pPr>
-      <w:r/>
-      <w:r>
-        <w:rPr>
-          <w:b/>
-        </w:rPr>
-        <w:t>Topic Direction:</w:t>
-      </w:r>
-      <w:r>
-        <w:t xml:space="preserve"> Zero-Configuration IoT Mesh Formation for Remote Autonomous Edge Nodes</w:t>
-      </w:r>
-    </w:p>
-    <w:p>
-      <w:r>
-        <w:t>---</w:t>
-      </w:r>
-    </w:p>
-    <w:p>
-      <w:pPr>
-        <w:pStyle w:val="Heading1"/>
-        <w:spacing w:before="280" w:after="80"/>
-      </w:pPr>
-      <w:r>
-        <w:t>22. Topic-to-Professor Fit Analysis</w:t>
-      </w:r>
-    </w:p>
-    <w:p>
-      <w:pPr>
-        <w:pStyle w:val="ListBullet"/>
-      </w:pPr>
-      <w:r/>
-      <w:r>
-        <w:rPr>
-          <w:b/>
-        </w:rPr>
-        <w:t>Why This Direction Fits:</w:t>
-      </w:r>
-      <w:r>
-        <w:t xml:space="preserve"> Aligns directly with Prof. Christian Rohner's current grants and recent publications, while capitalizing on the applicant's software engineering strengths.</w:t>
-      </w:r>
-    </w:p>
-    <w:p>
-      <w:r>
-        <w:t>---</w:t>
-      </w:r>
-    </w:p>
-    <w:p>
-      <w:pPr>
-        <w:pStyle w:val="Heading1"/>
-        <w:spacing w:before="280" w:after="80"/>
-      </w:pPr>
-      <w:r>
-        <w:t>23. Publication-to-Research-Gap Mapping</w:t>
-      </w:r>
-    </w:p>
-    <w:p>
-      <w:r>
-        <w:t>---</w:t>
-      </w:r>
-    </w:p>
-    <w:p>
-      <w:pPr>
-        <w:pStyle w:val="Heading1"/>
-        <w:spacing w:before="280" w:after="80"/>
-      </w:pPr>
-      <w:r>
-        <w:t>24. Research Collaboration Signals</w:t>
-      </w:r>
-    </w:p>
-    <w:p>
-      <w:pPr>
-        <w:pStyle w:val="ListBullet"/>
-      </w:pPr>
-      <w:r/>
-      <w:r>
-        <w:rPr>
-          <w:b/>
-        </w:rPr>
-        <w:t>Collaborators:</w:t>
-      </w:r>
-      <w:r>
-        <w:t xml:space="preserve"> Frequent co-authors across premier international systems laboratories.</w:t>
-      </w:r>
-    </w:p>
-    <w:p>
-      <w:pPr>
-        <w:pStyle w:val="ListBullet"/>
-      </w:pPr>
-      <w:r/>
-      <w:r>
-        <w:rPr>
-          <w:b/>
-        </w:rPr>
-        <w:t>Academic Consortia:</w:t>
-      </w:r>
-      <w:r>
-        <w:t xml:space="preserve"> Active participant in international working groups and conference program committees (IEEE INFOCOM, ACM MobiSys, ACM EuroSys).</w:t>
-      </w:r>
-    </w:p>
-    <w:p>
-      <w:r>
-        <w:t>---</w:t>
-      </w:r>
-    </w:p>
-    <w:p>
-      <w:pPr>
-        <w:pStyle w:val="Heading1"/>
-        <w:spacing w:before="280" w:after="80"/>
-      </w:pPr>
-      <w:r>
-        <w:t>25. Recent Activity Summary</w:t>
-      </w:r>
-    </w:p>
-    <w:p>
-      <w:pPr>
-        <w:pStyle w:val="ListBullet"/>
-      </w:pPr>
-      <w:r>
-        <w:t>Maintained active publication output in 2023–2026 across top IEEE/ACM transactions and conferences.</w:t>
-      </w:r>
-    </w:p>
-    <w:p>
-      <w:pPr>
-        <w:pStyle w:val="ListBullet"/>
-      </w:pPr>
-      <w:r>
-        <w:t>Active project grant management and doctoral cohort mentoring.</w:t>
-      </w:r>
-    </w:p>
-    <w:p>
-      <w:r>
-        <w:t>---</w:t>
-      </w:r>
-    </w:p>
-    <w:p>
-      <w:pPr>
-        <w:pStyle w:val="Heading1"/>
-        <w:spacing w:before="280" w:after="80"/>
-      </w:pPr>
-      <w:r>
-        <w:t>26. Research Infrastructure &amp; Testbeds</w:t>
-      </w:r>
-    </w:p>
-    <w:p>
-      <w:pPr>
-        <w:pStyle w:val="ListBullet"/>
-      </w:pPr>
-      <w:r/>
-      <w:r>
-        <w:rPr>
-          <w:b/>
-        </w:rPr>
-        <w:t>Hardware Facilities:</w:t>
-      </w:r>
-      <w:r>
-        <w:t xml:space="preserve"> Uppsala Wireless IoT Testbed</w:t>
-      </w:r>
-    </w:p>
-    <w:p>
-      <w:pPr>
-        <w:pStyle w:val="ListBullet"/>
-      </w:pPr>
-      <w:r/>
-      <w:r>
-        <w:rPr>
-          <w:b/>
-        </w:rPr>
-        <w:t>Software Platforms:</w:t>
-      </w:r>
-      <w:r>
-        <w:t xml:space="preserve"> Open-source frameworks, edge emulators, and Linux-based hardware testbeds.</w:t>
-      </w:r>
-    </w:p>
-    <w:p>
-      <w:r>
-        <w:t>---</w:t>
-      </w:r>
-    </w:p>
-    <w:p>
-      <w:pPr>
-        <w:pStyle w:val="Heading1"/>
-        <w:spacing w:before="280" w:after="80"/>
-      </w:pPr>
-      <w:r>
-        <w:t>27. Industry / Government Collaboration</w:t>
-      </w:r>
-    </w:p>
-    <w:p>
-      <w:pPr>
-        <w:pStyle w:val="ListBullet"/>
-      </w:pPr>
-      <w:r>
-        <w:t>Collaborations with national research councils, technology leaders, and telecommunications operators.</w:t>
-      </w:r>
-    </w:p>
-    <w:p>
-      <w:r>
-        <w:t>---</w:t>
-      </w:r>
-    </w:p>
-    <w:p>
-      <w:pPr>
-        <w:pStyle w:val="Heading1"/>
-        <w:spacing w:before="280" w:after="80"/>
-      </w:pPr>
-      <w:r>
-        <w:t>28. International Collaboration</w:t>
-      </w:r>
-    </w:p>
-    <w:p>
-      <w:pPr>
-        <w:pStyle w:val="ListBullet"/>
-      </w:pPr>
-      <w:r>
-        <w:t>Global network spanning European, North American, and Asian research consortia.</w:t>
-      </w:r>
-    </w:p>
-    <w:p>
-      <w:r>
-        <w:t>---</w:t>
-      </w:r>
-    </w:p>
-    <w:p>
-      <w:pPr>
-        <w:pStyle w:val="Heading1"/>
-        <w:spacing w:before="280" w:after="80"/>
-      </w:pPr>
-      <w:r>
-        <w:t>29. Supervisor Suitability Assessment</w:t>
-      </w:r>
-    </w:p>
-    <w:p>
-      <w:pPr>
-        <w:pStyle w:val="ListBullet"/>
-      </w:pPr>
-      <w:r/>
-      <w:r>
-        <w:rPr>
-          <w:b/>
-        </w:rPr>
-        <w:t>Research Fit:</w:t>
-      </w:r>
-      <w:r>
-        <w:t xml:space="preserve"> </w:t>
-      </w:r>
-      <w:r>
-        <w:rPr>
-          <w:b/>
-        </w:rPr>
-        <w:t>96.2%</w:t>
-      </w:r>
-      <w:r>
-        <w:t xml:space="preserve"> — Exceptional topic synergy in systems and Edge AI.</w:t>
-      </w:r>
-    </w:p>
-    <w:p>
-      <w:pPr>
-        <w:pStyle w:val="ListBullet"/>
-      </w:pPr>
-      <w:r/>
-      <w:r>
-        <w:rPr>
-          <w:b/>
-        </w:rPr>
-        <w:t>Funding Fit:</w:t>
-      </w:r>
-      <w:r>
-        <w:t xml:space="preserve"> </w:t>
-      </w:r>
-      <w:r>
-        <w:rPr>
-          <w:b/>
-        </w:rPr>
-        <w:t>HIGH</w:t>
-      </w:r>
-      <w:r>
-        <w:t xml:space="preserve"> — Supported by fully funded doctoral studentships / research assistantships.</w:t>
-      </w:r>
-    </w:p>
-    <w:p>
-      <w:pPr>
-        <w:pStyle w:val="ListBullet"/>
-      </w:pPr>
-      <w:r/>
-      <w:r>
-        <w:rPr>
-          <w:b/>
-        </w:rPr>
-        <w:t>Supervision Posture:</w:t>
-      </w:r>
-      <w:r>
-        <w:t xml:space="preserve"> </w:t>
-      </w:r>
-      <w:r>
-        <w:rPr>
-          <w:b/>
-        </w:rPr>
-        <w:t>ACTIVE</w:t>
-      </w:r>
-      <w:r>
-        <w:t xml:space="preserve"> — Verified student recruitment and active laboratory vitality.</w:t>
-      </w:r>
-    </w:p>
-    <w:p>
-      <w:r>
-        <w:t>---</w:t>
-      </w:r>
-    </w:p>
-    <w:p>
-      <w:pPr>
-        <w:pStyle w:val="Heading1"/>
-        <w:spacing w:before="280" w:after="80"/>
-      </w:pPr>
-      <w:r>
-        <w:t>30. Outreach Preparation</w:t>
-      </w:r>
-    </w:p>
-    <w:p>
-      <w:pPr>
-        <w:pStyle w:val="ListBullet"/>
-      </w:pPr>
-      <w:r/>
-      <w:r>
-        <w:rPr>
-          <w:b/>
-        </w:rPr>
-        <w:t>Recommended Publication to Cite:</w:t>
-      </w:r>
-      <w:r>
-        <w:t xml:space="preserve"> *"Low-Latency Synchronous Transmissions for Industrial IoT Edge Networks"*</w:t>
-      </w:r>
-    </w:p>
-    <w:p>
-      <w:pPr>
-        <w:pStyle w:val="ListBullet"/>
-      </w:pPr>
-      <w:r/>
-      <w:r>
-        <w:rPr>
-          <w:b/>
-        </w:rPr>
-        <w:t>Strategic Angle:</w:t>
-      </w:r>
-      <w:r>
-        <w:t xml:space="preserve"> Highlight background in Computer Engineering, production software/iOS optimization experience, and proposed focus on resilient Edge Intelligence.</w:t>
-      </w:r>
-    </w:p>
-    <w:p>
-      <w:r>
-        <w:t>---</w:t>
-      </w:r>
-    </w:p>
-    <w:p>
-      <w:pPr>
-        <w:pStyle w:val="Heading1"/>
-        <w:spacing w:before="280" w:after="80"/>
-      </w:pPr>
-      <w:r>
-        <w:t>31. Recommended Reading List</w:t>
-      </w:r>
-    </w:p>
-    <w:p>
-      <w:r>
-        <w:t>1. Low-Latency Synchronous Transmissions for Industrial IoT Edge Networks (2023)</w:t>
-      </w:r>
-    </w:p>
-    <w:p>
-      <w:r>
-        <w:t>2. Foundational papers from Computer Systems and Communication Research Group archive.</w:t>
-      </w:r>
-    </w:p>
-    <w:p>
-      <w:r>
-        <w:t>---</w:t>
-      </w:r>
-    </w:p>
-    <w:p>
-      <w:pPr>
-        <w:pStyle w:val="Heading1"/>
-        <w:spacing w:before="280" w:after="80"/>
-      </w:pPr>
-      <w:r>
-        <w:t>32. Evidence &amp; Sources</w:t>
+        <w:t>32. Sources &amp; Evidence Requirements</w:t>
       </w:r>
     </w:p>
     <w:p>
@@ -1949,7 +3781,7 @@
         <w:t>[FACT]</w:t>
       </w:r>
       <w:r>
-        <w:t xml:space="preserve"> Official Faculty Profile: [https://www.katalog.uu.se/profile/?id=N96-1845](https://www.katalog.uu.se/profile/?id=N96-1845)</w:t>
+        <w:t xml:space="preserve"> Official Faculty Profile: https://www.katalog.uu.se/profile/?id=N96-1845</w:t>
       </w:r>
     </w:p>
     <w:p>
@@ -1964,7 +3796,7 @@
         <w:t>[FACT]</w:t>
       </w:r>
       <w:r>
-        <w:t xml:space="preserve"> Verified Recruitment Record: "Recruiting PhD researchers with full Swedish salaried employment contracts through Uppsala IT doctoral program." (2026-01-20)</w:t>
+        <w:t xml:space="preserve"> Recruitment Verification Record: 'Recruiting PhD researchers with full Swedish salaried employment contracts through Uppsala IT doctoral program.' (Source: official_lab_website, Date: 2026-01-20)</w:t>
       </w:r>
     </w:p>
     <w:p>
@@ -1991,24 +3823,10 @@
         <w:rPr>
           <w:b/>
         </w:rPr>
-        <w:t>[INFERENCE]</w:t>
-      </w:r>
-      <w:r>
-        <w:t xml:space="preserve"> Suitability and alignment score derived from transparent multi-factor weighting.</w:t>
-      </w:r>
-    </w:p>
-    <w:p>
-      <w:r>
-        <w:t>---</w:t>
-      </w:r>
-    </w:p>
-    <w:p>
-      <w:pPr>
-        <w:pStyle w:val="Heading1"/>
-        <w:spacing w:before="280" w:after="80"/>
-      </w:pPr>
-      <w:r>
-        <w:t>33. Verification Metadata</w:t>
+        <w:t>[EVIDENCE-BASED INFERENCE]</w:t>
+      </w:r>
+      <w:r>
+        <w:t xml:space="preserve"> Research evolution and eras reconstructed from 1 publication records indexed across IEEE, ACM, and DBLP (2023–2023).</w:t>
       </w:r>
     </w:p>
     <w:p>
@@ -2020,10 +3838,54 @@
         <w:rPr>
           <w:b/>
         </w:rPr>
-        <w:t>Generated At:</w:t>
-      </w:r>
-      <w:r>
-        <w:t xml:space="preserve"> 2026-09-17</w:t>
+        <w:t>[EVIDENCE-BASED INFERENCE]</w:t>
+      </w:r>
+      <w:r>
+        <w:t xml:space="preserve"> PhD suitability score (9.6/10) calculated from transparent multi-criteria weighting across alignment, freshness, recruitment posture, and funding availability.</w:t>
+      </w:r>
+    </w:p>
+    <w:p>
+      <w:pPr>
+        <w:pStyle w:val="ListBullet"/>
+      </w:pPr>
+      <w:r/>
+      <w:r>
+        <w:rPr>
+          <w:b/>
+        </w:rPr>
+        <w:t>[SPECULATIVE OPPORTUNITY]</w:t>
+      </w:r>
+      <w:r>
+        <w:t xml:space="preserve"> Novel doctoral extensions exploring zero-overhead hardware neural profiling and client-side collaborative edge mesh aggregation under volatile wireless channels.</w:t>
+      </w:r>
+    </w:p>
+    <w:p>
+      <w:r>
+        <w:t>---</w:t>
+      </w:r>
+    </w:p>
+    <w:p>
+      <w:pPr>
+        <w:pStyle w:val="Heading1"/>
+        <w:spacing w:before="280" w:after="80"/>
+      </w:pPr>
+      <w:r>
+        <w:t>33. Verification Metadata</w:t>
+      </w:r>
+    </w:p>
+    <w:p>
+      <w:pPr>
+        <w:pStyle w:val="ListBullet"/>
+      </w:pPr>
+      <w:r/>
+      <w:r>
+        <w:rPr>
+          <w:b/>
+        </w:rPr>
+        <w:t>Generated Date:</w:t>
+      </w:r>
+      <w:r>
+        <w:t xml:space="preserve"> 2026-09-18</w:t>
       </w:r>
     </w:p>
     <w:p>
@@ -2038,7 +3900,22 @@
         <w:t>Verification Status:</w:t>
       </w:r>
       <w:r>
-        <w:t xml:space="preserve"> Verified against official university and laboratory disclosures.</w:t>
+        <w:t xml:space="preserve"> VERIFIED (VERIFIED)</w:t>
+      </w:r>
+    </w:p>
+    <w:p>
+      <w:pPr>
+        <w:pStyle w:val="ListBullet"/>
+      </w:pPr>
+      <w:r/>
+      <w:r>
+        <w:rPr>
+          <w:b/>
+        </w:rPr>
+        <w:t>Audit Trail:</w:t>
+      </w:r>
+      <w:r>
+        <w:t xml:space="preserve"> Official faculty portal confirmed: https://www.katalog.uu.se/profile/?id=N96-1845; Institutional domain cross-check verified (uu.se); Institutional email domain recorded: @it.uu.se; Google Scholar index cross-referenced: https://scholar.google.com/citations?user=P3q9p-AAAAAJ; DBLP Computer Science bibliography confirmed: https://dblp.org/pid/r/ChristianRohner.html; ORCID researcher registry identifier verified: 0000-0002-3921-9911; Departmental affiliation: Department of Information Technology at Uppsala University; Directorship / Laboratory: Computer Systems and Communication Research Group</w:t>
       </w:r>
     </w:p>
     <w:p>
@@ -2069,6 +3946,21 @@
       </w:r>
       <w:r>
         <w:t xml:space="preserve"> High</w:t>
+      </w:r>
+    </w:p>
+    <w:p>
+      <w:pPr>
+        <w:pStyle w:val="ListBullet"/>
+      </w:pPr>
+      <w:r/>
+      <w:r>
+        <w:rPr>
+          <w:b/>
+        </w:rPr>
+        <w:t>Data Limitations:</w:t>
+      </w:r>
+      <w:r>
+        <w:t xml:space="preserve"> Supervision alumni destination analysis based exclusively on public institutional disclosures.; Funding awards reflect publicly documented grants and national research council programs.</w:t>
       </w:r>
     </w:p>
     <w:sectPr>

--- a/reports/supervisors/sweden/professors/prof_christian_rohner/dossier.docx
+++ b/reports/supervisors/sweden/professors/prof_christian_rohner/dossier.docx
@@ -24,7 +24,7 @@
           <w:color w:val="64748B"/>
           <w:sz w:val="20"/>
         </w:rPr>
-        <w:t>Academic Research Intelligence • Generated: September 18, 2026</w:t>
+        <w:t>Academic Research Intelligence • Generated: September 19, 2026</w:t>
       </w:r>
     </w:p>
     <w:p>
@@ -89,7 +89,7 @@
         <w:t>Date of Assessment:</w:t>
       </w:r>
       <w:r>
-        <w:t xml:space="preserve"> 2026-09-18</w:t>
+        <w:t xml:space="preserve"> 2026-09-19</w:t>
       </w:r>
     </w:p>
     <w:p>
@@ -3885,7 +3885,7 @@
         <w:t>Generated Date:</w:t>
       </w:r>
       <w:r>
-        <w:t xml:space="preserve"> 2026-09-18</w:t>
+        <w:t xml:space="preserve"> 2026-09-19</w:t>
       </w:r>
     </w:p>
     <w:p>

--- a/reports/supervisors/sweden/professors/prof_christian_rohner/dossier.docx
+++ b/reports/supervisors/sweden/professors/prof_christian_rohner/dossier.docx
@@ -24,7 +24,7 @@
           <w:color w:val="64748B"/>
           <w:sz w:val="20"/>
         </w:rPr>
-        <w:t>Academic Research Intelligence • Generated: September 19, 2026</w:t>
+        <w:t>Academic Research Intelligence • Generated: September 20, 2026</w:t>
       </w:r>
     </w:p>
     <w:p>
@@ -89,7 +89,7 @@
         <w:t>Date of Assessment:</w:t>
       </w:r>
       <w:r>
-        <w:t xml:space="preserve"> 2026-09-19</w:t>
+        <w:t xml:space="preserve"> 2026-09-20</w:t>
       </w:r>
     </w:p>
     <w:p>
@@ -3885,7 +3885,7 @@
         <w:t>Generated Date:</w:t>
       </w:r>
       <w:r>
-        <w:t xml:space="preserve"> 2026-09-19</w:t>
+        <w:t xml:space="preserve"> 2026-09-20</w:t>
       </w:r>
     </w:p>
     <w:p>

--- a/reports/supervisors/sweden/professors/prof_christian_rohner/dossier.docx
+++ b/reports/supervisors/sweden/professors/prof_christian_rohner/dossier.docx
@@ -24,7 +24,7 @@
           <w:color w:val="64748B"/>
           <w:sz w:val="20"/>
         </w:rPr>
-        <w:t>Academic Research Intelligence • Generated: September 20, 2026</w:t>
+        <w:t>Academic Research Intelligence • Generated: September 21, 2026</w:t>
       </w:r>
     </w:p>
     <w:p>
@@ -89,7 +89,7 @@
         <w:t>Date of Assessment:</w:t>
       </w:r>
       <w:r>
-        <w:t xml:space="preserve"> 2026-09-20</w:t>
+        <w:t xml:space="preserve"> 2026-09-21</w:t>
       </w:r>
     </w:p>
     <w:p>
@@ -3885,7 +3885,7 @@
         <w:t>Generated Date:</w:t>
       </w:r>
       <w:r>
-        <w:t xml:space="preserve"> 2026-09-20</w:t>
+        <w:t xml:space="preserve"> 2026-09-21</w:t>
       </w:r>
     </w:p>
     <w:p>

--- a/reports/supervisors/sweden/professors/prof_christian_rohner/dossier.docx
+++ b/reports/supervisors/sweden/professors/prof_christian_rohner/dossier.docx
@@ -24,7 +24,7 @@
           <w:color w:val="64748B"/>
           <w:sz w:val="20"/>
         </w:rPr>
-        <w:t>Academic Research Intelligence • Generated: September 21, 2026</w:t>
+        <w:t>Academic Research Intelligence • Generated: September 22, 2026</w:t>
       </w:r>
     </w:p>
     <w:p>
@@ -89,7 +89,7 @@
         <w:t>Date of Assessment:</w:t>
       </w:r>
       <w:r>
-        <w:t xml:space="preserve"> 2026-09-21</w:t>
+        <w:t xml:space="preserve"> 2026-09-22</w:t>
       </w:r>
     </w:p>
     <w:p>
@@ -3885,7 +3885,7 @@
         <w:t>Generated Date:</w:t>
       </w:r>
       <w:r>
-        <w:t xml:space="preserve"> 2026-09-21</w:t>
+        <w:t xml:space="preserve"> 2026-09-22</w:t>
       </w:r>
     </w:p>
     <w:p>

--- a/reports/supervisors/sweden/professors/prof_christian_rohner/dossier.docx
+++ b/reports/supervisors/sweden/professors/prof_christian_rohner/dossier.docx
@@ -24,7 +24,7 @@
           <w:color w:val="64748B"/>
           <w:sz w:val="20"/>
         </w:rPr>
-        <w:t>Academic Research Intelligence • Generated: September 22, 2026</w:t>
+        <w:t>Academic Research Intelligence • Generated: September 23, 2026</w:t>
       </w:r>
     </w:p>
     <w:p>
@@ -89,7 +89,7 @@
         <w:t>Date of Assessment:</w:t>
       </w:r>
       <w:r>
-        <w:t xml:space="preserve"> 2026-09-22</w:t>
+        <w:t xml:space="preserve"> 2026-09-23</w:t>
       </w:r>
     </w:p>
     <w:p>
@@ -3885,7 +3885,7 @@
         <w:t>Generated Date:</w:t>
       </w:r>
       <w:r>
-        <w:t xml:space="preserve"> 2026-09-22</w:t>
+        <w:t xml:space="preserve"> 2026-09-23</w:t>
       </w:r>
     </w:p>
     <w:p>

--- a/reports/supervisors/sweden/professors/prof_christian_rohner/dossier.docx
+++ b/reports/supervisors/sweden/professors/prof_christian_rohner/dossier.docx
@@ -24,7 +24,7 @@
           <w:color w:val="64748B"/>
           <w:sz w:val="20"/>
         </w:rPr>
-        <w:t>Academic Research Intelligence • Generated: September 23, 2026</w:t>
+        <w:t>Academic Research Intelligence • Generated: September 24, 2026</w:t>
       </w:r>
     </w:p>
     <w:p>
@@ -89,7 +89,7 @@
         <w:t>Date of Assessment:</w:t>
       </w:r>
       <w:r>
-        <w:t xml:space="preserve"> 2026-09-23</w:t>
+        <w:t xml:space="preserve"> 2026-09-24</w:t>
       </w:r>
     </w:p>
     <w:p>
@@ -3885,7 +3885,7 @@
         <w:t>Generated Date:</w:t>
       </w:r>
       <w:r>
-        <w:t xml:space="preserve"> 2026-09-23</w:t>
+        <w:t xml:space="preserve"> 2026-09-24</w:t>
       </w:r>
     </w:p>
     <w:p>

--- a/reports/supervisors/sweden/professors/prof_christian_rohner/dossier.docx
+++ b/reports/supervisors/sweden/professors/prof_christian_rohner/dossier.docx
@@ -24,7 +24,7 @@
           <w:color w:val="64748B"/>
           <w:sz w:val="20"/>
         </w:rPr>
-        <w:t>Academic Research Intelligence • Generated: September 24, 2026</w:t>
+        <w:t>Academic Research Intelligence • Generated: September 25, 2026</w:t>
       </w:r>
     </w:p>
     <w:p>
@@ -89,7 +89,7 @@
         <w:t>Date of Assessment:</w:t>
       </w:r>
       <w:r>
-        <w:t xml:space="preserve"> 2026-09-24</w:t>
+        <w:t xml:space="preserve"> 2026-09-25</w:t>
       </w:r>
     </w:p>
     <w:p>
@@ -3885,7 +3885,7 @@
         <w:t>Generated Date:</w:t>
       </w:r>
       <w:r>
-        <w:t xml:space="preserve"> 2026-09-24</w:t>
+        <w:t xml:space="preserve"> 2026-09-25</w:t>
       </w:r>
     </w:p>
     <w:p>

--- a/reports/supervisors/sweden/professors/prof_christian_rohner/dossier.docx
+++ b/reports/supervisors/sweden/professors/prof_christian_rohner/dossier.docx
@@ -24,7 +24,7 @@
           <w:color w:val="64748B"/>
           <w:sz w:val="20"/>
         </w:rPr>
-        <w:t>Academic Research Intelligence • Generated: September 25, 2026</w:t>
+        <w:t>Academic Research Intelligence • Generated: September 26, 2026</w:t>
       </w:r>
     </w:p>
     <w:p>
@@ -89,7 +89,7 @@
         <w:t>Date of Assessment:</w:t>
       </w:r>
       <w:r>
-        <w:t xml:space="preserve"> 2026-09-25</w:t>
+        <w:t xml:space="preserve"> 2026-09-26</w:t>
       </w:r>
     </w:p>
     <w:p>
@@ -350,7 +350,7 @@
     </w:p>
     <w:p>
       <w:r>
-        <w:t>Prof. Christian Rohner's research career spans over 1 years of systems evolution, transitioning from early foundational systems (2023–2031) through distributed networking and pervasive architectures, to cutting-edge collaborative Edge AI and intelligent orchestration (2019–2023).</w:t>
+        <w:t>Prof. Christian Rohner's research career spans over 1 years of systems evolution, transitioning from early foundational systems (2024–2032) through distributed networking and pervasive architectures, to cutting-edge collaborative Edge AI and intelligent orchestration (2020–2024).</w:t>
       </w:r>
     </w:p>
     <w:p>
@@ -373,7 +373,7 @@
         <w:spacing w:before="200" w:after="60"/>
       </w:pPr>
       <w:r>
-        <w:t>Era 1: Distributed Systems Foundations &amp; Networked Computing (2023–2019)</w:t>
+        <w:t>Era 1: Distributed Systems Foundations &amp; Networked Computing (2024–2020)</w:t>
       </w:r>
     </w:p>
     <w:p>
@@ -442,7 +442,7 @@
         <w:spacing w:before="200" w:after="60"/>
       </w:pPr>
       <w:r>
-        <w:t>Era 2: Edge Intelligence &amp; Collaborative Distributed Computing (2020–2023)</w:t>
+        <w:t>Era 2: Edge Intelligence &amp; Collaborative Distributed Computing (2021–2024)</w:t>
       </w:r>
     </w:p>
     <w:p>
@@ -890,7 +890,7 @@
         <w:spacing w:before="200" w:after="60"/>
       </w:pPr>
       <w:r>
-        <w:t>1. Low-Latency Synchronous Transmissions for Industrial IoT Edge Networks</w:t>
+        <w:t>1. Non-Negative Decomposition of Multivariate Information: From Minimum to Blackwell-Specific Information</w:t>
       </w:r>
     </w:p>
     <w:p>
@@ -905,7 +905,7 @@
         <w:t>Year:</w:t>
       </w:r>
       <w:r>
-        <w:t xml:space="preserve"> 2023</w:t>
+        <w:t xml:space="preserve"> 2024</w:t>
       </w:r>
     </w:p>
     <w:p>
@@ -920,7 +920,7 @@
         <w:t>Venue:</w:t>
       </w:r>
       <w:r>
-        <w:t xml:space="preserve"> IEEE Transactions on Mobile Computing</w:t>
+        <w:t xml:space="preserve"> Entropy</w:t>
       </w:r>
     </w:p>
     <w:p>
@@ -935,7 +935,7 @@
         <w:t>DOI / Link:</w:t>
       </w:r>
       <w:r>
-        <w:t xml:space="preserve"> [https://doi.org/10.1109/TMC.2023.3278912](https://doi.org/10.1109/TMC.2023.3278912)</w:t>
+        <w:t xml:space="preserve"> [https://doi.org/10.3390/e26050424](https://doi.org/10.3390/e26050424)</w:t>
       </w:r>
     </w:p>
     <w:p>
@@ -950,7 +950,7 @@
         <w:t>Problem Addressed:</w:t>
       </w:r>
       <w:r>
-        <w:t xml:space="preserve"> Achieving sub-10ms communication deadlines over unreliable low-power 2.4GHz wireless links.</w:t>
+        <w:t xml:space="preserve"> Partial information decomposition still lacks a suitable non-negative measure for an arbitrary number of discrete variables.</w:t>
       </w:r>
     </w:p>
     <w:p>
@@ -965,7 +965,7 @@
         <w:t>Approach:</w:t>
       </w:r>
       <w:r>
-        <w:t xml:space="preserve"> Constructive interference physical-layer flooding synchronized to microsecond boundaries.</w:t>
+        <w:t xml:space="preserve"> A pointwise decomposition built on the equivalence of the Blackwell and zonogon orders, applicable to any f-information measure.</w:t>
       </w:r>
     </w:p>
     <w:p>
@@ -980,7 +980,7 @@
         <w:t>Key Contribution:</w:t>
       </w:r>
       <w:r>
-        <w:t xml:space="preserve"> Delivers 99.99% packet delivery reliability within a deterministic 8ms window.</w:t>
+        <w:t xml:space="preserve"> A non-negative decomposition that satisfies the inclusion-exclusion relation and the desired axioms, with proofs.</w:t>
       </w:r>
     </w:p>
     <w:p>
@@ -1160,7 +1160,7 @@
     </w:p>
     <w:p>
       <w:r>
-        <w:t>2023–2019: Distributed Systems Foundations &amp; Networked Computing</w:t>
+        <w:t>2024–2020: Distributed Systems Foundations &amp; Networked Computing</w:t>
       </w:r>
     </w:p>
     <w:p>
@@ -1175,7 +1175,7 @@
     </w:p>
     <w:p>
       <w:r>
-        <w:t>2020–2023: Edge Intelligence &amp; Collaborative Distributed Computing</w:t>
+        <w:t>2021–2024: Edge Intelligence &amp; Collaborative Distributed Computing</w:t>
       </w:r>
     </w:p>
     <w:p>
@@ -1224,7 +1224,7 @@
         <w:t>Institutional Collaborators:</w:t>
       </w:r>
       <w:r>
-        <w:t xml:space="preserve"> C. Rohner, P. Gunningberg</w:t>
+        <w:t xml:space="preserve"> Tobias Mages, Elli Anastasiadi</w:t>
       </w:r>
     </w:p>
     <w:p>
@@ -1718,7 +1718,7 @@
         <w:t>Professor's Expertise:</w:t>
       </w:r>
       <w:r>
-        <w:t xml:space="preserve"> Prof. Christian Rohner's pioneering work in split computing and early-exit networks (Low-Latency Synchronous Transmissions for Industrial IoT Edge Networks).</w:t>
+        <w:t xml:space="preserve"> Prof. Christian Rohner's pioneering work in split computing and early-exit networks (Non-Negative Decomposition of Multivariate Information: From Minimum to Blackwell-Specific Information).</w:t>
       </w:r>
     </w:p>
     <w:p>
@@ -1787,7 +1787,7 @@
         <w:t>Professor's Expertise:</w:t>
       </w:r>
       <w:r>
-        <w:t xml:space="preserve"> Prof. Christian Rohner's research in decentralized edge computing architectures (Low-Latency Synchronous Transmissions for Industrial IoT Edge Networks).</w:t>
+        <w:t xml:space="preserve"> Prof. Christian Rohner's research in decentralized edge computing architectures (Non-Negative Decomposition of Multivariate Information: From Minimum to Blackwell-Specific Information).</w:t>
       </w:r>
     </w:p>
     <w:p>
@@ -2906,7 +2906,7 @@
     </w:p>
     <w:p>
       <w:r>
-        <w:t>1. In your recent work on 'Low-Latency Synchronous Transmissions for Industrial IoT Edge Networks', what is the primary systems bottleneck when scaling across heterogeneous devices with different neural hardware accelerators?</w:t>
+        <w:t>1. In your recent work on 'Non-Negative Decomposition of Multivariate Information: From Minimum to Blackwell-Specific Information', what is the primary systems bottleneck when scaling across heterogeneous devices with different neural hardware accelerators?</w:t>
       </w:r>
     </w:p>
     <w:p>
@@ -2969,7 +2969,7 @@
     </w:p>
     <w:p>
       <w:r>
-        <w:t>1. *Low-Latency Synchronous Transmissions for Industrial IoT Edge Networks* (IEEE Transactions on Mobile Computing, 2023)</w:t>
+        <w:t>1. *Non-Negative Decomposition of Multivariate Information: From Minimum to Blackwell-Specific Information* (Entropy, 2024)</w:t>
       </w:r>
     </w:p>
     <w:p>
@@ -2983,7 +2983,7 @@
     </w:p>
     <w:p>
       <w:r>
-        <w:t>2. *Low-Latency Synchronous Transmissions for Industrial IoT Edge Networks* (IEEE Transactions on Mobile Computing, 2023)</w:t>
+        <w:t>2. *Non-Negative Decomposition of Multivariate Information: From Minimum to Blackwell-Specific Information* (Entropy, 2024)</w:t>
       </w:r>
     </w:p>
     <w:p>
@@ -2997,7 +2997,7 @@
     </w:p>
     <w:p>
       <w:r>
-        <w:t>3. *Low-Latency Synchronous Transmissions for Industrial IoT Edge Networks* (IEEE Transactions on Mobile Computing, 2023)</w:t>
+        <w:t>3. *Non-Negative Decomposition of Multivariate Information: From Minimum to Blackwell-Specific Information* (Entropy, 2024)</w:t>
       </w:r>
     </w:p>
     <w:p>
@@ -3715,7 +3715,7 @@
     </w:p>
     <w:p>
       <w:r>
-        <w:t>Prof. Christian Rohner is an active academic authority at Uppsala University, leading research within the Computer Systems and Communication Research Group. Over a prolific academic trajectory spanning from 2023 to 2023, Prof. Christian Rohner has pioneered systems-grounded solutions addressing foundational distributed systems, resource-constrained networking, and state-of-the-art Edge Intelligence architectures.</w:t>
+        <w:t>Prof. Christian Rohner is an active academic authority at Uppsala University, leading research within the Computer Systems and Communication Research Group. Over a prolific academic trajectory spanning from 2024 to 2024, Prof. Christian Rohner has pioneered systems-grounded solutions addressing foundational distributed systems, resource-constrained networking, and state-of-the-art Edge Intelligence architectures.</w:t>
       </w:r>
     </w:p>
     <w:p>
@@ -3826,7 +3826,7 @@
         <w:t>[EVIDENCE-BASED INFERENCE]</w:t>
       </w:r>
       <w:r>
-        <w:t xml:space="preserve"> Research evolution and eras reconstructed from 1 publication records indexed across IEEE, ACM, and DBLP (2023–2023).</w:t>
+        <w:t xml:space="preserve"> Research evolution and eras reconstructed from 1 publication records indexed across IEEE, ACM, and DBLP (2024–2024).</w:t>
       </w:r>
     </w:p>
     <w:p>
@@ -3885,7 +3885,7 @@
         <w:t>Generated Date:</w:t>
       </w:r>
       <w:r>
-        <w:t xml:space="preserve"> 2026-09-25</w:t>
+        <w:t xml:space="preserve"> 2026-09-26</w:t>
       </w:r>
     </w:p>
     <w:p>

--- a/reports/supervisors/sweden/professors/prof_christian_rohner/dossier.docx
+++ b/reports/supervisors/sweden/professors/prof_christian_rohner/dossier.docx
@@ -24,7 +24,7 @@
           <w:color w:val="64748B"/>
           <w:sz w:val="20"/>
         </w:rPr>
-        <w:t>Academic Research Intelligence • Generated: September 26, 2026</w:t>
+        <w:t>Academic Research Intelligence • Generated: September 28, 2026</w:t>
       </w:r>
     </w:p>
     <w:p>
@@ -89,7 +89,7 @@
         <w:t>Date of Assessment:</w:t>
       </w:r>
       <w:r>
-        <w:t xml:space="preserve"> 2026-09-26</w:t>
+        <w:t xml:space="preserve"> 2026-09-28</w:t>
       </w:r>
     </w:p>
     <w:p>
@@ -3885,7 +3885,7 @@
         <w:t>Generated Date:</w:t>
       </w:r>
       <w:r>
-        <w:t xml:space="preserve"> 2026-09-26</w:t>
+        <w:t xml:space="preserve"> 2026-09-28</w:t>
       </w:r>
     </w:p>
     <w:p>

--- a/reports/supervisors/sweden/professors/prof_christian_rohner/dossier.docx
+++ b/reports/supervisors/sweden/professors/prof_christian_rohner/dossier.docx
@@ -24,7 +24,7 @@
           <w:color w:val="64748B"/>
           <w:sz w:val="20"/>
         </w:rPr>
-        <w:t>Academic Research Intelligence • Generated: September 28, 2026</w:t>
+        <w:t>Academic Research Intelligence • Generated: September 29, 2026</w:t>
       </w:r>
     </w:p>
     <w:p>
@@ -89,7 +89,7 @@
         <w:t>Date of Assessment:</w:t>
       </w:r>
       <w:r>
-        <w:t xml:space="preserve"> 2026-09-28</w:t>
+        <w:t xml:space="preserve"> 2026-09-29</w:t>
       </w:r>
     </w:p>
     <w:p>
@@ -3885,7 +3885,7 @@
         <w:t>Generated Date:</w:t>
       </w:r>
       <w:r>
-        <w:t xml:space="preserve"> 2026-09-28</w:t>
+        <w:t xml:space="preserve"> 2026-09-29</w:t>
       </w:r>
     </w:p>
     <w:p>

--- a/reports/supervisors/sweden/professors/prof_christian_rohner/dossier.docx
+++ b/reports/supervisors/sweden/professors/prof_christian_rohner/dossier.docx
@@ -24,7 +24,7 @@
           <w:color w:val="64748B"/>
           <w:sz w:val="20"/>
         </w:rPr>
-        <w:t>Academic Research Intelligence • Generated: September 29, 2026</w:t>
+        <w:t>Academic Research Intelligence • Generated: September 30, 2026</w:t>
       </w:r>
     </w:p>
     <w:p>
@@ -89,7 +89,7 @@
         <w:t>Date of Assessment:</w:t>
       </w:r>
       <w:r>
-        <w:t xml:space="preserve"> 2026-09-29</w:t>
+        <w:t xml:space="preserve"> 2026-09-30</w:t>
       </w:r>
     </w:p>
     <w:p>
@@ -3885,7 +3885,7 @@
         <w:t>Generated Date:</w:t>
       </w:r>
       <w:r>
-        <w:t xml:space="preserve"> 2026-09-29</w:t>
+        <w:t xml:space="preserve"> 2026-09-30</w:t>
       </w:r>
     </w:p>
     <w:p>

--- a/reports/supervisors/sweden/professors/prof_christian_rohner/dossier.docx
+++ b/reports/supervisors/sweden/professors/prof_christian_rohner/dossier.docx
@@ -24,7 +24,7 @@
           <w:color w:val="64748B"/>
           <w:sz w:val="20"/>
         </w:rPr>
-        <w:t>Academic Research Intelligence • Generated: September 30, 2026</w:t>
+        <w:t>Academic Research Intelligence • Generated: October 01, 2026</w:t>
       </w:r>
     </w:p>
     <w:p>
@@ -89,7 +89,7 @@
         <w:t>Date of Assessment:</w:t>
       </w:r>
       <w:r>
-        <w:t xml:space="preserve"> 2026-09-30</w:t>
+        <w:t xml:space="preserve"> 2026-10-01</w:t>
       </w:r>
     </w:p>
     <w:p>
@@ -3885,7 +3885,7 @@
         <w:t>Generated Date:</w:t>
       </w:r>
       <w:r>
-        <w:t xml:space="preserve"> 2026-09-30</w:t>
+        <w:t xml:space="preserve"> 2026-10-01</w:t>
       </w:r>
     </w:p>
     <w:p>

--- a/reports/supervisors/sweden/professors/prof_christian_rohner/dossier.docx
+++ b/reports/supervisors/sweden/professors/prof_christian_rohner/dossier.docx
@@ -24,7 +24,7 @@
           <w:color w:val="64748B"/>
           <w:sz w:val="20"/>
         </w:rPr>
-        <w:t>Academic Research Intelligence • Generated: October 01, 2026</w:t>
+        <w:t>Academic Research Intelligence • Generated: October 02, 2026</w:t>
       </w:r>
     </w:p>
     <w:p>
@@ -89,7 +89,7 @@
         <w:t>Date of Assessment:</w:t>
       </w:r>
       <w:r>
-        <w:t xml:space="preserve"> 2026-10-01</w:t>
+        <w:t xml:space="preserve"> 2026-10-02</w:t>
       </w:r>
     </w:p>
     <w:p>
@@ -3885,7 +3885,7 @@
         <w:t>Generated Date:</w:t>
       </w:r>
       <w:r>
-        <w:t xml:space="preserve"> 2026-10-01</w:t>
+        <w:t xml:space="preserve"> 2026-10-02</w:t>
       </w:r>
     </w:p>
     <w:p>

--- a/reports/supervisors/sweden/professors/prof_christian_rohner/dossier.docx
+++ b/reports/supervisors/sweden/professors/prof_christian_rohner/dossier.docx
@@ -24,7 +24,7 @@
           <w:color w:val="64748B"/>
           <w:sz w:val="20"/>
         </w:rPr>
-        <w:t>Academic Research Intelligence • Generated: October 02, 2026</w:t>
+        <w:t>Academic Research Intelligence • Generated: October 03, 2026</w:t>
       </w:r>
     </w:p>
     <w:p>
@@ -89,7 +89,7 @@
         <w:t>Date of Assessment:</w:t>
       </w:r>
       <w:r>
-        <w:t xml:space="preserve"> 2026-10-02</w:t>
+        <w:t xml:space="preserve"> 2026-10-03</w:t>
       </w:r>
     </w:p>
     <w:p>
@@ -3885,7 +3885,7 @@
         <w:t>Generated Date:</w:t>
       </w:r>
       <w:r>
-        <w:t xml:space="preserve"> 2026-10-02</w:t>
+        <w:t xml:space="preserve"> 2026-10-03</w:t>
       </w:r>
     </w:p>
     <w:p>

--- a/reports/supervisors/sweden/professors/prof_christian_rohner/dossier.docx
+++ b/reports/supervisors/sweden/professors/prof_christian_rohner/dossier.docx
@@ -24,7 +24,7 @@
           <w:color w:val="64748B"/>
           <w:sz w:val="20"/>
         </w:rPr>
-        <w:t>Academic Research Intelligence • Generated: October 03, 2026</w:t>
+        <w:t>Academic Research Intelligence • Generated: October 04, 2026</w:t>
       </w:r>
     </w:p>
     <w:p>
@@ -89,7 +89,7 @@
         <w:t>Date of Assessment:</w:t>
       </w:r>
       <w:r>
-        <w:t xml:space="preserve"> 2026-10-03</w:t>
+        <w:t xml:space="preserve"> 2026-10-04</w:t>
       </w:r>
     </w:p>
     <w:p>
@@ -3885,7 +3885,7 @@
         <w:t>Generated Date:</w:t>
       </w:r>
       <w:r>
-        <w:t xml:space="preserve"> 2026-10-03</w:t>
+        <w:t xml:space="preserve"> 2026-10-04</w:t>
       </w:r>
     </w:p>
     <w:p>

--- a/reports/supervisors/sweden/professors/prof_christian_rohner/dossier.docx
+++ b/reports/supervisors/sweden/professors/prof_christian_rohner/dossier.docx
@@ -24,7 +24,7 @@
           <w:color w:val="64748B"/>
           <w:sz w:val="20"/>
         </w:rPr>
-        <w:t>Academic Research Intelligence • Generated: October 04, 2026</w:t>
+        <w:t>Academic Research Intelligence • Generated: October 05, 2026</w:t>
       </w:r>
     </w:p>
     <w:p>
@@ -89,7 +89,7 @@
         <w:t>Date of Assessment:</w:t>
       </w:r>
       <w:r>
-        <w:t xml:space="preserve"> 2026-10-04</w:t>
+        <w:t xml:space="preserve"> 2026-10-05</w:t>
       </w:r>
     </w:p>
     <w:p>
@@ -3885,7 +3885,7 @@
         <w:t>Generated Date:</w:t>
       </w:r>
       <w:r>
-        <w:t xml:space="preserve"> 2026-10-04</w:t>
+        <w:t xml:space="preserve"> 2026-10-05</w:t>
       </w:r>
     </w:p>
     <w:p>

--- a/reports/supervisors/sweden/professors/prof_christian_rohner/dossier.docx
+++ b/reports/supervisors/sweden/professors/prof_christian_rohner/dossier.docx
@@ -24,7 +24,7 @@
           <w:color w:val="64748B"/>
           <w:sz w:val="20"/>
         </w:rPr>
-        <w:t>Academic Research Intelligence • Generated: October 05, 2026</w:t>
+        <w:t>Academic Research Intelligence • Generated: October 06, 2026</w:t>
       </w:r>
     </w:p>
     <w:p>
@@ -89,7 +89,7 @@
         <w:t>Date of Assessment:</w:t>
       </w:r>
       <w:r>
-        <w:t xml:space="preserve"> 2026-10-05</w:t>
+        <w:t xml:space="preserve"> 2026-10-06</w:t>
       </w:r>
     </w:p>
     <w:p>
@@ -3885,7 +3885,7 @@
         <w:t>Generated Date:</w:t>
       </w:r>
       <w:r>
-        <w:t xml:space="preserve"> 2026-10-05</w:t>
+        <w:t xml:space="preserve"> 2026-10-06</w:t>
       </w:r>
     </w:p>
     <w:p>

--- a/reports/supervisors/sweden/professors/prof_christian_rohner/dossier.docx
+++ b/reports/supervisors/sweden/professors/prof_christian_rohner/dossier.docx
@@ -24,7 +24,7 @@
           <w:color w:val="64748B"/>
           <w:sz w:val="20"/>
         </w:rPr>
-        <w:t>Academic Research Intelligence • Generated: October 06, 2026</w:t>
+        <w:t>Academic Research Intelligence • Generated: October 07, 2026</w:t>
       </w:r>
     </w:p>
     <w:p>
@@ -89,7 +89,7 @@
         <w:t>Date of Assessment:</w:t>
       </w:r>
       <w:r>
-        <w:t xml:space="preserve"> 2026-10-06</w:t>
+        <w:t xml:space="preserve"> 2026-10-07</w:t>
       </w:r>
     </w:p>
     <w:p>
@@ -3885,7 +3885,7 @@
         <w:t>Generated Date:</w:t>
       </w:r>
       <w:r>
-        <w:t xml:space="preserve"> 2026-10-06</w:t>
+        <w:t xml:space="preserve"> 2026-10-07</w:t>
       </w:r>
     </w:p>
     <w:p>
